--- a/docs/investisseurs/05_ANALYSE_MARCHE.docx
+++ b/docs/investisseurs/05_ANALYSE_MARCHE.docx
@@ -7,7 +7,7 @@
         <w:pStyle w:val="Heading1"/>
       </w:pPr>
       <w:r>
-        <w:t>📊 ANALYSE DE MARCHÉ - Yukpomnang</w:t>
+        <w:t>ANALYSE DE MARCHÉ - Yukpomnang</w:t>
       </w:r>
     </w:p>
     <w:p>
@@ -18,11 +18,13 @@
         <w:t>Étude de Marché et Positionnement Concurrentiel</w:t>
       </w:r>
     </w:p>
-    <w:p>
-      <w:r/>
+    <w:p/>
+    <w:p>
+      <w:pPr/>
       <w:r>
         <w:rPr>
           <w:b/>
+          <w:color w:val="003366"/>
         </w:rPr>
         <w:t>Date</w:t>
       </w:r>
@@ -31,10 +33,11 @@
       </w:r>
     </w:p>
     <w:p>
-      <w:r/>
+      <w:pPr/>
       <w:r>
         <w:rPr>
           <w:b/>
+          <w:color w:val="003366"/>
         </w:rPr>
         <w:t>Version</w:t>
       </w:r>
@@ -43,10 +46,11 @@
       </w:r>
     </w:p>
     <w:p>
-      <w:r/>
+      <w:pPr/>
       <w:r>
         <w:rPr>
           <w:b/>
+          <w:color w:val="003366"/>
         </w:rPr>
         <w:t>Confidentialité</w:t>
       </w:r>
@@ -54,19 +58,25 @@
         <w:t>: Document confidentiel</w:t>
       </w:r>
     </w:p>
-    <w:p>
-      <w:r>
-        <w:t>__________________________________________________</w:t>
-      </w:r>
-    </w:p>
+    <w:p/>
+    <w:p>
+      <w:r>
+        <w:rPr>
+          <w:color w:val="C8C8C8"/>
+        </w:rPr>
+        <w:t>________________________________________________________________________________</w:t>
+      </w:r>
+    </w:p>
+    <w:p/>
     <w:p>
       <w:pPr>
         <w:pStyle w:val="Heading2"/>
       </w:pPr>
       <w:r>
-        <w:t>🌍 CONTEXTE DU MARCHÉ AFRICAIN</w:t>
-      </w:r>
-    </w:p>
+        <w:t>CONTEXTE DU MARCHÉ AFRICAIN</w:t>
+      </w:r>
+    </w:p>
+    <w:p/>
     <w:p>
       <w:pPr>
         <w:pStyle w:val="Heading3"/>
@@ -75,6 +85,7 @@
         <w:t>Dynamiques Macro-économiques</w:t>
       </w:r>
     </w:p>
+    <w:p/>
     <w:p>
       <w:pPr>
         <w:pStyle w:val="Heading4"/>
@@ -87,438 +98,521 @@
       <w:pPr>
         <w:pStyle w:val="ListBullet"/>
       </w:pPr>
-      <w:r>
-        <w:t>**Population Afrique** : 1.4 milliards (2026) → 1.7 milliards (2030) [^1]</w:t>
-      </w:r>
-    </w:p>
-    <w:p>
-      <w:pPr>
-        <w:pStyle w:val="ListBullet"/>
-      </w:pPr>
-      <w:r>
-        <w:t>**Croissance annuelle** : 2.5%+ (plus rapide au monde) [^1]</w:t>
-      </w:r>
-    </w:p>
-    <w:p>
-      <w:pPr>
-        <w:pStyle w:val="ListBullet"/>
-      </w:pPr>
-      <w:r>
-        <w:t>**Urbanisation** : 45% (2026) → 55% (2030) [^2]</w:t>
-      </w:r>
-    </w:p>
-    <w:p>
-      <w:pPr>
-        <w:pStyle w:val="ListBullet"/>
-      </w:pPr>
-      <w:r>
-        <w:t>**Classe moyenne** : +15 millions/an [^3]</w:t>
-      </w:r>
-    </w:p>
-    <w:p>
-      <w:pPr>
-        <w:pStyle w:val="Heading4"/>
-      </w:pPr>
-      <w:r>
-        <w:t>Croissance Économique</w:t>
-      </w:r>
-    </w:p>
-    <w:p>
-      <w:pPr>
-        <w:pStyle w:val="ListBullet"/>
-      </w:pPr>
-      <w:r>
-        <w:t>**PIB Afrique** : $3.4 trillions (2026) [^4]</w:t>
-      </w:r>
-    </w:p>
-    <w:p>
-      <w:pPr>
-        <w:pStyle w:val="ListBullet"/>
-      </w:pPr>
-      <w:r>
-        <w:t>**Croissance moyenne** : 4-5% par an [^5]</w:t>
-      </w:r>
-    </w:p>
-    <w:p>
-      <w:pPr>
-        <w:pStyle w:val="ListBullet"/>
-      </w:pPr>
-      <w:r>
-        <w:t>**Secteurs en croissance** : Tech, services, e-commerce [^5]</w:t>
-      </w:r>
-    </w:p>
-    <w:p>
-      <w:pPr>
-        <w:pStyle w:val="Heading4"/>
-      </w:pPr>
-      <w:r>
-        <w:t>Digitalisation</w:t>
-      </w:r>
-    </w:p>
-    <w:p>
-      <w:pPr>
-        <w:pStyle w:val="ListBullet"/>
-      </w:pPr>
-      <w:r>
-        <w:t>**Pénétration mobile** : 80%+ (croissance 5-8%/an) [^6]</w:t>
-      </w:r>
-    </w:p>
-    <w:p>
-      <w:pPr>
-        <w:pStyle w:val="ListBullet"/>
-      </w:pPr>
-      <w:r>
-        <w:t>**Pénétration internet** : 50%+ (croissance 10-15%/an) [^7]</w:t>
-      </w:r>
-    </w:p>
-    <w:p>
-      <w:pPr>
-        <w:pStyle w:val="ListBullet"/>
-      </w:pPr>
-      <w:r>
-        <w:t>**Smartphones** : 60%+ des mobiles [^6]</w:t>
-      </w:r>
-    </w:p>
-    <w:p>
-      <w:pPr>
-        <w:pStyle w:val="ListBullet"/>
-      </w:pPr>
-      <w:r>
-        <w:t>**4G/5G** : Expansion rapide [^6]</w:t>
-      </w:r>
-    </w:p>
-    <w:p>
-      <w:r>
-        <w:t>__________________________________________________</w:t>
-      </w:r>
-    </w:p>
-    <w:p>
-      <w:pPr>
-        <w:pStyle w:val="Heading2"/>
-      </w:pPr>
-      <w:r>
-        <w:t>📈 TAILLE DU MARCHÉ (TAM/SAM/SOM)</w:t>
-      </w:r>
-    </w:p>
-    <w:p>
-      <w:pPr>
-        <w:pStyle w:val="Heading3"/>
-      </w:pPr>
-      <w:r>
-        <w:t>TAM (Total Addressable Market) : $150+ Milliards</w:t>
-      </w:r>
-    </w:p>
-    <w:p>
-      <w:pPr>
-        <w:pStyle w:val="Heading4"/>
-      </w:pPr>
-      <w:r>
-        <w:t>E-Commerce</w:t>
-      </w:r>
-    </w:p>
-    <w:p>
-      <w:pPr>
-        <w:pStyle w:val="ListBullet"/>
-      </w:pPr>
-      <w:r>
-        <w:t>**Marché total** : $75 milliards (2026) → $150 milliards (2030) [^8]</w:t>
-      </w:r>
-    </w:p>
-    <w:p>
-      <w:pPr>
-        <w:pStyle w:val="ListBullet"/>
-      </w:pPr>
-      <w:r>
-        <w:t>**Croissance** : 20-25% CAGR [^8]</w:t>
-      </w:r>
-    </w:p>
-    <w:p>
-      <w:pPr>
-        <w:pStyle w:val="ListBullet"/>
-      </w:pPr>
-      <w:r>
-        <w:t>**Facteurs** : Digitalisation, classe moyenne, infrastructure</w:t>
-      </w:r>
-    </w:p>
-    <w:p>
-      <w:pPr>
-        <w:pStyle w:val="Heading4"/>
-      </w:pPr>
-      <w:r>
-        <w:t>Services de Livraison</w:t>
-      </w:r>
-    </w:p>
-    <w:p>
-      <w:pPr>
-        <w:pStyle w:val="ListBullet"/>
-      </w:pPr>
-      <w:r>
-        <w:t>**Marché total** : $12 milliards (2026) → $25 milliards (2030) [^9]</w:t>
-      </w:r>
-    </w:p>
-    <w:p>
-      <w:pPr>
-        <w:pStyle w:val="ListBullet"/>
-      </w:pPr>
-      <w:r>
-        <w:t>**Croissance** : 25-30% CAGR [^9]</w:t>
-      </w:r>
-    </w:p>
-    <w:p>
-      <w:pPr>
-        <w:pStyle w:val="ListBullet"/>
-      </w:pPr>
-      <w:r>
-        <w:t>**Facteurs** : E-commerce, demande express, urbanisation</w:t>
-      </w:r>
-    </w:p>
-    <w:p>
-      <w:pPr>
-        <w:pStyle w:val="Heading4"/>
-      </w:pPr>
-      <w:r>
-        <w:t>Services de Santé</w:t>
-      </w:r>
-    </w:p>
-    <w:p>
-      <w:pPr>
-        <w:pStyle w:val="ListBullet"/>
-      </w:pPr>
-      <w:r>
-        <w:t>**Marché total** : $25 milliards (2026) → $50 milliards (2030) [^10]</w:t>
-      </w:r>
-    </w:p>
-    <w:p>
-      <w:pPr>
-        <w:pStyle w:val="ListBullet"/>
-      </w:pPr>
-      <w:r>
-        <w:t>**Croissance** : 8-10% CAGR [^10]</w:t>
-      </w:r>
-    </w:p>
-    <w:p>
-      <w:pPr>
-        <w:pStyle w:val="ListBullet"/>
-      </w:pPr>
-      <w:r>
-        <w:t>**Facteurs** : Population, accès, digitalisation</w:t>
-      </w:r>
-    </w:p>
-    <w:p>
-      <w:pPr>
-        <w:pStyle w:val="Heading4"/>
-      </w:pPr>
-      <w:r>
-        <w:t>Transport</w:t>
-      </w:r>
-    </w:p>
-    <w:p>
-      <w:pPr>
-        <w:pStyle w:val="ListBullet"/>
-      </w:pPr>
-      <w:r>
-        <w:t>**Marché total** : $18 milliards (2026) → $35 milliards (2030) [^11]</w:t>
-      </w:r>
-    </w:p>
-    <w:p>
-      <w:pPr>
-        <w:pStyle w:val="ListBullet"/>
-      </w:pPr>
-      <w:r>
-        <w:t>**Croissance** : 12-15% CAGR [^11]</w:t>
-      </w:r>
-    </w:p>
-    <w:p>
-      <w:pPr>
-        <w:pStyle w:val="ListBullet"/>
-      </w:pPr>
-      <w:r>
-        <w:t>**Facteurs** : Urbanisation, mobilité, on-demand</w:t>
-      </w:r>
-    </w:p>
-    <w:p>
-      <w:pPr>
-        <w:pStyle w:val="Heading4"/>
-      </w:pPr>
-      <w:r>
-        <w:t>Immobilier</w:t>
-      </w:r>
-    </w:p>
-    <w:p>
-      <w:pPr>
-        <w:pStyle w:val="ListBullet"/>
-      </w:pPr>
-      <w:r>
-        <w:t>**Marché total** : $20 milliards (2026) → $40 milliards (2030) [^12]</w:t>
-      </w:r>
-    </w:p>
-    <w:p>
-      <w:pPr>
-        <w:pStyle w:val="ListBullet"/>
-      </w:pPr>
-      <w:r>
-        <w:t>**Croissance** : 10-12% CAGR [^12]</w:t>
-      </w:r>
-    </w:p>
-    <w:p>
-      <w:pPr>
-        <w:pStyle w:val="ListBullet"/>
-      </w:pPr>
-      <w:r>
-        <w:t>**Facteurs** : Urbanisation, classe moyenne, digitalisation</w:t>
-      </w:r>
-    </w:p>
-    <w:p>
-      <w:r/>
       <w:r>
         <w:rPr>
           <w:b/>
+          <w:color w:val="003366"/>
+        </w:rPr>
+        <w:t>Population Afrique</w:t>
+      </w:r>
+      <w:r>
+        <w:t xml:space="preserve"> : 1.4 milliards (2026) → 1.7 milliards (2030) </w:t>
+      </w:r>
+    </w:p>
+    <w:p>
+      <w:pPr>
+        <w:pStyle w:val="ListBullet"/>
+      </w:pPr>
+      <w:r>
+        <w:rPr>
+          <w:b/>
+          <w:color w:val="003366"/>
+        </w:rPr>
+        <w:t>Croissance annuelle</w:t>
+      </w:r>
+      <w:r>
+        <w:t xml:space="preserve"> : 2.5%+ (plus rapide au monde) </w:t>
+      </w:r>
+    </w:p>
+    <w:p>
+      <w:pPr>
+        <w:pStyle w:val="ListBullet"/>
+      </w:pPr>
+      <w:r>
+        <w:rPr>
+          <w:b/>
+          <w:color w:val="003366"/>
+        </w:rPr>
+        <w:t>Urbanisation</w:t>
+      </w:r>
+      <w:r>
+        <w:t xml:space="preserve"> : 45% (2026) → 55% (2030) </w:t>
+      </w:r>
+    </w:p>
+    <w:p>
+      <w:pPr>
+        <w:pStyle w:val="ListBullet"/>
+      </w:pPr>
+      <w:r>
+        <w:rPr>
+          <w:b/>
+          <w:color w:val="003366"/>
+        </w:rPr>
+        <w:t>Classe moyenne</w:t>
+      </w:r>
+      <w:r>
+        <w:t xml:space="preserve"> : +15 millions/an </w:t>
+      </w:r>
+    </w:p>
+    <w:p/>
+    <w:p>
+      <w:pPr>
+        <w:pStyle w:val="Heading4"/>
+      </w:pPr>
+      <w:r>
+        <w:t>Croissance Économique</w:t>
+      </w:r>
+    </w:p>
+    <w:p>
+      <w:pPr>
+        <w:pStyle w:val="ListBullet"/>
+      </w:pPr>
+      <w:r>
+        <w:rPr>
+          <w:b/>
+          <w:color w:val="003366"/>
+        </w:rPr>
+        <w:t>PIB Afrique</w:t>
+      </w:r>
+      <w:r>
+        <w:t xml:space="preserve"> : 2K FCFAtrillions (2026) </w:t>
+      </w:r>
+    </w:p>
+    <w:p>
+      <w:pPr>
+        <w:pStyle w:val="ListBullet"/>
+      </w:pPr>
+      <w:r>
+        <w:rPr>
+          <w:b/>
+          <w:color w:val="003366"/>
+        </w:rPr>
+        <w:t>Croissance moyenne</w:t>
+      </w:r>
+      <w:r>
+        <w:t xml:space="preserve"> : 4-5% par an </w:t>
+      </w:r>
+    </w:p>
+    <w:p>
+      <w:pPr>
+        <w:pStyle w:val="ListBullet"/>
+      </w:pPr>
+      <w:r>
+        <w:rPr>
+          <w:b/>
+          <w:color w:val="003366"/>
+        </w:rPr>
+        <w:t>Secteurs en croissance</w:t>
+      </w:r>
+      <w:r>
+        <w:t xml:space="preserve"> : Tech, services, e-commerce </w:t>
+      </w:r>
+    </w:p>
+    <w:p/>
+    <w:p>
+      <w:pPr>
+        <w:pStyle w:val="Heading4"/>
+      </w:pPr>
+      <w:r>
+        <w:t>Digitalisation</w:t>
+      </w:r>
+    </w:p>
+    <w:p>
+      <w:pPr>
+        <w:pStyle w:val="ListBullet"/>
+      </w:pPr>
+      <w:r>
+        <w:rPr>
+          <w:b/>
+          <w:color w:val="003366"/>
+        </w:rPr>
+        <w:t>Pénétration mobile</w:t>
+      </w:r>
+      <w:r>
+        <w:t xml:space="preserve"> : 80%+ (croissance 5-8%/an) </w:t>
+      </w:r>
+    </w:p>
+    <w:p>
+      <w:pPr>
+        <w:pStyle w:val="ListBullet"/>
+      </w:pPr>
+      <w:r>
+        <w:rPr>
+          <w:b/>
+          <w:color w:val="003366"/>
+        </w:rPr>
+        <w:t>Pénétration internet</w:t>
+      </w:r>
+      <w:r>
+        <w:t xml:space="preserve"> : 50%+ (croissance 10-15%/an) </w:t>
+      </w:r>
+    </w:p>
+    <w:p>
+      <w:pPr>
+        <w:pStyle w:val="ListBullet"/>
+      </w:pPr>
+      <w:r>
+        <w:rPr>
+          <w:b/>
+          <w:color w:val="003366"/>
+        </w:rPr>
+        <w:t>Smartphones</w:t>
+      </w:r>
+      <w:r>
+        <w:t xml:space="preserve"> : 60%+ des mobiles </w:t>
+      </w:r>
+    </w:p>
+    <w:p>
+      <w:pPr>
+        <w:pStyle w:val="ListBullet"/>
+      </w:pPr>
+      <w:r>
+        <w:rPr>
+          <w:b/>
+          <w:color w:val="003366"/>
+        </w:rPr>
+        <w:t>4G/5G</w:t>
+      </w:r>
+      <w:r>
+        <w:t xml:space="preserve"> : Expansion rapide </w:t>
+      </w:r>
+    </w:p>
+    <w:p/>
+    <w:p>
+      <w:r>
+        <w:rPr>
+          <w:color w:val="C8C8C8"/>
+        </w:rPr>
+        <w:t>________________________________________________________________________________</w:t>
+      </w:r>
+    </w:p>
+    <w:p/>
+    <w:p>
+      <w:pPr>
+        <w:pStyle w:val="Heading2"/>
+      </w:pPr>
+      <w:r>
+        <w:t>TAILLE DU MARCHÉ (TAM/SAM/SOM)</w:t>
+      </w:r>
+    </w:p>
+    <w:p/>
+    <w:p>
+      <w:pPr>
+        <w:pStyle w:val="Heading3"/>
+      </w:pPr>
+      <w:r>
+        <w:t>TAM (Total Addressable Market) : 90K FCFA+ Milliards</w:t>
+      </w:r>
+    </w:p>
+    <w:p/>
+    <w:p>
+      <w:pPr>
+        <w:pStyle w:val="Heading4"/>
+      </w:pPr>
+      <w:r>
+        <w:t>E-Commerce</w:t>
+      </w:r>
+    </w:p>
+    <w:p>
+      <w:pPr>
+        <w:pStyle w:val="ListBullet"/>
+      </w:pPr>
+      <w:r>
+        <w:rPr>
+          <w:b/>
+          <w:color w:val="003366"/>
+        </w:rPr>
+        <w:t>Marché total</w:t>
+      </w:r>
+      <w:r>
+        <w:t xml:space="preserve"> : 45K FCFA (2026) → 90K FCFA (2030) </w:t>
+      </w:r>
+    </w:p>
+    <w:p>
+      <w:pPr>
+        <w:pStyle w:val="ListBullet"/>
+      </w:pPr>
+      <w:r>
+        <w:rPr>
+          <w:b/>
+          <w:color w:val="003366"/>
+        </w:rPr>
+        <w:t>Croissance</w:t>
+      </w:r>
+      <w:r>
+        <w:t xml:space="preserve"> : 20-25% CAGR </w:t>
+      </w:r>
+    </w:p>
+    <w:p>
+      <w:pPr>
+        <w:pStyle w:val="ListBullet"/>
+      </w:pPr>
+      <w:r>
+        <w:rPr>
+          <w:b/>
+          <w:color w:val="003366"/>
+        </w:rPr>
+        <w:t>Facteurs</w:t>
+      </w:r>
+      <w:r>
+        <w:t xml:space="preserve"> : Digitalisation, classe moyenne, infrastructure</w:t>
+      </w:r>
+    </w:p>
+    <w:p/>
+    <w:p>
+      <w:pPr>
+        <w:pStyle w:val="Heading4"/>
+      </w:pPr>
+      <w:r>
+        <w:t>Services de Livraison</w:t>
+      </w:r>
+    </w:p>
+    <w:p>
+      <w:pPr>
+        <w:pStyle w:val="ListBullet"/>
+      </w:pPr>
+      <w:r>
+        <w:rPr>
+          <w:b/>
+          <w:color w:val="003366"/>
+        </w:rPr>
+        <w:t>Marché total</w:t>
+      </w:r>
+      <w:r>
+        <w:t xml:space="preserve"> : 7K FCFA (2026) → 15K FCFA (2030) </w:t>
+      </w:r>
+    </w:p>
+    <w:p>
+      <w:pPr>
+        <w:pStyle w:val="ListBullet"/>
+      </w:pPr>
+      <w:r>
+        <w:rPr>
+          <w:b/>
+          <w:color w:val="003366"/>
+        </w:rPr>
+        <w:t>Croissance</w:t>
+      </w:r>
+      <w:r>
+        <w:t xml:space="preserve"> : 25-30% CAGR </w:t>
+      </w:r>
+    </w:p>
+    <w:p>
+      <w:pPr>
+        <w:pStyle w:val="ListBullet"/>
+      </w:pPr>
+      <w:r>
+        <w:rPr>
+          <w:b/>
+          <w:color w:val="003366"/>
+        </w:rPr>
+        <w:t>Facteurs</w:t>
+      </w:r>
+      <w:r>
+        <w:t xml:space="preserve"> : E-commerce, demande express, urbanisation</w:t>
+      </w:r>
+    </w:p>
+    <w:p/>
+    <w:p>
+      <w:pPr>
+        <w:pStyle w:val="Heading4"/>
+      </w:pPr>
+      <w:r>
+        <w:t>Services de Santé</w:t>
+      </w:r>
+    </w:p>
+    <w:p>
+      <w:pPr>
+        <w:pStyle w:val="ListBullet"/>
+      </w:pPr>
+      <w:r>
+        <w:rPr>
+          <w:b/>
+          <w:color w:val="003366"/>
+        </w:rPr>
+        <w:t>Marché total</w:t>
+      </w:r>
+      <w:r>
+        <w:t xml:space="preserve"> : 15K FCFA (2026) → 30K FCFA (2030) </w:t>
+      </w:r>
+    </w:p>
+    <w:p>
+      <w:pPr>
+        <w:pStyle w:val="ListBullet"/>
+      </w:pPr>
+      <w:r>
+        <w:rPr>
+          <w:b/>
+          <w:color w:val="003366"/>
+        </w:rPr>
+        <w:t>Croissance</w:t>
+      </w:r>
+      <w:r>
+        <w:t xml:space="preserve"> : 8-10% CAGR </w:t>
+      </w:r>
+    </w:p>
+    <w:p>
+      <w:pPr>
+        <w:pStyle w:val="ListBullet"/>
+      </w:pPr>
+      <w:r>
+        <w:rPr>
+          <w:b/>
+          <w:color w:val="003366"/>
+        </w:rPr>
+        <w:t>Facteurs</w:t>
+      </w:r>
+      <w:r>
+        <w:t xml:space="preserve"> : Population, accès, digitalisation</w:t>
+      </w:r>
+    </w:p>
+    <w:p/>
+    <w:p>
+      <w:pPr>
+        <w:pStyle w:val="Heading4"/>
+      </w:pPr>
+      <w:r>
+        <w:t>Transport</w:t>
+      </w:r>
+    </w:p>
+    <w:p>
+      <w:pPr>
+        <w:pStyle w:val="ListBullet"/>
+      </w:pPr>
+      <w:r>
+        <w:rPr>
+          <w:b/>
+          <w:color w:val="003366"/>
+        </w:rPr>
+        <w:t>Marché total</w:t>
+      </w:r>
+      <w:r>
+        <w:t xml:space="preserve"> : 10K FCFA (2026) → 21K FCFA (2030) </w:t>
+      </w:r>
+    </w:p>
+    <w:p>
+      <w:pPr>
+        <w:pStyle w:val="ListBullet"/>
+      </w:pPr>
+      <w:r>
+        <w:rPr>
+          <w:b/>
+          <w:color w:val="003366"/>
+        </w:rPr>
+        <w:t>Croissance</w:t>
+      </w:r>
+      <w:r>
+        <w:t xml:space="preserve"> : 12-15% CAGR </w:t>
+      </w:r>
+    </w:p>
+    <w:p>
+      <w:pPr>
+        <w:pStyle w:val="ListBullet"/>
+      </w:pPr>
+      <w:r>
+        <w:rPr>
+          <w:b/>
+          <w:color w:val="003366"/>
+        </w:rPr>
+        <w:t>Facteurs</w:t>
+      </w:r>
+      <w:r>
+        <w:t xml:space="preserve"> : Urbanisation, mobilité, on-demand</w:t>
+      </w:r>
+    </w:p>
+    <w:p/>
+    <w:p>
+      <w:pPr>
+        <w:pStyle w:val="Heading4"/>
+      </w:pPr>
+      <w:r>
+        <w:t>Immobilier</w:t>
+      </w:r>
+    </w:p>
+    <w:p>
+      <w:pPr>
+        <w:pStyle w:val="ListBullet"/>
+      </w:pPr>
+      <w:r>
+        <w:rPr>
+          <w:b/>
+          <w:color w:val="003366"/>
+        </w:rPr>
+        <w:t>Marché total</w:t>
+      </w:r>
+      <w:r>
+        <w:t xml:space="preserve"> : 12K FCFA (2026) → 24K FCFA (2030) </w:t>
+      </w:r>
+    </w:p>
+    <w:p>
+      <w:pPr>
+        <w:pStyle w:val="ListBullet"/>
+      </w:pPr>
+      <w:r>
+        <w:rPr>
+          <w:b/>
+          <w:color w:val="003366"/>
+        </w:rPr>
+        <w:t>Croissance</w:t>
+      </w:r>
+      <w:r>
+        <w:t xml:space="preserve"> : 10-12% CAGR </w:t>
+      </w:r>
+    </w:p>
+    <w:p>
+      <w:pPr>
+        <w:pStyle w:val="ListBullet"/>
+      </w:pPr>
+      <w:r>
+        <w:rPr>
+          <w:b/>
+          <w:color w:val="003366"/>
+        </w:rPr>
+        <w:t>Facteurs</w:t>
+      </w:r>
+      <w:r>
+        <w:t xml:space="preserve"> : Urbanisation, classe moyenne, digitalisation</w:t>
+      </w:r>
+    </w:p>
+    <w:p/>
+    <w:p>
+      <w:pPr/>
+      <w:r>
+        <w:rPr>
+          <w:b/>
+          <w:color w:val="003366"/>
         </w:rPr>
         <w:t>TOTAL TAM</w:t>
       </w:r>
       <w:r>
-        <w:t xml:space="preserve"> : $150+ milliards</w:t>
-      </w:r>
-    </w:p>
-    <w:p>
-      <w:r>
-        <w:t>__________________________________________________</w:t>
-      </w:r>
-    </w:p>
+        <w:t xml:space="preserve"> : 90K FCFA+ milliards</w:t>
+      </w:r>
+    </w:p>
+    <w:p/>
+    <w:p>
+      <w:r>
+        <w:rPr>
+          <w:color w:val="C8C8C8"/>
+        </w:rPr>
+        <w:t>________________________________________________________________________________</w:t>
+      </w:r>
+    </w:p>
+    <w:p/>
     <w:p>
       <w:pPr>
         <w:pStyle w:val="Heading3"/>
       </w:pPr>
       <w:r>
-        <w:t>SAM (Serviceable Addressable Market) : $45 Milliards</w:t>
-      </w:r>
-    </w:p>
+        <w:t>SAM (Serviceable Addressable Market) : 27K FCFAMilliards</w:t>
+      </w:r>
+    </w:p>
+    <w:p/>
     <w:p>
       <w:pPr>
         <w:pStyle w:val="Heading4"/>
       </w:pPr>
       <w:r>
         <w:t>Cameroun</w:t>
-      </w:r>
-    </w:p>
-    <w:p>
-      <w:pPr>
-        <w:pStyle w:val="ListBullet"/>
-      </w:pPr>
-      <w:r>
-        <w:t>**Population** : 28 millions [^13]</w:t>
-      </w:r>
-    </w:p>
-    <w:p>
-      <w:pPr>
-        <w:pStyle w:val="ListBullet"/>
-      </w:pPr>
-      <w:r>
-        <w:t>**PIB** : $45 milliards [^13]</w:t>
-      </w:r>
-    </w:p>
-    <w:p>
-      <w:pPr>
-        <w:pStyle w:val="ListBullet"/>
-      </w:pPr>
-      <w:r>
-        <w:t>**Marché adressable** : $8 milliards [^14]</w:t>
-      </w:r>
-    </w:p>
-    <w:p>
-      <w:pPr>
-        <w:pStyle w:val="ListBullet"/>
-      </w:pPr>
-      <w:r>
-        <w:t>**Facteurs** : Bilingue (FR/EN), économie diversifiée, urbanisation</w:t>
-      </w:r>
-    </w:p>
-    <w:p>
-      <w:pPr>
-        <w:pStyle w:val="Heading4"/>
-      </w:pPr>
-      <w:r>
-        <w:t>Côte d'Ivoire</w:t>
-      </w:r>
-    </w:p>
-    <w:p>
-      <w:pPr>
-        <w:pStyle w:val="ListBullet"/>
-      </w:pPr>
-      <w:r>
-        <w:t>**Population** : 28 millions [^13]</w:t>
-      </w:r>
-    </w:p>
-    <w:p>
-      <w:pPr>
-        <w:pStyle w:val="ListBullet"/>
-      </w:pPr>
-      <w:r>
-        <w:t>**PIB** : $70 milliards [^13]</w:t>
-      </w:r>
-    </w:p>
-    <w:p>
-      <w:pPr>
-        <w:pStyle w:val="ListBullet"/>
-      </w:pPr>
-      <w:r>
-        <w:t>**Marché adressable** : $12 milliards [^14]</w:t>
-      </w:r>
-    </w:p>
-    <w:p>
-      <w:pPr>
-        <w:pStyle w:val="ListBullet"/>
-      </w:pPr>
-      <w:r>
-        <w:t>**Facteurs** : Hub économique, croissance rapide, Abidjan</w:t>
-      </w:r>
-    </w:p>
-    <w:p>
-      <w:pPr>
-        <w:pStyle w:val="Heading4"/>
-      </w:pPr>
-      <w:r>
-        <w:t>Sénégal</w:t>
-      </w:r>
-    </w:p>
-    <w:p>
-      <w:pPr>
-        <w:pStyle w:val="ListBullet"/>
-      </w:pPr>
-      <w:r>
-        <w:t>**Population** : 17 millions [^13]</w:t>
-      </w:r>
-    </w:p>
-    <w:p>
-      <w:pPr>
-        <w:pStyle w:val="ListBullet"/>
-      </w:pPr>
-      <w:r>
-        <w:t>**PIB** : $27 milliards [^13]</w:t>
-      </w:r>
-    </w:p>
-    <w:p>
-      <w:pPr>
-        <w:pStyle w:val="ListBullet"/>
-      </w:pPr>
-      <w:r>
-        <w:t>**Marché adressable** : $6 milliards [^14]</w:t>
-      </w:r>
-    </w:p>
-    <w:p>
-      <w:pPr>
-        <w:pStyle w:val="ListBullet"/>
-      </w:pPr>
-      <w:r>
-        <w:t>**Facteurs** : Stabilité, digitalisation, Dakar</w:t>
-      </w:r>
-    </w:p>
-    <w:p>
-      <w:pPr>
-        <w:pStyle w:val="Heading4"/>
-      </w:pPr>
-      <w:r>
-        <w:t>Autres Pays Francophones</w:t>
       </w:r>
     </w:p>
     <w:p>
@@ -528,6 +622,214 @@
       <w:r>
         <w:rPr>
           <w:b/>
+          <w:color w:val="003366"/>
+        </w:rPr>
+        <w:t>Population</w:t>
+      </w:r>
+      <w:r>
+        <w:t xml:space="preserve"> : 28 millions </w:t>
+      </w:r>
+    </w:p>
+    <w:p>
+      <w:pPr>
+        <w:pStyle w:val="ListBullet"/>
+      </w:pPr>
+      <w:r>
+        <w:rPr>
+          <w:b/>
+          <w:color w:val="003366"/>
+        </w:rPr>
+        <w:t>PIB</w:t>
+      </w:r>
+      <w:r>
+        <w:t xml:space="preserve"> : 27K FCFA </w:t>
+      </w:r>
+    </w:p>
+    <w:p>
+      <w:pPr>
+        <w:pStyle w:val="ListBullet"/>
+      </w:pPr>
+      <w:r>
+        <w:rPr>
+          <w:b/>
+          <w:color w:val="003366"/>
+        </w:rPr>
+        <w:t>Marché adressable</w:t>
+      </w:r>
+      <w:r>
+        <w:t xml:space="preserve"> : 4K FCFA </w:t>
+      </w:r>
+    </w:p>
+    <w:p>
+      <w:pPr>
+        <w:pStyle w:val="ListBullet"/>
+      </w:pPr>
+      <w:r>
+        <w:rPr>
+          <w:b/>
+          <w:color w:val="003366"/>
+        </w:rPr>
+        <w:t>Facteurs</w:t>
+      </w:r>
+      <w:r>
+        <w:t xml:space="preserve"> : Bilingue (FR/EN), économie diversifiée, urbanisation</w:t>
+      </w:r>
+    </w:p>
+    <w:p/>
+    <w:p>
+      <w:pPr>
+        <w:pStyle w:val="Heading4"/>
+      </w:pPr>
+      <w:r>
+        <w:t>Côte d'Ivoire</w:t>
+      </w:r>
+    </w:p>
+    <w:p>
+      <w:pPr>
+        <w:pStyle w:val="ListBullet"/>
+      </w:pPr>
+      <w:r>
+        <w:rPr>
+          <w:b/>
+          <w:color w:val="003366"/>
+        </w:rPr>
+        <w:t>Population</w:t>
+      </w:r>
+      <w:r>
+        <w:t xml:space="preserve"> : 28 millions </w:t>
+      </w:r>
+    </w:p>
+    <w:p>
+      <w:pPr>
+        <w:pStyle w:val="ListBullet"/>
+      </w:pPr>
+      <w:r>
+        <w:rPr>
+          <w:b/>
+          <w:color w:val="003366"/>
+        </w:rPr>
+        <w:t>PIB</w:t>
+      </w:r>
+      <w:r>
+        <w:t xml:space="preserve"> : 42K FCFA </w:t>
+      </w:r>
+    </w:p>
+    <w:p>
+      <w:pPr>
+        <w:pStyle w:val="ListBullet"/>
+      </w:pPr>
+      <w:r>
+        <w:rPr>
+          <w:b/>
+          <w:color w:val="003366"/>
+        </w:rPr>
+        <w:t>Marché adressable</w:t>
+      </w:r>
+      <w:r>
+        <w:t xml:space="preserve"> : 7K FCFA </w:t>
+      </w:r>
+    </w:p>
+    <w:p>
+      <w:pPr>
+        <w:pStyle w:val="ListBullet"/>
+      </w:pPr>
+      <w:r>
+        <w:rPr>
+          <w:b/>
+          <w:color w:val="003366"/>
+        </w:rPr>
+        <w:t>Facteurs</w:t>
+      </w:r>
+      <w:r>
+        <w:t xml:space="preserve"> : Hub économique, croissance rapide, Abidjan</w:t>
+      </w:r>
+    </w:p>
+    <w:p/>
+    <w:p>
+      <w:pPr>
+        <w:pStyle w:val="Heading4"/>
+      </w:pPr>
+      <w:r>
+        <w:t>Sénégal</w:t>
+      </w:r>
+    </w:p>
+    <w:p>
+      <w:pPr>
+        <w:pStyle w:val="ListBullet"/>
+      </w:pPr>
+      <w:r>
+        <w:rPr>
+          <w:b/>
+          <w:color w:val="003366"/>
+        </w:rPr>
+        <w:t>Population</w:t>
+      </w:r>
+      <w:r>
+        <w:t xml:space="preserve"> : 17 millions </w:t>
+      </w:r>
+    </w:p>
+    <w:p>
+      <w:pPr>
+        <w:pStyle w:val="ListBullet"/>
+      </w:pPr>
+      <w:r>
+        <w:rPr>
+          <w:b/>
+          <w:color w:val="003366"/>
+        </w:rPr>
+        <w:t>PIB</w:t>
+      </w:r>
+      <w:r>
+        <w:t xml:space="preserve"> : 16K FCFA </w:t>
+      </w:r>
+    </w:p>
+    <w:p>
+      <w:pPr>
+        <w:pStyle w:val="ListBullet"/>
+      </w:pPr>
+      <w:r>
+        <w:rPr>
+          <w:b/>
+          <w:color w:val="003366"/>
+        </w:rPr>
+        <w:t>Marché adressable</w:t>
+      </w:r>
+      <w:r>
+        <w:t xml:space="preserve"> : 3K FCFA </w:t>
+      </w:r>
+    </w:p>
+    <w:p>
+      <w:pPr>
+        <w:pStyle w:val="ListBullet"/>
+      </w:pPr>
+      <w:r>
+        <w:rPr>
+          <w:b/>
+          <w:color w:val="003366"/>
+        </w:rPr>
+        <w:t>Facteurs</w:t>
+      </w:r>
+      <w:r>
+        <w:t xml:space="preserve"> : Stabilité, digitalisation, Dakar</w:t>
+      </w:r>
+    </w:p>
+    <w:p/>
+    <w:p>
+      <w:pPr>
+        <w:pStyle w:val="Heading4"/>
+      </w:pPr>
+      <w:r>
+        <w:t>Autres Pays Francophones</w:t>
+      </w:r>
+    </w:p>
+    <w:p>
+      <w:pPr>
+        <w:pStyle w:val="ListBullet"/>
+      </w:pPr>
+      <w:r>
+        <w:rPr>
+          <w:b/>
+          <w:color w:val="003366"/>
         </w:rPr>
         <w:t>Gabon, Bénin, Togo, Mali, Burkina Faso, etc.</w:t>
       </w:r>
@@ -537,42 +839,64 @@
         <w:pStyle w:val="ListBullet"/>
       </w:pPr>
       <w:r>
-        <w:t>**Population totale** : 50+ millions</w:t>
-      </w:r>
-    </w:p>
-    <w:p>
-      <w:pPr>
-        <w:pStyle w:val="ListBullet"/>
-      </w:pPr>
-      <w:r>
-        <w:t>**Marché adressable** : $19 milliards</w:t>
-      </w:r>
-    </w:p>
-    <w:p>
-      <w:r/>
-      <w:r>
         <w:rPr>
           <w:b/>
+          <w:color w:val="003366"/>
+        </w:rPr>
+        <w:t>Population totale</w:t>
+      </w:r>
+      <w:r>
+        <w:t xml:space="preserve"> : 50+ millions</w:t>
+      </w:r>
+    </w:p>
+    <w:p>
+      <w:pPr>
+        <w:pStyle w:val="ListBullet"/>
+      </w:pPr>
+      <w:r>
+        <w:rPr>
+          <w:b/>
+          <w:color w:val="003366"/>
+        </w:rPr>
+        <w:t>Marché adressable</w:t>
+      </w:r>
+      <w:r>
+        <w:t xml:space="preserve"> : 11K FCFA</w:t>
+      </w:r>
+    </w:p>
+    <w:p/>
+    <w:p>
+      <w:pPr/>
+      <w:r>
+        <w:rPr>
+          <w:b/>
+          <w:color w:val="003366"/>
         </w:rPr>
         <w:t>TOTAL SAM</w:t>
       </w:r>
       <w:r>
-        <w:t xml:space="preserve"> : $45 milliards</w:t>
-      </w:r>
-    </w:p>
-    <w:p>
-      <w:r>
-        <w:t>__________________________________________________</w:t>
-      </w:r>
-    </w:p>
+        <w:t xml:space="preserve"> : 27K FCFA</w:t>
+      </w:r>
+    </w:p>
+    <w:p/>
+    <w:p>
+      <w:r>
+        <w:rPr>
+          <w:color w:val="C8C8C8"/>
+        </w:rPr>
+        <w:t>________________________________________________________________________________</w:t>
+      </w:r>
+    </w:p>
+    <w:p/>
     <w:p>
       <w:pPr>
         <w:pStyle w:val="Heading3"/>
       </w:pPr>
       <w:r>
-        <w:t>SOM (Serviceable Obtainable Market) : $2.5 Milliards (5 ans)</w:t>
-      </w:r>
-    </w:p>
+        <w:t>SOM (Serviceable Obtainable Market) : 1K FCFAMilliards (5 ans)</w:t>
+      </w:r>
+    </w:p>
+    <w:p/>
     <w:p>
       <w:pPr>
         <w:pStyle w:val="Heading4"/>
@@ -585,99 +909,164 @@
       <w:pPr>
         <w:pStyle w:val="ListBullet"/>
       </w:pPr>
-      <w:r>
-        <w:t>**Part de marché** : 5-6% dans pays cibles</w:t>
-      </w:r>
-    </w:p>
-    <w:p>
-      <w:pPr>
-        <w:pStyle w:val="ListBullet"/>
-      </w:pPr>
-      <w:r>
-        <w:t>**Pénétration utilisateurs** : 10-15% population urbaine</w:t>
-      </w:r>
-    </w:p>
-    <w:p>
-      <w:pPr>
-        <w:pStyle w:val="ListBullet"/>
-      </w:pPr>
-      <w:r>
-        <w:t>**Adoption progressive** : 5 ans pour atteindre objectif</w:t>
-      </w:r>
-    </w:p>
-    <w:p>
-      <w:pPr>
-        <w:pStyle w:val="Heading4"/>
-      </w:pPr>
-      <w:r>
-        <w:t>Projection 5 Ans</w:t>
-      </w:r>
-    </w:p>
-    <w:p>
-      <w:pPr>
-        <w:pStyle w:val="ListBullet"/>
-      </w:pPr>
-      <w:r>
-        <w:t>**2026** : $20M GMV → $2.5M revenus</w:t>
-      </w:r>
-    </w:p>
-    <w:p>
-      <w:pPr>
-        <w:pStyle w:val="ListBullet"/>
-      </w:pPr>
-      <w:r>
-        <w:t>**2027** : $100M GMV → $12M revenus</w:t>
-      </w:r>
-    </w:p>
-    <w:p>
-      <w:pPr>
-        <w:pStyle w:val="ListBullet"/>
-      </w:pPr>
-      <w:r>
-        <w:t>**2028** : $300M GMV → $35M revenus</w:t>
-      </w:r>
-    </w:p>
-    <w:p>
-      <w:pPr>
-        <w:pStyle w:val="ListBullet"/>
-      </w:pPr>
-      <w:r>
-        <w:t>**2029** : $750M GMV → $85M revenus</w:t>
-      </w:r>
-    </w:p>
-    <w:p>
-      <w:pPr>
-        <w:pStyle w:val="ListBullet"/>
-      </w:pPr>
-      <w:r>
-        <w:t>**2030** : $1.6B GMV → $180M revenus</w:t>
-      </w:r>
-    </w:p>
-    <w:p>
-      <w:r/>
       <w:r>
         <w:rPr>
           <w:b/>
+          <w:color w:val="003366"/>
+        </w:rPr>
+        <w:t>Part de marché</w:t>
+      </w:r>
+      <w:r>
+        <w:t xml:space="preserve"> : 5-6% dans pays cibles</w:t>
+      </w:r>
+    </w:p>
+    <w:p>
+      <w:pPr>
+        <w:pStyle w:val="ListBullet"/>
+      </w:pPr>
+      <w:r>
+        <w:rPr>
+          <w:b/>
+          <w:color w:val="003366"/>
+        </w:rPr>
+        <w:t>Pénétration utilisateurs</w:t>
+      </w:r>
+      <w:r>
+        <w:t xml:space="preserve"> : 10-15% population urbaine</w:t>
+      </w:r>
+    </w:p>
+    <w:p>
+      <w:pPr>
+        <w:pStyle w:val="ListBullet"/>
+      </w:pPr>
+      <w:r>
+        <w:rPr>
+          <w:b/>
+          <w:color w:val="003366"/>
+        </w:rPr>
+        <w:t>Adoption progressive</w:t>
+      </w:r>
+      <w:r>
+        <w:t xml:space="preserve"> : 5 ans pour atteindre objectif</w:t>
+      </w:r>
+    </w:p>
+    <w:p/>
+    <w:p>
+      <w:pPr>
+        <w:pStyle w:val="Heading4"/>
+      </w:pPr>
+      <w:r>
+        <w:t>Projection 5 Ans</w:t>
+      </w:r>
+    </w:p>
+    <w:p>
+      <w:pPr>
+        <w:pStyle w:val="ListBullet"/>
+      </w:pPr>
+      <w:r>
+        <w:rPr>
+          <w:b/>
+          <w:color w:val="003366"/>
+        </w:rPr>
+        <w:t>2026</w:t>
+      </w:r>
+      <w:r>
+        <w:t xml:space="preserve"> : 12.0 billions FCFAGMV → 1.5 billions FCFArevenus</w:t>
+      </w:r>
+    </w:p>
+    <w:p>
+      <w:pPr>
+        <w:pStyle w:val="ListBullet"/>
+      </w:pPr>
+      <w:r>
+        <w:rPr>
+          <w:b/>
+          <w:color w:val="003366"/>
+        </w:rPr>
+        <w:t>2027</w:t>
+      </w:r>
+      <w:r>
+        <w:t xml:space="preserve"> : 60.0 billions FCFAGMV → 7.2 billions FCFArevenus</w:t>
+      </w:r>
+    </w:p>
+    <w:p>
+      <w:pPr>
+        <w:pStyle w:val="ListBullet"/>
+      </w:pPr>
+      <w:r>
+        <w:rPr>
+          <w:b/>
+          <w:color w:val="003366"/>
+        </w:rPr>
+        <w:t>2028</w:t>
+      </w:r>
+      <w:r>
+        <w:t xml:space="preserve"> : 180.0 billions FCFAGMV → 21.0 billions FCFArevenus</w:t>
+      </w:r>
+    </w:p>
+    <w:p>
+      <w:pPr>
+        <w:pStyle w:val="ListBullet"/>
+      </w:pPr>
+      <w:r>
+        <w:rPr>
+          <w:b/>
+          <w:color w:val="003366"/>
+        </w:rPr>
+        <w:t>2029</w:t>
+      </w:r>
+      <w:r>
+        <w:t xml:space="preserve"> : 450.0 billions FCFAGMV → 51.0 billions FCFArevenus</w:t>
+      </w:r>
+    </w:p>
+    <w:p>
+      <w:pPr>
+        <w:pStyle w:val="ListBullet"/>
+      </w:pPr>
+      <w:r>
+        <w:rPr>
+          <w:b/>
+          <w:color w:val="003366"/>
+        </w:rPr>
+        <w:t>2030</w:t>
+      </w:r>
+      <w:r>
+        <w:t xml:space="preserve"> : 960.0 billions FCFAGMV → 108.0 billions FCFArevenus</w:t>
+      </w:r>
+    </w:p>
+    <w:p/>
+    <w:p>
+      <w:pPr/>
+      <w:r>
+        <w:rPr>
+          <w:b/>
+          <w:color w:val="003366"/>
         </w:rPr>
         <w:t>SOM 5 ans</w:t>
       </w:r>
       <w:r>
-        <w:t xml:space="preserve"> : $2.5+ milliards (GMV)</w:t>
-      </w:r>
-    </w:p>
-    <w:p>
-      <w:r>
-        <w:t>__________________________________________________</w:t>
-      </w:r>
-    </w:p>
+        <w:t xml:space="preserve"> : 1K FCFA+ milliards (GMV)</w:t>
+      </w:r>
+    </w:p>
+    <w:p/>
+    <w:p>
+      <w:r>
+        <w:rPr>
+          <w:color w:val="C8C8C8"/>
+        </w:rPr>
+        <w:t>________________________________________________________________________________</w:t>
+      </w:r>
+    </w:p>
+    <w:p/>
     <w:p>
       <w:pPr>
         <w:pStyle w:val="Heading2"/>
       </w:pPr>
       <w:r>
-        <w:t>🎯 SEGMENTATION DE MARCHÉ</w:t>
-      </w:r>
-    </w:p>
+        <w:t>SEGMENTATION DE MARCHÉ</w:t>
+      </w:r>
+    </w:p>
+    <w:p/>
     <w:p>
       <w:pPr>
         <w:pStyle w:val="Heading3"/>
@@ -686,6 +1075,7 @@
         <w:t>Consommateurs</w:t>
       </w:r>
     </w:p>
+    <w:p/>
     <w:p>
       <w:pPr>
         <w:pStyle w:val="Heading4"/>
@@ -698,916 +1088,1045 @@
       <w:pPr>
         <w:pStyle w:val="ListBullet"/>
       </w:pPr>
-      <w:r>
-        <w:t>**Taille** : 30% du marché</w:t>
-      </w:r>
-    </w:p>
-    <w:p>
-      <w:pPr>
-        <w:pStyle w:val="ListBullet"/>
-      </w:pPr>
-      <w:r>
-        <w:t>**Caractéristiques** : Tech-savvy, revenus moyens, urbains</w:t>
-      </w:r>
-    </w:p>
-    <w:p>
-      <w:pPr>
-        <w:pStyle w:val="ListBullet"/>
-      </w:pPr>
-      <w:r>
-        <w:t>**Besoins** : Rapidité, qualité, prix compétitifs</w:t>
-      </w:r>
-    </w:p>
-    <w:p>
-      <w:pPr>
-        <w:pStyle w:val="ListBullet"/>
-      </w:pPr>
-      <w:r>
-        <w:t>**Valeur** : $100-150 LTV</w:t>
-      </w:r>
-    </w:p>
-    <w:p>
-      <w:pPr>
-        <w:pStyle w:val="Heading4"/>
-      </w:pPr>
-      <w:r>
-        <w:t>Segment 2 : Familles (30-45 ans)</w:t>
-      </w:r>
-    </w:p>
-    <w:p>
-      <w:pPr>
-        <w:pStyle w:val="ListBullet"/>
-      </w:pPr>
-      <w:r>
-        <w:t>**Taille** : 35% du marché</w:t>
-      </w:r>
-    </w:p>
-    <w:p>
-      <w:pPr>
-        <w:pStyle w:val="ListBullet"/>
-      </w:pPr>
-      <w:r>
-        <w:t>**Caractéristiques** : Stabilité, revenus moyens-élevés</w:t>
-      </w:r>
-    </w:p>
-    <w:p>
-      <w:pPr>
-        <w:pStyle w:val="ListBullet"/>
-      </w:pPr>
-      <w:r>
-        <w:t>**Besoins** : Fiabilité, sécurité, services complets</w:t>
-      </w:r>
-    </w:p>
-    <w:p>
-      <w:pPr>
-        <w:pStyle w:val="ListBullet"/>
-      </w:pPr>
-      <w:r>
-        <w:t>**Valeur** : $120-180 LTV</w:t>
-      </w:r>
-    </w:p>
-    <w:p>
-      <w:pPr>
-        <w:pStyle w:val="Heading4"/>
-      </w:pPr>
-      <w:r>
-        <w:t>Segment 3 : Étudiants (18-25 ans)</w:t>
-      </w:r>
-    </w:p>
-    <w:p>
-      <w:pPr>
-        <w:pStyle w:val="ListBullet"/>
-      </w:pPr>
-      <w:r>
-        <w:t>**Taille** : 20% du marché</w:t>
-      </w:r>
-    </w:p>
-    <w:p>
-      <w:pPr>
-        <w:pStyle w:val="ListBullet"/>
-      </w:pPr>
-      <w:r>
-        <w:t>**Caractéristiques** : Budget limité, très tech-savvy</w:t>
-      </w:r>
-    </w:p>
-    <w:p>
-      <w:pPr>
-        <w:pStyle w:val="ListBullet"/>
-      </w:pPr>
-      <w:r>
-        <w:t>**Besoins** : Prix bas, promotions, rapidité</w:t>
-      </w:r>
-    </w:p>
-    <w:p>
-      <w:pPr>
-        <w:pStyle w:val="ListBullet"/>
-      </w:pPr>
-      <w:r>
-        <w:t>**Valeur** : $60-90 LTV</w:t>
-      </w:r>
-    </w:p>
-    <w:p>
-      <w:pPr>
-        <w:pStyle w:val="Heading4"/>
-      </w:pPr>
-      <w:r>
-        <w:t>Segment 4 : Seniors (45+ ans)</w:t>
-      </w:r>
-    </w:p>
-    <w:p>
-      <w:pPr>
-        <w:pStyle w:val="ListBullet"/>
-      </w:pPr>
-      <w:r>
-        <w:t>**Taille** : 15% du marché</w:t>
-      </w:r>
-    </w:p>
-    <w:p>
-      <w:pPr>
-        <w:pStyle w:val="ListBullet"/>
-      </w:pPr>
-      <w:r>
-        <w:t>**Caractéristiques** : Revenus stables, moins tech-savvy</w:t>
-      </w:r>
-    </w:p>
-    <w:p>
-      <w:pPr>
-        <w:pStyle w:val="ListBullet"/>
-      </w:pPr>
-      <w:r>
-        <w:t>**Besoins** : Simplicité, support, fiabilité</w:t>
-      </w:r>
-    </w:p>
-    <w:p>
-      <w:pPr>
-        <w:pStyle w:val="ListBullet"/>
-      </w:pPr>
-      <w:r>
-        <w:t>**Valeur** : $80-120 LTV</w:t>
-      </w:r>
-    </w:p>
-    <w:p>
-      <w:pPr>
-        <w:pStyle w:val="Heading3"/>
-      </w:pPr>
-      <w:r>
-        <w:t>Commerçants/Prestataires</w:t>
-      </w:r>
-    </w:p>
-    <w:p>
-      <w:pPr>
-        <w:pStyle w:val="Heading4"/>
-      </w:pPr>
-      <w:r>
-        <w:t>Segment 1 : PME Locales</w:t>
-      </w:r>
-    </w:p>
-    <w:p>
-      <w:pPr>
-        <w:pStyle w:val="ListBullet"/>
-      </w:pPr>
-      <w:r>
-        <w:t>**Taille** : 70% du marché</w:t>
-      </w:r>
-    </w:p>
-    <w:p>
-      <w:pPr>
-        <w:pStyle w:val="ListBullet"/>
-      </w:pPr>
-      <w:r>
-        <w:t>**Caractéristiques** : Petits commerces, besoin visibilité</w:t>
-      </w:r>
-    </w:p>
-    <w:p>
-      <w:pPr>
-        <w:pStyle w:val="ListBullet"/>
-      </w:pPr>
-      <w:r>
-        <w:t>**Besoins** : Accès marché, outils simples, coûts bas</w:t>
-      </w:r>
-    </w:p>
-    <w:p>
-      <w:pPr>
-        <w:pStyle w:val="ListBullet"/>
-      </w:pPr>
-      <w:r>
-        <w:t>**Valeur** : $500-2000/an par commerçant</w:t>
-      </w:r>
-    </w:p>
-    <w:p>
-      <w:pPr>
-        <w:pStyle w:val="Heading4"/>
-      </w:pPr>
-      <w:r>
-        <w:t>Segment 2 : Chaînes Régionales</w:t>
-      </w:r>
-    </w:p>
-    <w:p>
-      <w:pPr>
-        <w:pStyle w:val="ListBullet"/>
-      </w:pPr>
-      <w:r>
-        <w:t>**Taille** : 20% du marché</w:t>
-      </w:r>
-    </w:p>
-    <w:p>
-      <w:pPr>
-        <w:pStyle w:val="ListBullet"/>
-      </w:pPr>
-      <w:r>
-        <w:t>**Caractéristiques** : Multi-points, structurés</w:t>
-      </w:r>
-    </w:p>
-    <w:p>
-      <w:pPr>
-        <w:pStyle w:val="ListBullet"/>
-      </w:pPr>
-      <w:r>
-        <w:t>**Besoins** : Solutions enterprise, analytics, intégration</w:t>
-      </w:r>
-    </w:p>
-    <w:p>
-      <w:pPr>
-        <w:pStyle w:val="ListBullet"/>
-      </w:pPr>
-      <w:r>
-        <w:t>**Valeur** : $5000-15000/an par chaîne</w:t>
-      </w:r>
-    </w:p>
-    <w:p>
-      <w:pPr>
-        <w:pStyle w:val="Heading4"/>
-      </w:pPr>
-      <w:r>
-        <w:t>Segment 3 : Grandes Entreprises</w:t>
-      </w:r>
-    </w:p>
-    <w:p>
-      <w:pPr>
-        <w:pStyle w:val="ListBullet"/>
-      </w:pPr>
-      <w:r>
-        <w:t>**Taille** : 10% du marché</w:t>
-      </w:r>
-    </w:p>
-    <w:p>
-      <w:pPr>
-        <w:pStyle w:val="ListBullet"/>
-      </w:pPr>
-      <w:r>
-        <w:t>**Caractéristiques** : Multinationales, budgets importants</w:t>
-      </w:r>
-    </w:p>
-    <w:p>
-      <w:pPr>
-        <w:pStyle w:val="ListBullet"/>
-      </w:pPr>
-      <w:r>
-        <w:t>**Besoins** : Solutions sur-mesure, support dédié</w:t>
-      </w:r>
-    </w:p>
-    <w:p>
-      <w:pPr>
-        <w:pStyle w:val="ListBullet"/>
-      </w:pPr>
-      <w:r>
-        <w:t>**Valeur** : $20000-50000/an par entreprise</w:t>
-      </w:r>
-    </w:p>
-    <w:p>
-      <w:r>
-        <w:t>__________________________________________________</w:t>
-      </w:r>
-    </w:p>
-    <w:p>
-      <w:pPr>
-        <w:pStyle w:val="Heading2"/>
-      </w:pPr>
-      <w:r>
-        <w:t>🏆 ANALYSE CONCURRENTIELLE</w:t>
-      </w:r>
-    </w:p>
-    <w:p>
-      <w:pPr>
-        <w:pStyle w:val="Heading3"/>
-      </w:pPr>
-      <w:r>
-        <w:t>Concurrents Directs</w:t>
-      </w:r>
-    </w:p>
-    <w:p>
-      <w:pPr>
-        <w:pStyle w:val="Heading4"/>
-      </w:pPr>
-      <w:r>
-        <w:t>1. Jumia (E-Commerce)</w:t>
-      </w:r>
-    </w:p>
-    <w:p>
-      <w:r/>
       <w:r>
         <w:rPr>
           <w:b/>
+          <w:color w:val="003366"/>
+        </w:rPr>
+        <w:t>Taille</w:t>
+      </w:r>
+      <w:r>
+        <w:t xml:space="preserve"> : 30% du marché</w:t>
+      </w:r>
+    </w:p>
+    <w:p>
+      <w:pPr>
+        <w:pStyle w:val="ListBullet"/>
+      </w:pPr>
+      <w:r>
+        <w:rPr>
+          <w:b/>
+          <w:color w:val="003366"/>
+        </w:rPr>
+        <w:t>Caractéristiques</w:t>
+      </w:r>
+      <w:r>
+        <w:t xml:space="preserve"> : Tech-savvy, revenus moyens, urbains</w:t>
+      </w:r>
+    </w:p>
+    <w:p>
+      <w:pPr>
+        <w:pStyle w:val="ListBullet"/>
+      </w:pPr>
+      <w:r>
+        <w:rPr>
+          <w:b/>
+          <w:color w:val="003366"/>
+        </w:rPr>
+        <w:t>Besoins</w:t>
+      </w:r>
+      <w:r>
+        <w:t xml:space="preserve"> : Rapidité, qualité, prix compétitifs</w:t>
+      </w:r>
+    </w:p>
+    <w:p>
+      <w:pPr>
+        <w:pStyle w:val="ListBullet"/>
+      </w:pPr>
+      <w:r>
+        <w:rPr>
+          <w:b/>
+          <w:color w:val="003366"/>
+        </w:rPr>
+        <w:t>Valeur</w:t>
+      </w:r>
+      <w:r>
+        <w:t xml:space="preserve"> : 60K FCFA-150 LTV</w:t>
+      </w:r>
+    </w:p>
+    <w:p/>
+    <w:p>
+      <w:pPr>
+        <w:pStyle w:val="Heading4"/>
+      </w:pPr>
+      <w:r>
+        <w:t>Segment 2 : Familles (30-45 ans)</w:t>
+      </w:r>
+    </w:p>
+    <w:p>
+      <w:pPr>
+        <w:pStyle w:val="ListBullet"/>
+      </w:pPr>
+      <w:r>
+        <w:rPr>
+          <w:b/>
+          <w:color w:val="003366"/>
+        </w:rPr>
+        <w:t>Taille</w:t>
+      </w:r>
+      <w:r>
+        <w:t xml:space="preserve"> : 35% du marché</w:t>
+      </w:r>
+    </w:p>
+    <w:p>
+      <w:pPr>
+        <w:pStyle w:val="ListBullet"/>
+      </w:pPr>
+      <w:r>
+        <w:rPr>
+          <w:b/>
+          <w:color w:val="003366"/>
+        </w:rPr>
+        <w:t>Caractéristiques</w:t>
+      </w:r>
+      <w:r>
+        <w:t xml:space="preserve"> : Stabilité, revenus moyens-élevés</w:t>
+      </w:r>
+    </w:p>
+    <w:p>
+      <w:pPr>
+        <w:pStyle w:val="ListBullet"/>
+      </w:pPr>
+      <w:r>
+        <w:rPr>
+          <w:b/>
+          <w:color w:val="003366"/>
+        </w:rPr>
+        <w:t>Besoins</w:t>
+      </w:r>
+      <w:r>
+        <w:t xml:space="preserve"> : Fiabilité, sécurité, services complets</w:t>
+      </w:r>
+    </w:p>
+    <w:p>
+      <w:pPr>
+        <w:pStyle w:val="ListBullet"/>
+      </w:pPr>
+      <w:r>
+        <w:rPr>
+          <w:b/>
+          <w:color w:val="003366"/>
+        </w:rPr>
+        <w:t>Valeur</w:t>
+      </w:r>
+      <w:r>
+        <w:t xml:space="preserve"> : 72K FCFA-180 LTV</w:t>
+      </w:r>
+    </w:p>
+    <w:p/>
+    <w:p>
+      <w:pPr>
+        <w:pStyle w:val="Heading4"/>
+      </w:pPr>
+      <w:r>
+        <w:t>Segment 3 : Étudiants (18-25 ans)</w:t>
+      </w:r>
+    </w:p>
+    <w:p>
+      <w:pPr>
+        <w:pStyle w:val="ListBullet"/>
+      </w:pPr>
+      <w:r>
+        <w:rPr>
+          <w:b/>
+          <w:color w:val="003366"/>
+        </w:rPr>
+        <w:t>Taille</w:t>
+      </w:r>
+      <w:r>
+        <w:t xml:space="preserve"> : 20% du marché</w:t>
+      </w:r>
+    </w:p>
+    <w:p>
+      <w:pPr>
+        <w:pStyle w:val="ListBullet"/>
+      </w:pPr>
+      <w:r>
+        <w:rPr>
+          <w:b/>
+          <w:color w:val="003366"/>
+        </w:rPr>
+        <w:t>Caractéristiques</w:t>
+      </w:r>
+      <w:r>
+        <w:t xml:space="preserve"> : Budget limité, très tech-savvy</w:t>
+      </w:r>
+    </w:p>
+    <w:p>
+      <w:pPr>
+        <w:pStyle w:val="ListBullet"/>
+      </w:pPr>
+      <w:r>
+        <w:rPr>
+          <w:b/>
+          <w:color w:val="003366"/>
+        </w:rPr>
+        <w:t>Besoins</w:t>
+      </w:r>
+      <w:r>
+        <w:t xml:space="preserve"> : Prix bas, promotions, rapidité</w:t>
+      </w:r>
+    </w:p>
+    <w:p>
+      <w:pPr>
+        <w:pStyle w:val="ListBullet"/>
+      </w:pPr>
+      <w:r>
+        <w:rPr>
+          <w:b/>
+          <w:color w:val="003366"/>
+        </w:rPr>
+        <w:t>Valeur</w:t>
+      </w:r>
+      <w:r>
+        <w:t xml:space="preserve"> : 36K FCFA-90 LTV</w:t>
+      </w:r>
+    </w:p>
+    <w:p/>
+    <w:p>
+      <w:pPr>
+        <w:pStyle w:val="Heading4"/>
+      </w:pPr>
+      <w:r>
+        <w:t>Segment 4 : Seniors (45+ ans)</w:t>
+      </w:r>
+    </w:p>
+    <w:p>
+      <w:pPr>
+        <w:pStyle w:val="ListBullet"/>
+      </w:pPr>
+      <w:r>
+        <w:rPr>
+          <w:b/>
+          <w:color w:val="003366"/>
+        </w:rPr>
+        <w:t>Taille</w:t>
+      </w:r>
+      <w:r>
+        <w:t xml:space="preserve"> : 15% du marché</w:t>
+      </w:r>
+    </w:p>
+    <w:p>
+      <w:pPr>
+        <w:pStyle w:val="ListBullet"/>
+      </w:pPr>
+      <w:r>
+        <w:rPr>
+          <w:b/>
+          <w:color w:val="003366"/>
+        </w:rPr>
+        <w:t>Caractéristiques</w:t>
+      </w:r>
+      <w:r>
+        <w:t xml:space="preserve"> : Revenus stables, moins tech-savvy</w:t>
+      </w:r>
+    </w:p>
+    <w:p>
+      <w:pPr>
+        <w:pStyle w:val="ListBullet"/>
+      </w:pPr>
+      <w:r>
+        <w:rPr>
+          <w:b/>
+          <w:color w:val="003366"/>
+        </w:rPr>
+        <w:t>Besoins</w:t>
+      </w:r>
+      <w:r>
+        <w:t xml:space="preserve"> : Simplicité, support, fiabilité</w:t>
+      </w:r>
+    </w:p>
+    <w:p>
+      <w:pPr>
+        <w:pStyle w:val="ListBullet"/>
+      </w:pPr>
+      <w:r>
+        <w:rPr>
+          <w:b/>
+          <w:color w:val="003366"/>
+        </w:rPr>
+        <w:t>Valeur</w:t>
+      </w:r>
+      <w:r>
+        <w:t xml:space="preserve"> : 48K FCFA-120 LTV</w:t>
+      </w:r>
+    </w:p>
+    <w:p/>
+    <w:p>
+      <w:pPr>
+        <w:pStyle w:val="Heading3"/>
+      </w:pPr>
+      <w:r>
+        <w:t>Commerçants/Prestataires</w:t>
+      </w:r>
+    </w:p>
+    <w:p/>
+    <w:p>
+      <w:pPr>
+        <w:pStyle w:val="Heading4"/>
+      </w:pPr>
+      <w:r>
+        <w:t>Segment 1 : PME Locales</w:t>
+      </w:r>
+    </w:p>
+    <w:p>
+      <w:pPr>
+        <w:pStyle w:val="ListBullet"/>
+      </w:pPr>
+      <w:r>
+        <w:rPr>
+          <w:b/>
+          <w:color w:val="003366"/>
+        </w:rPr>
+        <w:t>Taille</w:t>
+      </w:r>
+      <w:r>
+        <w:t xml:space="preserve"> : 70% du marché</w:t>
+      </w:r>
+    </w:p>
+    <w:p>
+      <w:pPr>
+        <w:pStyle w:val="ListBullet"/>
+      </w:pPr>
+      <w:r>
+        <w:rPr>
+          <w:b/>
+          <w:color w:val="003366"/>
+        </w:rPr>
+        <w:t>Caractéristiques</w:t>
+      </w:r>
+      <w:r>
+        <w:t xml:space="preserve"> : Petits commerces, besoin visibilité</w:t>
+      </w:r>
+    </w:p>
+    <w:p>
+      <w:pPr>
+        <w:pStyle w:val="ListBullet"/>
+      </w:pPr>
+      <w:r>
+        <w:rPr>
+          <w:b/>
+          <w:color w:val="003366"/>
+        </w:rPr>
+        <w:t>Besoins</w:t>
+      </w:r>
+      <w:r>
+        <w:t xml:space="preserve"> : Accès marché, outils simples, coûts bas</w:t>
+      </w:r>
+    </w:p>
+    <w:p>
+      <w:pPr>
+        <w:pStyle w:val="ListBullet"/>
+      </w:pPr>
+      <w:r>
+        <w:rPr>
+          <w:b/>
+          <w:color w:val="003366"/>
+        </w:rPr>
+        <w:t>Valeur</w:t>
+      </w:r>
+      <w:r>
+        <w:t xml:space="preserve"> : 300K FCFA-2000/an par commerçant</w:t>
+      </w:r>
+    </w:p>
+    <w:p/>
+    <w:p>
+      <w:pPr>
+        <w:pStyle w:val="Heading4"/>
+      </w:pPr>
+      <w:r>
+        <w:t>Segment 2 : Chaînes Régionales</w:t>
+      </w:r>
+    </w:p>
+    <w:p>
+      <w:pPr>
+        <w:pStyle w:val="ListBullet"/>
+      </w:pPr>
+      <w:r>
+        <w:rPr>
+          <w:b/>
+          <w:color w:val="003366"/>
+        </w:rPr>
+        <w:t>Taille</w:t>
+      </w:r>
+      <w:r>
+        <w:t xml:space="preserve"> : 20% du marché</w:t>
+      </w:r>
+    </w:p>
+    <w:p>
+      <w:pPr>
+        <w:pStyle w:val="ListBullet"/>
+      </w:pPr>
+      <w:r>
+        <w:rPr>
+          <w:b/>
+          <w:color w:val="003366"/>
+        </w:rPr>
+        <w:t>Caractéristiques</w:t>
+      </w:r>
+      <w:r>
+        <w:t xml:space="preserve"> : Multi-points, structurés</w:t>
+      </w:r>
+    </w:p>
+    <w:p>
+      <w:pPr>
+        <w:pStyle w:val="ListBullet"/>
+      </w:pPr>
+      <w:r>
+        <w:rPr>
+          <w:b/>
+          <w:color w:val="003366"/>
+        </w:rPr>
+        <w:t>Besoins</w:t>
+      </w:r>
+      <w:r>
+        <w:t xml:space="preserve"> : Solutions enterprise, analytics, intégration</w:t>
+      </w:r>
+    </w:p>
+    <w:p>
+      <w:pPr>
+        <w:pStyle w:val="ListBullet"/>
+      </w:pPr>
+      <w:r>
+        <w:rPr>
+          <w:b/>
+          <w:color w:val="003366"/>
+        </w:rPr>
+        <w:t>Valeur</w:t>
+      </w:r>
+      <w:r>
+        <w:t xml:space="preserve"> : 3 millions FCFA-15000/an par chaîne</w:t>
+      </w:r>
+    </w:p>
+    <w:p/>
+    <w:p>
+      <w:pPr>
+        <w:pStyle w:val="Heading4"/>
+      </w:pPr>
+      <w:r>
+        <w:t>Segment 3 : Grandes Entreprises</w:t>
+      </w:r>
+    </w:p>
+    <w:p>
+      <w:pPr>
+        <w:pStyle w:val="ListBullet"/>
+      </w:pPr>
+      <w:r>
+        <w:rPr>
+          <w:b/>
+          <w:color w:val="003366"/>
+        </w:rPr>
+        <w:t>Taille</w:t>
+      </w:r>
+      <w:r>
+        <w:t xml:space="preserve"> : 10% du marché</w:t>
+      </w:r>
+    </w:p>
+    <w:p>
+      <w:pPr>
+        <w:pStyle w:val="ListBullet"/>
+      </w:pPr>
+      <w:r>
+        <w:rPr>
+          <w:b/>
+          <w:color w:val="003366"/>
+        </w:rPr>
+        <w:t>Caractéristiques</w:t>
+      </w:r>
+      <w:r>
+        <w:t xml:space="preserve"> : Multinationales, budgets importants</w:t>
+      </w:r>
+    </w:p>
+    <w:p>
+      <w:pPr>
+        <w:pStyle w:val="ListBullet"/>
+      </w:pPr>
+      <w:r>
+        <w:rPr>
+          <w:b/>
+          <w:color w:val="003366"/>
+        </w:rPr>
+        <w:t>Besoins</w:t>
+      </w:r>
+      <w:r>
+        <w:t xml:space="preserve"> : Solutions sur-mesure, support dédié</w:t>
+      </w:r>
+    </w:p>
+    <w:p>
+      <w:pPr>
+        <w:pStyle w:val="ListBullet"/>
+      </w:pPr>
+      <w:r>
+        <w:rPr>
+          <w:b/>
+          <w:color w:val="003366"/>
+        </w:rPr>
+        <w:t>Valeur</w:t>
+      </w:r>
+      <w:r>
+        <w:t xml:space="preserve"> : 12 millions FCFA-50000/an par entreprise</w:t>
+      </w:r>
+    </w:p>
+    <w:p/>
+    <w:p>
+      <w:r>
+        <w:rPr>
+          <w:color w:val="C8C8C8"/>
+        </w:rPr>
+        <w:t>________________________________________________________________________________</w:t>
+      </w:r>
+    </w:p>
+    <w:p/>
+    <w:p>
+      <w:pPr>
+        <w:pStyle w:val="Heading2"/>
+      </w:pPr>
+      <w:r>
+        <w:t>🏆 ANALYSE CONCURRENTIELLE</w:t>
+      </w:r>
+    </w:p>
+    <w:p/>
+    <w:p>
+      <w:pPr>
+        <w:pStyle w:val="Heading3"/>
+      </w:pPr>
+      <w:r>
+        <w:t>Concurrents Directs</w:t>
+      </w:r>
+    </w:p>
+    <w:p/>
+    <w:p>
+      <w:pPr>
+        <w:pStyle w:val="Heading4"/>
+      </w:pPr>
+      <w:r>
+        <w:t>1. Jumia (E-Commerce)</w:t>
+      </w:r>
+    </w:p>
+    <w:p/>
+    <w:p>
+      <w:pPr/>
+      <w:r>
+        <w:rPr>
+          <w:b/>
+          <w:color w:val="003366"/>
         </w:rPr>
         <w:t>Forces</w:t>
       </w:r>
-      <w:r/>
     </w:p>
     <w:p>
       <w:pPr>
         <w:pStyle w:val="ListBullet"/>
       </w:pPr>
-      <w:r>
-        <w:t>**Brand** : Leader e-commerce Afrique</w:t>
-      </w:r>
-    </w:p>
-    <w:p>
-      <w:pPr>
-        <w:pStyle w:val="ListBullet"/>
-      </w:pPr>
-      <w:r>
-        <w:t>**Infrastructure** : Réseau logistique établi</w:t>
-      </w:r>
-    </w:p>
-    <w:p>
-      <w:pPr>
-        <w:pStyle w:val="ListBullet"/>
-      </w:pPr>
-      <w:r>
-        <w:t>**Capital** : $1+ milliard levé</w:t>
-      </w:r>
-    </w:p>
-    <w:p>
-      <w:pPr>
-        <w:pStyle w:val="ListBullet"/>
-      </w:pPr>
-      <w:r>
-        <w:t>**Présence** : 11 pays africains</w:t>
-      </w:r>
-    </w:p>
-    <w:p>
-      <w:r/>
       <w:r>
         <w:rPr>
           <w:b/>
+          <w:color w:val="003366"/>
+        </w:rPr>
+        <w:t>Brand</w:t>
+      </w:r>
+      <w:r>
+        <w:t xml:space="preserve"> : Leader e-commerce Afrique</w:t>
+      </w:r>
+    </w:p>
+    <w:p>
+      <w:pPr>
+        <w:pStyle w:val="ListBullet"/>
+      </w:pPr>
+      <w:r>
+        <w:rPr>
+          <w:b/>
+          <w:color w:val="003366"/>
+        </w:rPr>
+        <w:t>Infrastructure</w:t>
+      </w:r>
+      <w:r>
+        <w:t xml:space="preserve"> : Réseau logistique établi</w:t>
+      </w:r>
+    </w:p>
+    <w:p>
+      <w:pPr>
+        <w:pStyle w:val="ListBullet"/>
+      </w:pPr>
+      <w:r>
+        <w:rPr>
+          <w:b/>
+          <w:color w:val="003366"/>
+        </w:rPr>
+        <w:t>Capital</w:t>
+      </w:r>
+      <w:r>
+        <w:t xml:space="preserve"> : 600 FCFA+ milliard levé</w:t>
+      </w:r>
+    </w:p>
+    <w:p>
+      <w:pPr>
+        <w:pStyle w:val="ListBullet"/>
+      </w:pPr>
+      <w:r>
+        <w:rPr>
+          <w:b/>
+          <w:color w:val="003366"/>
+        </w:rPr>
+        <w:t>Présence</w:t>
+      </w:r>
+      <w:r>
+        <w:t xml:space="preserve"> : 11 pays africains</w:t>
+      </w:r>
+    </w:p>
+    <w:p/>
+    <w:p>
+      <w:pPr/>
+      <w:r>
+        <w:rPr>
+          <w:b/>
+          <w:color w:val="003366"/>
         </w:rPr>
         <w:t>Faiblesses</w:t>
       </w:r>
-      <w:r/>
     </w:p>
     <w:p>
       <w:pPr>
         <w:pStyle w:val="ListBullet"/>
       </w:pPr>
-      <w:r>
-        <w:t>**Focus** : E-commerce uniquement (pas services intégrés)</w:t>
-      </w:r>
-    </w:p>
-    <w:p>
-      <w:pPr>
-        <w:pStyle w:val="ListBullet"/>
-      </w:pPr>
-      <w:r>
-        <w:t>**Prix** : Souvent élevés</w:t>
-      </w:r>
-    </w:p>
-    <w:p>
-      <w:pPr>
-        <w:pStyle w:val="ListBullet"/>
-      </w:pPr>
-      <w:r>
-        <w:t>**Expérience** : Complexe, moins intuitive</w:t>
-      </w:r>
-    </w:p>
-    <w:p>
-      <w:pPr>
-        <w:pStyle w:val="ListBullet"/>
-      </w:pPr>
-      <w:r>
-        <w:t>**Services** : Pas de livraison express, pas de services spécialisés</w:t>
-      </w:r>
-    </w:p>
-    <w:p>
-      <w:r/>
       <w:r>
         <w:rPr>
           <w:b/>
+          <w:color w:val="003366"/>
+        </w:rPr>
+        <w:t>Focus</w:t>
+      </w:r>
+      <w:r>
+        <w:t xml:space="preserve"> : E-commerce uniquement (pas services intégrés)</w:t>
+      </w:r>
+    </w:p>
+    <w:p>
+      <w:pPr>
+        <w:pStyle w:val="ListBullet"/>
+      </w:pPr>
+      <w:r>
+        <w:rPr>
+          <w:b/>
+          <w:color w:val="003366"/>
+        </w:rPr>
+        <w:t>Prix</w:t>
+      </w:r>
+      <w:r>
+        <w:t xml:space="preserve"> : Souvent élevés</w:t>
+      </w:r>
+    </w:p>
+    <w:p>
+      <w:pPr>
+        <w:pStyle w:val="ListBullet"/>
+      </w:pPr>
+      <w:r>
+        <w:rPr>
+          <w:b/>
+          <w:color w:val="003366"/>
+        </w:rPr>
+        <w:t>Expérience</w:t>
+      </w:r>
+      <w:r>
+        <w:t xml:space="preserve"> : Complexe, moins intuitive</w:t>
+      </w:r>
+    </w:p>
+    <w:p>
+      <w:pPr>
+        <w:pStyle w:val="ListBullet"/>
+      </w:pPr>
+      <w:r>
+        <w:rPr>
+          <w:b/>
+          <w:color w:val="003366"/>
+        </w:rPr>
+        <w:t>Services</w:t>
+      </w:r>
+      <w:r>
+        <w:t xml:space="preserve"> : Pas de livraison express, pas de services spécialisés</w:t>
+      </w:r>
+    </w:p>
+    <w:p/>
+    <w:p>
+      <w:pPr/>
+      <w:r>
+        <w:rPr>
+          <w:b/>
+          <w:color w:val="003366"/>
         </w:rPr>
         <w:t>Positionnement Yukpomnang</w:t>
       </w:r>
-      <w:r/>
     </w:p>
     <w:p>
       <w:pPr>
         <w:pStyle w:val="ListBullet"/>
       </w:pPr>
-      <w:r>
-        <w:t>**Avantage** : Multi-secteurs intégrés, IA avancée, services spécialisés</w:t>
-      </w:r>
-    </w:p>
-    <w:p>
-      <w:pPr>
-        <w:pStyle w:val="ListBullet"/>
-      </w:pPr>
-      <w:r>
-        <w:t>**Différenciation** : Création vidéo, géolocalisation intelligente</w:t>
-      </w:r>
-    </w:p>
-    <w:p>
-      <w:r>
-        <w:t>__________________________________________________</w:t>
-      </w:r>
-    </w:p>
-    <w:p>
-      <w:pPr>
-        <w:pStyle w:val="Heading4"/>
-      </w:pPr>
-      <w:r>
-        <w:t>2. Glovo / Uber Eats (Livraison)</w:t>
-      </w:r>
-    </w:p>
-    <w:p>
-      <w:r/>
       <w:r>
         <w:rPr>
           <w:b/>
+          <w:color w:val="003366"/>
+        </w:rPr>
+        <w:t>Avantage</w:t>
+      </w:r>
+      <w:r>
+        <w:t xml:space="preserve"> : Multi-secteurs intégrés, IA avancée, services spécialisés</w:t>
+      </w:r>
+    </w:p>
+    <w:p>
+      <w:pPr>
+        <w:pStyle w:val="ListBullet"/>
+      </w:pPr>
+      <w:r>
+        <w:rPr>
+          <w:b/>
+          <w:color w:val="003366"/>
+        </w:rPr>
+        <w:t>Différenciation</w:t>
+      </w:r>
+      <w:r>
+        <w:t xml:space="preserve"> : Création vidéo, géolocalisation intelligente</w:t>
+      </w:r>
+    </w:p>
+    <w:p/>
+    <w:p>
+      <w:r>
+        <w:rPr>
+          <w:color w:val="C8C8C8"/>
+        </w:rPr>
+        <w:t>________________________________________________________________________________</w:t>
+      </w:r>
+    </w:p>
+    <w:p/>
+    <w:p>
+      <w:pPr>
+        <w:pStyle w:val="Heading4"/>
+      </w:pPr>
+      <w:r>
+        <w:t>2. Glovo / Uber Eats (Livraison)</w:t>
+      </w:r>
+    </w:p>
+    <w:p/>
+    <w:p>
+      <w:pPr/>
+      <w:r>
+        <w:rPr>
+          <w:b/>
+          <w:color w:val="003366"/>
         </w:rPr>
         <w:t>Forces</w:t>
       </w:r>
-      <w:r/>
     </w:p>
     <w:p>
       <w:pPr>
         <w:pStyle w:val="ListBullet"/>
       </w:pPr>
-      <w:r>
-        <w:t>**Expérience** : Modèle éprouvé globalement</w:t>
-      </w:r>
-    </w:p>
-    <w:p>
-      <w:pPr>
-        <w:pStyle w:val="ListBullet"/>
-      </w:pPr>
-      <w:r>
-        <w:t>**Capital** : Financements importants</w:t>
-      </w:r>
-    </w:p>
-    <w:p>
-      <w:pPr>
-        <w:pStyle w:val="ListBullet"/>
-      </w:pPr>
-      <w:r>
-        <w:t>**Brand** : Reconnaissance internationale</w:t>
-      </w:r>
-    </w:p>
-    <w:p>
-      <w:pPr>
-        <w:pStyle w:val="ListBullet"/>
-      </w:pPr>
-      <w:r>
-        <w:t>**Technologie** : Plateformes matures</w:t>
-      </w:r>
-    </w:p>
-    <w:p>
-      <w:r/>
       <w:r>
         <w:rPr>
           <w:b/>
+          <w:color w:val="003366"/>
+        </w:rPr>
+        <w:t>Expérience</w:t>
+      </w:r>
+      <w:r>
+        <w:t xml:space="preserve"> : Modèle éprouvé globalement</w:t>
+      </w:r>
+    </w:p>
+    <w:p>
+      <w:pPr>
+        <w:pStyle w:val="ListBullet"/>
+      </w:pPr>
+      <w:r>
+        <w:rPr>
+          <w:b/>
+          <w:color w:val="003366"/>
+        </w:rPr>
+        <w:t>Capital</w:t>
+      </w:r>
+      <w:r>
+        <w:t xml:space="preserve"> : Financements importants</w:t>
+      </w:r>
+    </w:p>
+    <w:p>
+      <w:pPr>
+        <w:pStyle w:val="ListBullet"/>
+      </w:pPr>
+      <w:r>
+        <w:rPr>
+          <w:b/>
+          <w:color w:val="003366"/>
+        </w:rPr>
+        <w:t>Brand</w:t>
+      </w:r>
+      <w:r>
+        <w:t xml:space="preserve"> : Reconnaissance internationale</w:t>
+      </w:r>
+    </w:p>
+    <w:p>
+      <w:pPr>
+        <w:pStyle w:val="ListBullet"/>
+      </w:pPr>
+      <w:r>
+        <w:rPr>
+          <w:b/>
+          <w:color w:val="003366"/>
+        </w:rPr>
+        <w:t>Technologie</w:t>
+      </w:r>
+      <w:r>
+        <w:t xml:space="preserve"> : Plateformes matures</w:t>
+      </w:r>
+    </w:p>
+    <w:p/>
+    <w:p>
+      <w:pPr/>
+      <w:r>
+        <w:rPr>
+          <w:b/>
+          <w:color w:val="003366"/>
         </w:rPr>
         <w:t>Faiblesses</w:t>
       </w:r>
-      <w:r/>
     </w:p>
     <w:p>
       <w:pPr>
         <w:pStyle w:val="ListBullet"/>
       </w:pPr>
-      <w:r>
-        <w:t>**Focus** : Livraison uniquement (restaurants, courses)</w:t>
-      </w:r>
-    </w:p>
-    <w:p>
-      <w:pPr>
-        <w:pStyle w:val="ListBullet"/>
-      </w:pPr>
-      <w:r>
-        <w:t>**Prix** : Commissions élevées (25-30%)</w:t>
-      </w:r>
-    </w:p>
-    <w:p>
-      <w:pPr>
-        <w:pStyle w:val="ListBullet"/>
-      </w:pPr>
-      <w:r>
-        <w:t>**Services** : Pas de création produits, pas de services spécialisés</w:t>
-      </w:r>
-    </w:p>
-    <w:p>
-      <w:pPr>
-        <w:pStyle w:val="ListBullet"/>
-      </w:pPr>
-      <w:r>
-        <w:t>**Localisation** : Moins adapté aux besoins locaux</w:t>
-      </w:r>
-    </w:p>
-    <w:p>
-      <w:r/>
       <w:r>
         <w:rPr>
           <w:b/>
+          <w:color w:val="003366"/>
+        </w:rPr>
+        <w:t>Focus</w:t>
+      </w:r>
+      <w:r>
+        <w:t xml:space="preserve"> : Livraison uniquement (restaurants, courses)</w:t>
+      </w:r>
+    </w:p>
+    <w:p>
+      <w:pPr>
+        <w:pStyle w:val="ListBullet"/>
+      </w:pPr>
+      <w:r>
+        <w:rPr>
+          <w:b/>
+          <w:color w:val="003366"/>
+        </w:rPr>
+        <w:t>Prix</w:t>
+      </w:r>
+      <w:r>
+        <w:t xml:space="preserve"> : Commissions élevées (25-30%)</w:t>
+      </w:r>
+    </w:p>
+    <w:p>
+      <w:pPr>
+        <w:pStyle w:val="ListBullet"/>
+      </w:pPr>
+      <w:r>
+        <w:rPr>
+          <w:b/>
+          <w:color w:val="003366"/>
+        </w:rPr>
+        <w:t>Services</w:t>
+      </w:r>
+      <w:r>
+        <w:t xml:space="preserve"> : Pas de création produits, pas de services spécialisés</w:t>
+      </w:r>
+    </w:p>
+    <w:p>
+      <w:pPr>
+        <w:pStyle w:val="ListBullet"/>
+      </w:pPr>
+      <w:r>
+        <w:rPr>
+          <w:b/>
+          <w:color w:val="003366"/>
+        </w:rPr>
+        <w:t>Localisation</w:t>
+      </w:r>
+      <w:r>
+        <w:t xml:space="preserve"> : Moins adapté aux besoins locaux</w:t>
+      </w:r>
+    </w:p>
+    <w:p/>
+    <w:p>
+      <w:pPr/>
+      <w:r>
+        <w:rPr>
+          <w:b/>
+          <w:color w:val="003366"/>
         </w:rPr>
         <w:t>Positionnement Yukpomnang</w:t>
       </w:r>
-      <w:r/>
     </w:p>
     <w:p>
       <w:pPr>
         <w:pStyle w:val="ListBullet"/>
       </w:pPr>
-      <w:r>
-        <w:t>**Avantage** : Services multi-secteurs, prix compétitifs, IA création</w:t>
-      </w:r>
-    </w:p>
-    <w:p>
-      <w:pPr>
-        <w:pStyle w:val="ListBullet"/>
-      </w:pPr>
-      <w:r>
-        <w:t>**Différenciation** : Écosystème complet, services spécialisés</w:t>
-      </w:r>
-    </w:p>
-    <w:p>
-      <w:r>
-        <w:t>__________________________________________________</w:t>
-      </w:r>
-    </w:p>
-    <w:p>
-      <w:pPr>
-        <w:pStyle w:val="Heading4"/>
-      </w:pPr>
-      <w:r>
-        <w:t>3. Bolt / Uber (Transport)</w:t>
-      </w:r>
-    </w:p>
-    <w:p>
-      <w:r/>
       <w:r>
         <w:rPr>
           <w:b/>
+          <w:color w:val="003366"/>
+        </w:rPr>
+        <w:t>Avantage</w:t>
+      </w:r>
+      <w:r>
+        <w:t xml:space="preserve"> : Services multi-secteurs, prix compétitifs, IA création</w:t>
+      </w:r>
+    </w:p>
+    <w:p>
+      <w:pPr>
+        <w:pStyle w:val="ListBullet"/>
+      </w:pPr>
+      <w:r>
+        <w:rPr>
+          <w:b/>
+          <w:color w:val="003366"/>
+        </w:rPr>
+        <w:t>Différenciation</w:t>
+      </w:r>
+      <w:r>
+        <w:t xml:space="preserve"> : Écosystème complet, services spécialisés</w:t>
+      </w:r>
+    </w:p>
+    <w:p/>
+    <w:p>
+      <w:r>
+        <w:rPr>
+          <w:color w:val="C8C8C8"/>
+        </w:rPr>
+        <w:t>________________________________________________________________________________</w:t>
+      </w:r>
+    </w:p>
+    <w:p/>
+    <w:p>
+      <w:pPr>
+        <w:pStyle w:val="Heading4"/>
+      </w:pPr>
+      <w:r>
+        <w:t>3. Bolt / Uber (Transport)</w:t>
+      </w:r>
+    </w:p>
+    <w:p/>
+    <w:p>
+      <w:pPr/>
+      <w:r>
+        <w:rPr>
+          <w:b/>
+          <w:color w:val="003366"/>
         </w:rPr>
         <w:t>Forces</w:t>
       </w:r>
-      <w:r/>
     </w:p>
     <w:p>
       <w:pPr>
         <w:pStyle w:val="ListBullet"/>
       </w:pPr>
-      <w:r>
-        <w:t>**Réseau** : Coursiers/drivers établis</w:t>
-      </w:r>
-    </w:p>
-    <w:p>
-      <w:pPr>
-        <w:pStyle w:val="ListBullet"/>
-      </w:pPr>
-      <w:r>
-        <w:t>**Technologie** : Apps matures</w:t>
-      </w:r>
-    </w:p>
-    <w:p>
-      <w:pPr>
-        <w:pStyle w:val="ListBullet"/>
-      </w:pPr>
-      <w:r>
-        <w:t>**Brand** : Reconnaissance</w:t>
-      </w:r>
-    </w:p>
-    <w:p>
-      <w:r/>
       <w:r>
         <w:rPr>
           <w:b/>
+          <w:color w:val="003366"/>
+        </w:rPr>
+        <w:t>Réseau</w:t>
+      </w:r>
+      <w:r>
+        <w:t xml:space="preserve"> : Coursiers/drivers établis</w:t>
+      </w:r>
+    </w:p>
+    <w:p>
+      <w:pPr>
+        <w:pStyle w:val="ListBullet"/>
+      </w:pPr>
+      <w:r>
+        <w:rPr>
+          <w:b/>
+          <w:color w:val="003366"/>
+        </w:rPr>
+        <w:t>Technologie</w:t>
+      </w:r>
+      <w:r>
+        <w:t xml:space="preserve"> : Apps matures</w:t>
+      </w:r>
+    </w:p>
+    <w:p>
+      <w:pPr>
+        <w:pStyle w:val="ListBullet"/>
+      </w:pPr>
+      <w:r>
+        <w:rPr>
+          <w:b/>
+          <w:color w:val="003366"/>
+        </w:rPr>
+        <w:t>Brand</w:t>
+      </w:r>
+      <w:r>
+        <w:t xml:space="preserve"> : Reconnaissance</w:t>
+      </w:r>
+    </w:p>
+    <w:p/>
+    <w:p>
+      <w:pPr/>
+      <w:r>
+        <w:rPr>
+          <w:b/>
+          <w:color w:val="003366"/>
         </w:rPr>
         <w:t>Faiblesses</w:t>
       </w:r>
-      <w:r/>
     </w:p>
     <w:p>
       <w:pPr>
         <w:pStyle w:val="ListBullet"/>
       </w:pPr>
-      <w:r>
-        <w:t>**Focus** : Transport uniquement</w:t>
-      </w:r>
-    </w:p>
-    <w:p>
-      <w:pPr>
-        <w:pStyle w:val="ListBullet"/>
-      </w:pPr>
-      <w:r>
-        <w:t>**Services** : Pas d'intégration e-commerce, services</w:t>
-      </w:r>
-    </w:p>
-    <w:p>
-      <w:pPr>
-        <w:pStyle w:val="ListBullet"/>
-      </w:pPr>
-      <w:r>
-        <w:t>**Prix** : Commissions élevées</w:t>
-      </w:r>
-    </w:p>
-    <w:p>
-      <w:r/>
       <w:r>
         <w:rPr>
           <w:b/>
+          <w:color w:val="003366"/>
+        </w:rPr>
+        <w:t>Focus</w:t>
+      </w:r>
+      <w:r>
+        <w:t xml:space="preserve"> : Transport uniquement</w:t>
+      </w:r>
+    </w:p>
+    <w:p>
+      <w:pPr>
+        <w:pStyle w:val="ListBullet"/>
+      </w:pPr>
+      <w:r>
+        <w:rPr>
+          <w:b/>
+          <w:color w:val="003366"/>
+        </w:rPr>
+        <w:t>Services</w:t>
+      </w:r>
+      <w:r>
+        <w:t xml:space="preserve"> : Pas d'intégration e-commerce, services</w:t>
+      </w:r>
+    </w:p>
+    <w:p>
+      <w:pPr>
+        <w:pStyle w:val="ListBullet"/>
+      </w:pPr>
+      <w:r>
+        <w:rPr>
+          <w:b/>
+          <w:color w:val="003366"/>
+        </w:rPr>
+        <w:t>Prix</w:t>
+      </w:r>
+      <w:r>
+        <w:t xml:space="preserve"> : Commissions élevées</w:t>
+      </w:r>
+    </w:p>
+    <w:p/>
+    <w:p>
+      <w:pPr/>
+      <w:r>
+        <w:rPr>
+          <w:b/>
+          <w:color w:val="003366"/>
         </w:rPr>
         <w:t>Positionnement Yukpomnang</w:t>
       </w:r>
-      <w:r/>
-    </w:p>
-    <w:p>
-      <w:pPr>
-        <w:pStyle w:val="ListBullet"/>
-      </w:pPr>
-      <w:r>
-        <w:t>**Avantage** : Intégration transport + livraison + services</w:t>
-      </w:r>
-    </w:p>
-    <w:p>
-      <w:pPr>
-        <w:pStyle w:val="ListBullet"/>
-      </w:pPr>
-      <w:r>
-        <w:t>**Différenciation** : Écosystème unifié</w:t>
-      </w:r>
-    </w:p>
-    <w:p>
-      <w:r>
-        <w:t>__________________________________________________</w:t>
-      </w:r>
-    </w:p>
-    <w:p>
-      <w:pPr>
-        <w:pStyle w:val="Heading3"/>
-      </w:pPr>
-      <w:r>
-        <w:t>Concurrents Indirects</w:t>
-      </w:r>
-    </w:p>
-    <w:p>
-      <w:pPr>
-        <w:pStyle w:val="Heading4"/>
-      </w:pPr>
-      <w:r>
-        <w:t>Marketplaces Locales Fragmentées</w:t>
-      </w:r>
-    </w:p>
-    <w:p>
-      <w:pPr>
-        <w:pStyle w:val="ListBullet"/>
-      </w:pPr>
-      <w:r>
-        <w:t>**Caractéristiques** : Petites plateformes locales, spécialisées</w:t>
-      </w:r>
-    </w:p>
-    <w:p>
-      <w:pPr>
-        <w:pStyle w:val="ListBullet"/>
-      </w:pPr>
-      <w:r>
-        <w:t>**Forces** : Connaissance locale, prix bas</w:t>
-      </w:r>
-    </w:p>
-    <w:p>
-      <w:pPr>
-        <w:pStyle w:val="ListBullet"/>
-      </w:pPr>
-      <w:r>
-        <w:t>**Faiblesses** : Manque de scale, technologie limitée</w:t>
-      </w:r>
-    </w:p>
-    <w:p>
-      <w:pPr>
-        <w:pStyle w:val="ListBullet"/>
-      </w:pPr>
-      <w:r>
-        <w:t>**Positionnement** : Yukpomnang offre scale + technologie + localisation</w:t>
-      </w:r>
-    </w:p>
-    <w:p>
-      <w:pPr>
-        <w:pStyle w:val="Heading4"/>
-      </w:pPr>
-      <w:r>
-        <w:t>Services Gouvernementaux Traditionnels</w:t>
-      </w:r>
-    </w:p>
-    <w:p>
-      <w:pPr>
-        <w:pStyle w:val="ListBullet"/>
-      </w:pPr>
-      <w:r>
-        <w:t>**Caractéristiques** : Services publics, processus lents</w:t>
-      </w:r>
-    </w:p>
-    <w:p>
-      <w:pPr>
-        <w:pStyle w:val="ListBullet"/>
-      </w:pPr>
-      <w:r>
-        <w:t>**Forces** : Gratuits, officiels</w:t>
-      </w:r>
-    </w:p>
-    <w:p>
-      <w:pPr>
-        <w:pStyle w:val="ListBullet"/>
-      </w:pPr>
-      <w:r>
-        <w:t>**Faiblesses** : Inefficacité, manque digitalisation</w:t>
-      </w:r>
-    </w:p>
-    <w:p>
-      <w:pPr>
-        <w:pStyle w:val="ListBullet"/>
-      </w:pPr>
-      <w:r>
-        <w:t>**Positionnement** : Yukpomnang offre efficacité + digitalisation</w:t>
-      </w:r>
-    </w:p>
-    <w:p>
-      <w:pPr>
-        <w:pStyle w:val="Heading4"/>
-      </w:pPr>
-      <w:r>
-        <w:t>Commerces Physiques Traditionnels</w:t>
-      </w:r>
-    </w:p>
-    <w:p>
-      <w:pPr>
-        <w:pStyle w:val="ListBullet"/>
-      </w:pPr>
-      <w:r>
-        <w:t>**Caractéristiques** : Boutiques physiques, pas d'online</w:t>
-      </w:r>
-    </w:p>
-    <w:p>
-      <w:pPr>
-        <w:pStyle w:val="ListBullet"/>
-      </w:pPr>
-      <w:r>
-        <w:t>**Forces** : Contact humain, confiance</w:t>
-      </w:r>
-    </w:p>
-    <w:p>
-      <w:pPr>
-        <w:pStyle w:val="ListBullet"/>
-      </w:pPr>
-      <w:r>
-        <w:t>**Faiblesses** : Pas de visibilité, pas de livraison</w:t>
-      </w:r>
-    </w:p>
-    <w:p>
-      <w:pPr>
-        <w:pStyle w:val="ListBullet"/>
-      </w:pPr>
-      <w:r>
-        <w:t>**Positionnement** : Yukpomnang connecte commerces physiques au digital</w:t>
-      </w:r>
-    </w:p>
-    <w:p>
-      <w:r>
-        <w:t>__________________________________________________</w:t>
-      </w:r>
-    </w:p>
-    <w:p>
-      <w:pPr>
-        <w:pStyle w:val="Heading2"/>
-      </w:pPr>
-      <w:r>
-        <w:t>💡 AVANTAGES CONCURRENTIELS YUKPOMNANG</w:t>
-      </w:r>
-    </w:p>
-    <w:p>
-      <w:pPr>
-        <w:pStyle w:val="Heading3"/>
-      </w:pPr>
-      <w:r>
-        <w:t>1. Technologie Propriétaire</w:t>
-      </w:r>
-    </w:p>
-    <w:p>
-      <w:pPr>
-        <w:pStyle w:val="Heading4"/>
-      </w:pPr>
-      <w:r>
-        <w:t>IA Avancée</w:t>
-      </w:r>
-    </w:p>
-    <w:p>
-      <w:pPr>
-        <w:pStyle w:val="ListBullet"/>
-      </w:pPr>
-      <w:r>
-        <w:t>**Création intelligente produits** : Unique sur marché</w:t>
-      </w:r>
-    </w:p>
-    <w:p>
-      <w:pPr>
-        <w:pStyle w:val="ListBullet"/>
-      </w:pPr>
-      <w:r>
-        <w:t>**Recommandations personnalisées** : Algorithmes propriétaires</w:t>
-      </w:r>
-    </w:p>
-    <w:p>
-      <w:pPr>
-        <w:pStyle w:val="ListBullet"/>
-      </w:pPr>
-      <w:r>
-        <w:t>**Génération vidéo** : Automatisation publicités</w:t>
-      </w:r>
-    </w:p>
-    <w:p>
-      <w:pPr>
-        <w:pStyle w:val="Heading4"/>
-      </w:pPr>
-      <w:r>
-        <w:t>Performance Technique</w:t>
-      </w:r>
-    </w:p>
-    <w:p>
-      <w:pPr>
-        <w:pStyle w:val="ListBullet"/>
-      </w:pPr>
-      <w:r>
-        <w:t>**Backend Rust** : 10x plus rapide que Node.js</w:t>
-      </w:r>
-    </w:p>
-    <w:p>
-      <w:pPr>
-        <w:pStyle w:val="ListBullet"/>
-      </w:pPr>
-      <w:r>
-        <w:t>**Scalabilité** : Architecture cloud-native</w:t>
-      </w:r>
-    </w:p>
-    <w:p>
-      <w:pPr>
-        <w:pStyle w:val="ListBullet"/>
-      </w:pPr>
-      <w:r>
-        <w:t>**Fiabilité** : 99.9% uptime</w:t>
-      </w:r>
-    </w:p>
-    <w:p>
-      <w:pPr>
-        <w:pStyle w:val="Heading3"/>
-      </w:pPr>
-      <w:r>
-        <w:t>2. Écosystème Intégré</w:t>
-      </w:r>
-    </w:p>
-    <w:p>
-      <w:pPr>
-        <w:pStyle w:val="Heading4"/>
-      </w:pPr>
-      <w:r>
-        <w:t>Multi-Secteurs</w:t>
-      </w:r>
-    </w:p>
-    <w:p>
-      <w:pPr>
-        <w:pStyle w:val="ListBullet"/>
-      </w:pPr>
-      <w:r>
-        <w:t>**Une seule app** : Tous services essentiels</w:t>
-      </w:r>
-    </w:p>
-    <w:p>
-      <w:pPr>
-        <w:pStyle w:val="ListBullet"/>
-      </w:pPr>
-      <w:r>
-        <w:t>**Expérience unifiée** : Navigation fluide</w:t>
-      </w:r>
-    </w:p>
-    <w:p>
-      <w:pPr>
-        <w:pStyle w:val="ListBullet"/>
-      </w:pPr>
-      <w:r>
-        <w:t>**Network effects** : Plus d'utilisateurs = plus de valeur</w:t>
-      </w:r>
-    </w:p>
-    <w:p>
-      <w:pPr>
-        <w:pStyle w:val="Heading4"/>
-      </w:pPr>
-      <w:r>
-        <w:t>Services Spécialisés</w:t>
-      </w:r>
     </w:p>
     <w:p>
       <w:pPr>
@@ -1616,6 +2135,469 @@
       <w:r>
         <w:rPr>
           <w:b/>
+          <w:color w:val="003366"/>
+        </w:rPr>
+        <w:t>Avantage</w:t>
+      </w:r>
+      <w:r>
+        <w:t xml:space="preserve"> : Intégration transport + livraison + services</w:t>
+      </w:r>
+    </w:p>
+    <w:p>
+      <w:pPr>
+        <w:pStyle w:val="ListBullet"/>
+      </w:pPr>
+      <w:r>
+        <w:rPr>
+          <w:b/>
+          <w:color w:val="003366"/>
+        </w:rPr>
+        <w:t>Différenciation</w:t>
+      </w:r>
+      <w:r>
+        <w:t xml:space="preserve"> : Écosystème unifié</w:t>
+      </w:r>
+    </w:p>
+    <w:p/>
+    <w:p>
+      <w:r>
+        <w:rPr>
+          <w:color w:val="C8C8C8"/>
+        </w:rPr>
+        <w:t>________________________________________________________________________________</w:t>
+      </w:r>
+    </w:p>
+    <w:p/>
+    <w:p>
+      <w:pPr>
+        <w:pStyle w:val="Heading3"/>
+      </w:pPr>
+      <w:r>
+        <w:t>Concurrents Indirects</w:t>
+      </w:r>
+    </w:p>
+    <w:p/>
+    <w:p>
+      <w:pPr>
+        <w:pStyle w:val="Heading4"/>
+      </w:pPr>
+      <w:r>
+        <w:t>Marketplaces Locales Fragmentées</w:t>
+      </w:r>
+    </w:p>
+    <w:p>
+      <w:pPr>
+        <w:pStyle w:val="ListBullet"/>
+      </w:pPr>
+      <w:r>
+        <w:rPr>
+          <w:b/>
+          <w:color w:val="003366"/>
+        </w:rPr>
+        <w:t>Caractéristiques</w:t>
+      </w:r>
+      <w:r>
+        <w:t xml:space="preserve"> : Petites plateformes locales, spécialisées</w:t>
+      </w:r>
+    </w:p>
+    <w:p>
+      <w:pPr>
+        <w:pStyle w:val="ListBullet"/>
+      </w:pPr>
+      <w:r>
+        <w:rPr>
+          <w:b/>
+          <w:color w:val="003366"/>
+        </w:rPr>
+        <w:t>Forces</w:t>
+      </w:r>
+      <w:r>
+        <w:t xml:space="preserve"> : Connaissance locale, prix bas</w:t>
+      </w:r>
+    </w:p>
+    <w:p>
+      <w:pPr>
+        <w:pStyle w:val="ListBullet"/>
+      </w:pPr>
+      <w:r>
+        <w:rPr>
+          <w:b/>
+          <w:color w:val="003366"/>
+        </w:rPr>
+        <w:t>Faiblesses</w:t>
+      </w:r>
+      <w:r>
+        <w:t xml:space="preserve"> : Manque de scale, technologie limitée</w:t>
+      </w:r>
+    </w:p>
+    <w:p>
+      <w:pPr>
+        <w:pStyle w:val="ListBullet"/>
+      </w:pPr>
+      <w:r>
+        <w:rPr>
+          <w:b/>
+          <w:color w:val="003366"/>
+        </w:rPr>
+        <w:t>Positionnement</w:t>
+      </w:r>
+      <w:r>
+        <w:t xml:space="preserve"> : Yukpomnang offre scale + technologie + localisation</w:t>
+      </w:r>
+    </w:p>
+    <w:p/>
+    <w:p>
+      <w:pPr>
+        <w:pStyle w:val="Heading4"/>
+      </w:pPr>
+      <w:r>
+        <w:t>Services Gouvernementaux Traditionnels</w:t>
+      </w:r>
+    </w:p>
+    <w:p>
+      <w:pPr>
+        <w:pStyle w:val="ListBullet"/>
+      </w:pPr>
+      <w:r>
+        <w:rPr>
+          <w:b/>
+          <w:color w:val="003366"/>
+        </w:rPr>
+        <w:t>Caractéristiques</w:t>
+      </w:r>
+      <w:r>
+        <w:t xml:space="preserve"> : Services publics, processus lents</w:t>
+      </w:r>
+    </w:p>
+    <w:p>
+      <w:pPr>
+        <w:pStyle w:val="ListBullet"/>
+      </w:pPr>
+      <w:r>
+        <w:rPr>
+          <w:b/>
+          <w:color w:val="003366"/>
+        </w:rPr>
+        <w:t>Forces</w:t>
+      </w:r>
+      <w:r>
+        <w:t xml:space="preserve"> : Gratuits, officiels</w:t>
+      </w:r>
+    </w:p>
+    <w:p>
+      <w:pPr>
+        <w:pStyle w:val="ListBullet"/>
+      </w:pPr>
+      <w:r>
+        <w:rPr>
+          <w:b/>
+          <w:color w:val="003366"/>
+        </w:rPr>
+        <w:t>Faiblesses</w:t>
+      </w:r>
+      <w:r>
+        <w:t xml:space="preserve"> : Inefficacité, manque digitalisation</w:t>
+      </w:r>
+    </w:p>
+    <w:p>
+      <w:pPr>
+        <w:pStyle w:val="ListBullet"/>
+      </w:pPr>
+      <w:r>
+        <w:rPr>
+          <w:b/>
+          <w:color w:val="003366"/>
+        </w:rPr>
+        <w:t>Positionnement</w:t>
+      </w:r>
+      <w:r>
+        <w:t xml:space="preserve"> : Yukpomnang offre efficacité + digitalisation</w:t>
+      </w:r>
+    </w:p>
+    <w:p/>
+    <w:p>
+      <w:pPr>
+        <w:pStyle w:val="Heading4"/>
+      </w:pPr>
+      <w:r>
+        <w:t>Commerces Physiques Traditionnels</w:t>
+      </w:r>
+    </w:p>
+    <w:p>
+      <w:pPr>
+        <w:pStyle w:val="ListBullet"/>
+      </w:pPr>
+      <w:r>
+        <w:rPr>
+          <w:b/>
+          <w:color w:val="003366"/>
+        </w:rPr>
+        <w:t>Caractéristiques</w:t>
+      </w:r>
+      <w:r>
+        <w:t xml:space="preserve"> : Boutiques physiques, pas d'online</w:t>
+      </w:r>
+    </w:p>
+    <w:p>
+      <w:pPr>
+        <w:pStyle w:val="ListBullet"/>
+      </w:pPr>
+      <w:r>
+        <w:rPr>
+          <w:b/>
+          <w:color w:val="003366"/>
+        </w:rPr>
+        <w:t>Forces</w:t>
+      </w:r>
+      <w:r>
+        <w:t xml:space="preserve"> : Contact humain, confiance</w:t>
+      </w:r>
+    </w:p>
+    <w:p>
+      <w:pPr>
+        <w:pStyle w:val="ListBullet"/>
+      </w:pPr>
+      <w:r>
+        <w:rPr>
+          <w:b/>
+          <w:color w:val="003366"/>
+        </w:rPr>
+        <w:t>Faiblesses</w:t>
+      </w:r>
+      <w:r>
+        <w:t xml:space="preserve"> : Pas de visibilité, pas de livraison</w:t>
+      </w:r>
+    </w:p>
+    <w:p>
+      <w:pPr>
+        <w:pStyle w:val="ListBullet"/>
+      </w:pPr>
+      <w:r>
+        <w:rPr>
+          <w:b/>
+          <w:color w:val="003366"/>
+        </w:rPr>
+        <w:t>Positionnement</w:t>
+      </w:r>
+      <w:r>
+        <w:t xml:space="preserve"> : Yukpomnang connecte commerces physiques au digital</w:t>
+      </w:r>
+    </w:p>
+    <w:p/>
+    <w:p>
+      <w:r>
+        <w:rPr>
+          <w:color w:val="C8C8C8"/>
+        </w:rPr>
+        <w:t>________________________________________________________________________________</w:t>
+      </w:r>
+    </w:p>
+    <w:p/>
+    <w:p>
+      <w:pPr>
+        <w:pStyle w:val="Heading2"/>
+      </w:pPr>
+      <w:r>
+        <w:t>AVANTAGES CONCURRENTIELS YUKPOMNANG</w:t>
+      </w:r>
+    </w:p>
+    <w:p/>
+    <w:p>
+      <w:pPr>
+        <w:pStyle w:val="Heading3"/>
+      </w:pPr>
+      <w:r>
+        <w:t>1. Technologie Propriétaire</w:t>
+      </w:r>
+    </w:p>
+    <w:p/>
+    <w:p>
+      <w:pPr>
+        <w:pStyle w:val="Heading4"/>
+      </w:pPr>
+      <w:r>
+        <w:t>IA Avancée</w:t>
+      </w:r>
+    </w:p>
+    <w:p>
+      <w:pPr>
+        <w:pStyle w:val="ListBullet"/>
+      </w:pPr>
+      <w:r>
+        <w:rPr>
+          <w:b/>
+          <w:color w:val="003366"/>
+        </w:rPr>
+        <w:t>Création intelligente produits</w:t>
+      </w:r>
+      <w:r>
+        <w:t xml:space="preserve"> : Unique sur marché</w:t>
+      </w:r>
+    </w:p>
+    <w:p>
+      <w:pPr>
+        <w:pStyle w:val="ListBullet"/>
+      </w:pPr>
+      <w:r>
+        <w:rPr>
+          <w:b/>
+          <w:color w:val="003366"/>
+        </w:rPr>
+        <w:t>Recommandations personnalisées</w:t>
+      </w:r>
+      <w:r>
+        <w:t xml:space="preserve"> : Algorithmes propriétaires</w:t>
+      </w:r>
+    </w:p>
+    <w:p>
+      <w:pPr>
+        <w:pStyle w:val="ListBullet"/>
+      </w:pPr>
+      <w:r>
+        <w:rPr>
+          <w:b/>
+          <w:color w:val="003366"/>
+        </w:rPr>
+        <w:t>Génération vidéo</w:t>
+      </w:r>
+      <w:r>
+        <w:t xml:space="preserve"> : Automatisation publicités</w:t>
+      </w:r>
+    </w:p>
+    <w:p/>
+    <w:p>
+      <w:pPr>
+        <w:pStyle w:val="Heading4"/>
+      </w:pPr>
+      <w:r>
+        <w:t>Performance Technique</w:t>
+      </w:r>
+    </w:p>
+    <w:p>
+      <w:pPr>
+        <w:pStyle w:val="ListBullet"/>
+      </w:pPr>
+      <w:r>
+        <w:rPr>
+          <w:b/>
+          <w:color w:val="003366"/>
+        </w:rPr>
+        <w:t>Backend Rust</w:t>
+      </w:r>
+      <w:r>
+        <w:t xml:space="preserve"> : 10x plus rapide que Node.js</w:t>
+      </w:r>
+    </w:p>
+    <w:p>
+      <w:pPr>
+        <w:pStyle w:val="ListBullet"/>
+      </w:pPr>
+      <w:r>
+        <w:rPr>
+          <w:b/>
+          <w:color w:val="003366"/>
+        </w:rPr>
+        <w:t>Scalabilité</w:t>
+      </w:r>
+      <w:r>
+        <w:t xml:space="preserve"> : Architecture cloud-native</w:t>
+      </w:r>
+    </w:p>
+    <w:p>
+      <w:pPr>
+        <w:pStyle w:val="ListBullet"/>
+      </w:pPr>
+      <w:r>
+        <w:rPr>
+          <w:b/>
+          <w:color w:val="003366"/>
+        </w:rPr>
+        <w:t>Fiabilité</w:t>
+      </w:r>
+      <w:r>
+        <w:t xml:space="preserve"> : 99.9% uptime</w:t>
+      </w:r>
+    </w:p>
+    <w:p/>
+    <w:p>
+      <w:pPr>
+        <w:pStyle w:val="Heading3"/>
+      </w:pPr>
+      <w:r>
+        <w:t>2. Écosystème Intégré</w:t>
+      </w:r>
+    </w:p>
+    <w:p/>
+    <w:p>
+      <w:pPr>
+        <w:pStyle w:val="Heading4"/>
+      </w:pPr>
+      <w:r>
+        <w:t>Multi-Secteurs</w:t>
+      </w:r>
+    </w:p>
+    <w:p>
+      <w:pPr>
+        <w:pStyle w:val="ListBullet"/>
+      </w:pPr>
+      <w:r>
+        <w:rPr>
+          <w:b/>
+          <w:color w:val="003366"/>
+        </w:rPr>
+        <w:t>Une seule app</w:t>
+      </w:r>
+      <w:r>
+        <w:t xml:space="preserve"> : Tous services essentiels</w:t>
+      </w:r>
+    </w:p>
+    <w:p>
+      <w:pPr>
+        <w:pStyle w:val="ListBullet"/>
+      </w:pPr>
+      <w:r>
+        <w:rPr>
+          <w:b/>
+          <w:color w:val="003366"/>
+        </w:rPr>
+        <w:t>Expérience unifiée</w:t>
+      </w:r>
+      <w:r>
+        <w:t xml:space="preserve"> : Navigation fluide</w:t>
+      </w:r>
+    </w:p>
+    <w:p>
+      <w:pPr>
+        <w:pStyle w:val="ListBullet"/>
+      </w:pPr>
+      <w:r>
+        <w:rPr>
+          <w:b/>
+          <w:color w:val="003366"/>
+        </w:rPr>
+        <w:t>Network effects</w:t>
+      </w:r>
+      <w:r>
+        <w:t xml:space="preserve"> : Plus d'utilisateurs = plus de valeur</w:t>
+      </w:r>
+    </w:p>
+    <w:p/>
+    <w:p>
+      <w:pPr>
+        <w:pStyle w:val="Heading4"/>
+      </w:pPr>
+      <w:r>
+        <w:t>Services Spécialisés</w:t>
+      </w:r>
+    </w:p>
+    <w:p>
+      <w:pPr>
+        <w:pStyle w:val="ListBullet"/>
+      </w:pPr>
+      <w:r>
+        <w:rPr>
+          <w:b/>
+          <w:color w:val="003366"/>
         </w:rPr>
         <w:t>Santé, éducation, transport, immobilier, aide ménagère</w:t>
       </w:r>
@@ -1625,444 +2607,710 @@
         <w:pStyle w:val="ListBullet"/>
       </w:pPr>
       <w:r>
-        <w:t>**Différenciation** : Concurrents n'offrent pas cette intégration</w:t>
-      </w:r>
-    </w:p>
-    <w:p>
-      <w:pPr>
-        <w:pStyle w:val="Heading3"/>
-      </w:pPr>
-      <w:r>
-        <w:t>3. Première Mover Advantage</w:t>
-      </w:r>
-    </w:p>
-    <w:p>
-      <w:pPr>
-        <w:pStyle w:val="Heading4"/>
-      </w:pPr>
-      <w:r>
-        <w:t>Timing</w:t>
-      </w:r>
-    </w:p>
-    <w:p>
-      <w:pPr>
-        <w:pStyle w:val="ListBullet"/>
-      </w:pPr>
-      <w:r>
-        <w:t>**Marché émergent** : Opportunité avant géants</w:t>
-      </w:r>
-    </w:p>
-    <w:p>
-      <w:pPr>
-        <w:pStyle w:val="ListBullet"/>
-      </w:pPr>
-      <w:r>
-        <w:t>**Digitalisation** : Vague de transformation</w:t>
-      </w:r>
-    </w:p>
-    <w:p>
-      <w:pPr>
-        <w:pStyle w:val="ListBullet"/>
-      </w:pPr>
-      <w:r>
-        <w:t>**Besoins** : Non satisfaits par solutions existantes</w:t>
-      </w:r>
-    </w:p>
-    <w:p>
-      <w:pPr>
-        <w:pStyle w:val="Heading4"/>
-      </w:pPr>
-      <w:r>
-        <w:t>Localisation</w:t>
-      </w:r>
-    </w:p>
-    <w:p>
-      <w:pPr>
-        <w:pStyle w:val="ListBullet"/>
-      </w:pPr>
-      <w:r>
-        <w:t>**Compréhension marché** : Équipe locale</w:t>
-      </w:r>
-    </w:p>
-    <w:p>
-      <w:pPr>
-        <w:pStyle w:val="ListBullet"/>
-      </w:pPr>
-      <w:r>
-        <w:t>**Adaptation** : Culture, langues, besoins</w:t>
-      </w:r>
-    </w:p>
-    <w:p>
-      <w:pPr>
-        <w:pStyle w:val="ListBullet"/>
-      </w:pPr>
-      <w:r>
-        <w:t>**Partenariats** : Relations établies</w:t>
-      </w:r>
-    </w:p>
-    <w:p>
-      <w:pPr>
-        <w:pStyle w:val="Heading3"/>
-      </w:pPr>
-      <w:r>
-        <w:t>4. Modèle Économique Optimisé</w:t>
-      </w:r>
-    </w:p>
-    <w:p>
-      <w:pPr>
-        <w:pStyle w:val="Heading4"/>
-      </w:pPr>
-      <w:r>
-        <w:t>Multi-Sources Revenus</w:t>
-      </w:r>
-    </w:p>
-    <w:p>
-      <w:pPr>
-        <w:pStyle w:val="ListBullet"/>
-      </w:pPr>
-      <w:r>
-        <w:t>**Diversification** : Réduction risques</w:t>
-      </w:r>
-    </w:p>
-    <w:p>
-      <w:pPr>
-        <w:pStyle w:val="ListBullet"/>
-      </w:pPr>
-      <w:r>
-        <w:t>**Scalabilité** : Croissance multiple canaux</w:t>
-      </w:r>
-    </w:p>
-    <w:p>
-      <w:pPr>
-        <w:pStyle w:val="ListBullet"/>
-      </w:pPr>
-      <w:r>
-        <w:t>**Rentabilité** : Marges variées</w:t>
-      </w:r>
-    </w:p>
-    <w:p>
-      <w:pPr>
-        <w:pStyle w:val="Heading4"/>
-      </w:pPr>
-      <w:r>
-        <w:t>Pricing Compétitif</w:t>
-      </w:r>
-    </w:p>
-    <w:p>
-      <w:pPr>
-        <w:pStyle w:val="ListBullet"/>
-      </w:pPr>
-      <w:r>
-        <w:t>**Commissions** : 12-18% (vs 25-30% concurrents)</w:t>
-      </w:r>
-    </w:p>
-    <w:p>
-      <w:pPr>
-        <w:pStyle w:val="ListBullet"/>
-      </w:pPr>
-      <w:r>
-        <w:t>**Valeur** : Services supplémentaires inclus</w:t>
-      </w:r>
-    </w:p>
-    <w:p>
-      <w:pPr>
-        <w:pStyle w:val="ListBullet"/>
-      </w:pPr>
-      <w:r>
-        <w:t>**Accessibilité** : Prix adaptés marché local</w:t>
-      </w:r>
-    </w:p>
-    <w:p>
-      <w:r>
-        <w:t>__________________________________________________</w:t>
-      </w:r>
-    </w:p>
-    <w:p>
-      <w:pPr>
-        <w:pStyle w:val="Heading2"/>
-      </w:pPr>
-      <w:r>
-        <w:t>📊 TENDANCES DU MARCHÉ</w:t>
-      </w:r>
-    </w:p>
-    <w:p>
-      <w:pPr>
-        <w:pStyle w:val="Heading3"/>
-      </w:pPr>
-      <w:r>
-        <w:t>Tendances Favorables</w:t>
-      </w:r>
-    </w:p>
-    <w:p>
-      <w:pPr>
-        <w:pStyle w:val="Heading4"/>
-      </w:pPr>
-      <w:r>
-        <w:t>1. Digitalisation Accélérée</w:t>
-      </w:r>
-    </w:p>
-    <w:p>
-      <w:pPr>
-        <w:pStyle w:val="ListBullet"/>
-      </w:pPr>
-      <w:r>
-        <w:t>**Post-COVID** : Adoption accélérée services digitaux</w:t>
-      </w:r>
-    </w:p>
-    <w:p>
-      <w:pPr>
-        <w:pStyle w:val="ListBullet"/>
-      </w:pPr>
-      <w:r>
-        <w:t>**Infrastructure** : 4G/5G expansion</w:t>
-      </w:r>
-    </w:p>
-    <w:p>
-      <w:pPr>
-        <w:pStyle w:val="ListBullet"/>
-      </w:pPr>
-      <w:r>
-        <w:t>**Comportements** : Changement habitudes consommateurs</w:t>
-      </w:r>
-    </w:p>
-    <w:p>
-      <w:pPr>
-        <w:pStyle w:val="Heading4"/>
-      </w:pPr>
-      <w:r>
-        <w:t>2. Croissance Classe Moyenne</w:t>
-      </w:r>
-    </w:p>
-    <w:p>
-      <w:pPr>
-        <w:pStyle w:val="ListBullet"/>
-      </w:pPr>
-      <w:r>
-        <w:t>**Revenus** : Croissance 5-8%/an</w:t>
-      </w:r>
-    </w:p>
-    <w:p>
-      <w:pPr>
-        <w:pStyle w:val="ListBullet"/>
-      </w:pPr>
-      <w:r>
-        <w:t>**Pouvoir d'achat** : Augmentation</w:t>
-      </w:r>
-    </w:p>
-    <w:p>
-      <w:pPr>
-        <w:pStyle w:val="ListBullet"/>
-      </w:pPr>
-      <w:r>
-        <w:t>**Besoins** : Services premium accessibles</w:t>
-      </w:r>
-    </w:p>
-    <w:p>
-      <w:pPr>
-        <w:pStyle w:val="Heading4"/>
-      </w:pPr>
-      <w:r>
-        <w:t>3. Urbanisation</w:t>
-      </w:r>
-    </w:p>
-    <w:p>
-      <w:pPr>
-        <w:pStyle w:val="ListBullet"/>
-      </w:pPr>
-      <w:r>
-        <w:t>**Migration** : Vers villes</w:t>
-      </w:r>
-    </w:p>
-    <w:p>
-      <w:pPr>
-        <w:pStyle w:val="ListBullet"/>
-      </w:pPr>
-      <w:r>
-        <w:t>**Densité** : Concentration populations</w:t>
-      </w:r>
-    </w:p>
-    <w:p>
-      <w:pPr>
-        <w:pStyle w:val="ListBullet"/>
-      </w:pPr>
-      <w:r>
-        <w:t>**Besoins** : Services on-demand</w:t>
-      </w:r>
-    </w:p>
-    <w:p>
-      <w:pPr>
-        <w:pStyle w:val="Heading4"/>
-      </w:pPr>
-      <w:r>
-        <w:t>4. Fintech Adoption</w:t>
-      </w:r>
-    </w:p>
-    <w:p>
-      <w:pPr>
-        <w:pStyle w:val="ListBullet"/>
-      </w:pPr>
-      <w:r>
-        <w:t>**Paiements mobiles** : M-Pesa, Orange Money, MTN Mobile Money</w:t>
-      </w:r>
-    </w:p>
-    <w:p>
-      <w:pPr>
-        <w:pStyle w:val="ListBullet"/>
-      </w:pPr>
-      <w:r>
-        <w:t>**Confiance** : Croissance transactions digitales</w:t>
-      </w:r>
-    </w:p>
-    <w:p>
-      <w:pPr>
-        <w:pStyle w:val="ListBullet"/>
-      </w:pPr>
-      <w:r>
-        <w:t>**Infrastructure** : APIs, intégrations</w:t>
-      </w:r>
-    </w:p>
-    <w:p>
-      <w:pPr>
-        <w:pStyle w:val="Heading4"/>
-      </w:pPr>
-      <w:r>
-        <w:t>5. IA et Automatisation</w:t>
-      </w:r>
-    </w:p>
-    <w:p>
-      <w:pPr>
-        <w:pStyle w:val="ListBullet"/>
-      </w:pPr>
-      <w:r>
-        <w:t>**Adoption** : Croissance solutions IA</w:t>
-      </w:r>
-    </w:p>
-    <w:p>
-      <w:pPr>
-        <w:pStyle w:val="ListBullet"/>
-      </w:pPr>
-      <w:r>
-        <w:t>**Efficacité** : Automatisation processus</w:t>
-      </w:r>
-    </w:p>
-    <w:p>
-      <w:pPr>
-        <w:pStyle w:val="ListBullet"/>
-      </w:pPr>
-      <w:r>
-        <w:t>**Expérience** : Personnalisation</w:t>
-      </w:r>
-    </w:p>
-    <w:p>
-      <w:pPr>
-        <w:pStyle w:val="Heading3"/>
-      </w:pPr>
-      <w:r>
-        <w:t>Tendances Défavorables</w:t>
-      </w:r>
-    </w:p>
-    <w:p>
-      <w:pPr>
-        <w:pStyle w:val="Heading4"/>
-      </w:pPr>
-      <w:r>
-        <w:t>1. Réglementation</w:t>
-      </w:r>
-    </w:p>
-    <w:p>
-      <w:pPr>
-        <w:pStyle w:val="ListBullet"/>
-      </w:pPr>
-      <w:r>
-        <w:t>**Risque** : Changements légaux</w:t>
-      </w:r>
-    </w:p>
-    <w:p>
-      <w:pPr>
-        <w:pStyle w:val="ListBullet"/>
-      </w:pPr>
-      <w:r>
-        <w:t>**Mitigation** : Veille juridique, conformité</w:t>
-      </w:r>
-    </w:p>
-    <w:p>
-      <w:pPr>
-        <w:pStyle w:val="Heading4"/>
-      </w:pPr>
-      <w:r>
-        <w:t>2. Concurrence Internationale</w:t>
-      </w:r>
-    </w:p>
-    <w:p>
-      <w:pPr>
-        <w:pStyle w:val="ListBullet"/>
-      </w:pPr>
-      <w:r>
-        <w:t>**Risque** : Géants tech entrent marché</w:t>
-      </w:r>
-    </w:p>
-    <w:p>
-      <w:pPr>
-        <w:pStyle w:val="ListBullet"/>
-      </w:pPr>
-      <w:r>
-        <w:t>**Mitigation** : Avantage première mover, localisation</w:t>
-      </w:r>
-    </w:p>
-    <w:p>
-      <w:pPr>
-        <w:pStyle w:val="Heading4"/>
-      </w:pPr>
-      <w:r>
-        <w:t>3. Infrastructure</w:t>
-      </w:r>
-    </w:p>
-    <w:p>
-      <w:pPr>
-        <w:pStyle w:val="ListBullet"/>
-      </w:pPr>
-      <w:r>
-        <w:t>**Risque** : Coupures internet, pannes</w:t>
-      </w:r>
-    </w:p>
-    <w:p>
-      <w:pPr>
-        <w:pStyle w:val="ListBullet"/>
-      </w:pPr>
-      <w:r>
-        <w:t>**Mitigation** : Redondance, backup, monitoring</w:t>
-      </w:r>
-    </w:p>
-    <w:p>
-      <w:r>
-        <w:t>__________________________________________________</w:t>
-      </w:r>
-    </w:p>
-    <w:p>
-      <w:pPr>
-        <w:pStyle w:val="Heading2"/>
-      </w:pPr>
-      <w:r>
-        <w:t>🎯 POSITIONNEMENT STRATÉGIQUE</w:t>
-      </w:r>
-    </w:p>
-    <w:p>
-      <w:pPr>
-        <w:pStyle w:val="Heading3"/>
-      </w:pPr>
-      <w:r>
-        <w:t>Proposition de Valeur Unique</w:t>
-      </w:r>
-    </w:p>
-    <w:p>
-      <w:r/>
-      <w:r>
         <w:rPr>
           <w:b/>
+          <w:color w:val="003366"/>
+        </w:rPr>
+        <w:t>Différenciation</w:t>
+      </w:r>
+      <w:r>
+        <w:t xml:space="preserve"> : Concurrents n'offrent pas cette intégration</w:t>
+      </w:r>
+    </w:p>
+    <w:p/>
+    <w:p>
+      <w:pPr>
+        <w:pStyle w:val="Heading3"/>
+      </w:pPr>
+      <w:r>
+        <w:t>3. Première Mover Advantage</w:t>
+      </w:r>
+    </w:p>
+    <w:p/>
+    <w:p>
+      <w:pPr>
+        <w:pStyle w:val="Heading4"/>
+      </w:pPr>
+      <w:r>
+        <w:t>Timing</w:t>
+      </w:r>
+    </w:p>
+    <w:p>
+      <w:pPr>
+        <w:pStyle w:val="ListBullet"/>
+      </w:pPr>
+      <w:r>
+        <w:rPr>
+          <w:b/>
+          <w:color w:val="003366"/>
+        </w:rPr>
+        <w:t>Marché émergent</w:t>
+      </w:r>
+      <w:r>
+        <w:t xml:space="preserve"> : Opportunité avant géants</w:t>
+      </w:r>
+    </w:p>
+    <w:p>
+      <w:pPr>
+        <w:pStyle w:val="ListBullet"/>
+      </w:pPr>
+      <w:r>
+        <w:rPr>
+          <w:b/>
+          <w:color w:val="003366"/>
+        </w:rPr>
+        <w:t>Digitalisation</w:t>
+      </w:r>
+      <w:r>
+        <w:t xml:space="preserve"> : Vague de transformation</w:t>
+      </w:r>
+    </w:p>
+    <w:p>
+      <w:pPr>
+        <w:pStyle w:val="ListBullet"/>
+      </w:pPr>
+      <w:r>
+        <w:rPr>
+          <w:b/>
+          <w:color w:val="003366"/>
+        </w:rPr>
+        <w:t>Besoins</w:t>
+      </w:r>
+      <w:r>
+        <w:t xml:space="preserve"> : Non satisfaits par solutions existantes</w:t>
+      </w:r>
+    </w:p>
+    <w:p/>
+    <w:p>
+      <w:pPr>
+        <w:pStyle w:val="Heading4"/>
+      </w:pPr>
+      <w:r>
+        <w:t>Localisation</w:t>
+      </w:r>
+    </w:p>
+    <w:p>
+      <w:pPr>
+        <w:pStyle w:val="ListBullet"/>
+      </w:pPr>
+      <w:r>
+        <w:rPr>
+          <w:b/>
+          <w:color w:val="003366"/>
+        </w:rPr>
+        <w:t>Compréhension marché</w:t>
+      </w:r>
+      <w:r>
+        <w:t xml:space="preserve"> : Équipe locale</w:t>
+      </w:r>
+    </w:p>
+    <w:p>
+      <w:pPr>
+        <w:pStyle w:val="ListBullet"/>
+      </w:pPr>
+      <w:r>
+        <w:rPr>
+          <w:b/>
+          <w:color w:val="003366"/>
+        </w:rPr>
+        <w:t>Adaptation</w:t>
+      </w:r>
+      <w:r>
+        <w:t xml:space="preserve"> : Culture, langues, besoins</w:t>
+      </w:r>
+    </w:p>
+    <w:p>
+      <w:pPr>
+        <w:pStyle w:val="ListBullet"/>
+      </w:pPr>
+      <w:r>
+        <w:rPr>
+          <w:b/>
+          <w:color w:val="003366"/>
+        </w:rPr>
+        <w:t>Partenariats</w:t>
+      </w:r>
+      <w:r>
+        <w:t xml:space="preserve"> : Relations établies</w:t>
+      </w:r>
+    </w:p>
+    <w:p/>
+    <w:p>
+      <w:pPr>
+        <w:pStyle w:val="Heading3"/>
+      </w:pPr>
+      <w:r>
+        <w:t>4. Modèle Économique Optimisé</w:t>
+      </w:r>
+    </w:p>
+    <w:p/>
+    <w:p>
+      <w:pPr>
+        <w:pStyle w:val="Heading4"/>
+      </w:pPr>
+      <w:r>
+        <w:t>Multi-Sources Revenus</w:t>
+      </w:r>
+    </w:p>
+    <w:p>
+      <w:pPr>
+        <w:pStyle w:val="ListBullet"/>
+      </w:pPr>
+      <w:r>
+        <w:rPr>
+          <w:b/>
+          <w:color w:val="003366"/>
+        </w:rPr>
+        <w:t>Diversification</w:t>
+      </w:r>
+      <w:r>
+        <w:t xml:space="preserve"> : Réduction risques</w:t>
+      </w:r>
+    </w:p>
+    <w:p>
+      <w:pPr>
+        <w:pStyle w:val="ListBullet"/>
+      </w:pPr>
+      <w:r>
+        <w:rPr>
+          <w:b/>
+          <w:color w:val="003366"/>
+        </w:rPr>
+        <w:t>Scalabilité</w:t>
+      </w:r>
+      <w:r>
+        <w:t xml:space="preserve"> : Croissance multiple canaux</w:t>
+      </w:r>
+    </w:p>
+    <w:p>
+      <w:pPr>
+        <w:pStyle w:val="ListBullet"/>
+      </w:pPr>
+      <w:r>
+        <w:rPr>
+          <w:b/>
+          <w:color w:val="003366"/>
+        </w:rPr>
+        <w:t>Rentabilité</w:t>
+      </w:r>
+      <w:r>
+        <w:t xml:space="preserve"> : Marges variées</w:t>
+      </w:r>
+    </w:p>
+    <w:p/>
+    <w:p>
+      <w:pPr>
+        <w:pStyle w:val="Heading4"/>
+      </w:pPr>
+      <w:r>
+        <w:t>Pricing Compétitif</w:t>
+      </w:r>
+    </w:p>
+    <w:p>
+      <w:pPr>
+        <w:pStyle w:val="ListBullet"/>
+      </w:pPr>
+      <w:r>
+        <w:rPr>
+          <w:b/>
+          <w:color w:val="003366"/>
+        </w:rPr>
+        <w:t>Commissions</w:t>
+      </w:r>
+      <w:r>
+        <w:t xml:space="preserve"> : 12-18% (vs 25-30% concurrents)</w:t>
+      </w:r>
+    </w:p>
+    <w:p>
+      <w:pPr>
+        <w:pStyle w:val="ListBullet"/>
+      </w:pPr>
+      <w:r>
+        <w:rPr>
+          <w:b/>
+          <w:color w:val="003366"/>
+        </w:rPr>
+        <w:t>Valeur</w:t>
+      </w:r>
+      <w:r>
+        <w:t xml:space="preserve"> : Services supplémentaires inclus</w:t>
+      </w:r>
+    </w:p>
+    <w:p>
+      <w:pPr>
+        <w:pStyle w:val="ListBullet"/>
+      </w:pPr>
+      <w:r>
+        <w:rPr>
+          <w:b/>
+          <w:color w:val="003366"/>
+        </w:rPr>
+        <w:t>Accessibilité</w:t>
+      </w:r>
+      <w:r>
+        <w:t xml:space="preserve"> : Prix adaptés marché local</w:t>
+      </w:r>
+    </w:p>
+    <w:p/>
+    <w:p>
+      <w:r>
+        <w:rPr>
+          <w:color w:val="C8C8C8"/>
+        </w:rPr>
+        <w:t>________________________________________________________________________________</w:t>
+      </w:r>
+    </w:p>
+    <w:p/>
+    <w:p>
+      <w:pPr>
+        <w:pStyle w:val="Heading2"/>
+      </w:pPr>
+      <w:r>
+        <w:t>TENDANCES DU MARCHÉ</w:t>
+      </w:r>
+    </w:p>
+    <w:p/>
+    <w:p>
+      <w:pPr>
+        <w:pStyle w:val="Heading3"/>
+      </w:pPr>
+      <w:r>
+        <w:t>Tendances Favorables</w:t>
+      </w:r>
+    </w:p>
+    <w:p/>
+    <w:p>
+      <w:pPr>
+        <w:pStyle w:val="Heading4"/>
+      </w:pPr>
+      <w:r>
+        <w:t>1. Digitalisation Accélérée</w:t>
+      </w:r>
+    </w:p>
+    <w:p>
+      <w:pPr>
+        <w:pStyle w:val="ListBullet"/>
+      </w:pPr>
+      <w:r>
+        <w:rPr>
+          <w:b/>
+          <w:color w:val="003366"/>
+        </w:rPr>
+        <w:t>Post-COVID</w:t>
+      </w:r>
+      <w:r>
+        <w:t xml:space="preserve"> : Adoption accélérée services digitaux</w:t>
+      </w:r>
+    </w:p>
+    <w:p>
+      <w:pPr>
+        <w:pStyle w:val="ListBullet"/>
+      </w:pPr>
+      <w:r>
+        <w:rPr>
+          <w:b/>
+          <w:color w:val="003366"/>
+        </w:rPr>
+        <w:t>Infrastructure</w:t>
+      </w:r>
+      <w:r>
+        <w:t xml:space="preserve"> : 4G/5G expansion</w:t>
+      </w:r>
+    </w:p>
+    <w:p>
+      <w:pPr>
+        <w:pStyle w:val="ListBullet"/>
+      </w:pPr>
+      <w:r>
+        <w:rPr>
+          <w:b/>
+          <w:color w:val="003366"/>
+        </w:rPr>
+        <w:t>Comportements</w:t>
+      </w:r>
+      <w:r>
+        <w:t xml:space="preserve"> : Changement habitudes consommateurs</w:t>
+      </w:r>
+    </w:p>
+    <w:p/>
+    <w:p>
+      <w:pPr>
+        <w:pStyle w:val="Heading4"/>
+      </w:pPr>
+      <w:r>
+        <w:t>2. Croissance Classe Moyenne</w:t>
+      </w:r>
+    </w:p>
+    <w:p>
+      <w:pPr>
+        <w:pStyle w:val="ListBullet"/>
+      </w:pPr>
+      <w:r>
+        <w:rPr>
+          <w:b/>
+          <w:color w:val="003366"/>
+        </w:rPr>
+        <w:t>Revenus</w:t>
+      </w:r>
+      <w:r>
+        <w:t xml:space="preserve"> : Croissance 5-8%/an</w:t>
+      </w:r>
+    </w:p>
+    <w:p>
+      <w:pPr>
+        <w:pStyle w:val="ListBullet"/>
+      </w:pPr>
+      <w:r>
+        <w:rPr>
+          <w:b/>
+          <w:color w:val="003366"/>
+        </w:rPr>
+        <w:t>Pouvoir d'achat</w:t>
+      </w:r>
+      <w:r>
+        <w:t xml:space="preserve"> : Augmentation</w:t>
+      </w:r>
+    </w:p>
+    <w:p>
+      <w:pPr>
+        <w:pStyle w:val="ListBullet"/>
+      </w:pPr>
+      <w:r>
+        <w:rPr>
+          <w:b/>
+          <w:color w:val="003366"/>
+        </w:rPr>
+        <w:t>Besoins</w:t>
+      </w:r>
+      <w:r>
+        <w:t xml:space="preserve"> : Services premium accessibles</w:t>
+      </w:r>
+    </w:p>
+    <w:p/>
+    <w:p>
+      <w:pPr>
+        <w:pStyle w:val="Heading4"/>
+      </w:pPr>
+      <w:r>
+        <w:t>3. Urbanisation</w:t>
+      </w:r>
+    </w:p>
+    <w:p>
+      <w:pPr>
+        <w:pStyle w:val="ListBullet"/>
+      </w:pPr>
+      <w:r>
+        <w:rPr>
+          <w:b/>
+          <w:color w:val="003366"/>
+        </w:rPr>
+        <w:t>Migration</w:t>
+      </w:r>
+      <w:r>
+        <w:t xml:space="preserve"> : Vers villes</w:t>
+      </w:r>
+    </w:p>
+    <w:p>
+      <w:pPr>
+        <w:pStyle w:val="ListBullet"/>
+      </w:pPr>
+      <w:r>
+        <w:rPr>
+          <w:b/>
+          <w:color w:val="003366"/>
+        </w:rPr>
+        <w:t>Densité</w:t>
+      </w:r>
+      <w:r>
+        <w:t xml:space="preserve"> : Concentration populations</w:t>
+      </w:r>
+    </w:p>
+    <w:p>
+      <w:pPr>
+        <w:pStyle w:val="ListBullet"/>
+      </w:pPr>
+      <w:r>
+        <w:rPr>
+          <w:b/>
+          <w:color w:val="003366"/>
+        </w:rPr>
+        <w:t>Besoins</w:t>
+      </w:r>
+      <w:r>
+        <w:t xml:space="preserve"> : Services on-demand</w:t>
+      </w:r>
+    </w:p>
+    <w:p/>
+    <w:p>
+      <w:pPr>
+        <w:pStyle w:val="Heading4"/>
+      </w:pPr>
+      <w:r>
+        <w:t>4. Fintech Adoption</w:t>
+      </w:r>
+    </w:p>
+    <w:p>
+      <w:pPr>
+        <w:pStyle w:val="ListBullet"/>
+      </w:pPr>
+      <w:r>
+        <w:rPr>
+          <w:b/>
+          <w:color w:val="003366"/>
+        </w:rPr>
+        <w:t>Paiements mobiles</w:t>
+      </w:r>
+      <w:r>
+        <w:t xml:space="preserve"> : M-Pesa, Orange Money, MTN Mobile Money</w:t>
+      </w:r>
+    </w:p>
+    <w:p>
+      <w:pPr>
+        <w:pStyle w:val="ListBullet"/>
+      </w:pPr>
+      <w:r>
+        <w:rPr>
+          <w:b/>
+          <w:color w:val="003366"/>
+        </w:rPr>
+        <w:t>Confiance</w:t>
+      </w:r>
+      <w:r>
+        <w:t xml:space="preserve"> : Croissance transactions digitales</w:t>
+      </w:r>
+    </w:p>
+    <w:p>
+      <w:pPr>
+        <w:pStyle w:val="ListBullet"/>
+      </w:pPr>
+      <w:r>
+        <w:rPr>
+          <w:b/>
+          <w:color w:val="003366"/>
+        </w:rPr>
+        <w:t>Infrastructure</w:t>
+      </w:r>
+      <w:r>
+        <w:t xml:space="preserve"> : APIs, intégrations</w:t>
+      </w:r>
+    </w:p>
+    <w:p/>
+    <w:p>
+      <w:pPr>
+        <w:pStyle w:val="Heading4"/>
+      </w:pPr>
+      <w:r>
+        <w:t>5. IA et Automatisation</w:t>
+      </w:r>
+    </w:p>
+    <w:p>
+      <w:pPr>
+        <w:pStyle w:val="ListBullet"/>
+      </w:pPr>
+      <w:r>
+        <w:rPr>
+          <w:b/>
+          <w:color w:val="003366"/>
+        </w:rPr>
+        <w:t>Adoption</w:t>
+      </w:r>
+      <w:r>
+        <w:t xml:space="preserve"> : Croissance solutions IA</w:t>
+      </w:r>
+    </w:p>
+    <w:p>
+      <w:pPr>
+        <w:pStyle w:val="ListBullet"/>
+      </w:pPr>
+      <w:r>
+        <w:rPr>
+          <w:b/>
+          <w:color w:val="003366"/>
+        </w:rPr>
+        <w:t>Efficacité</w:t>
+      </w:r>
+      <w:r>
+        <w:t xml:space="preserve"> : Automatisation processus</w:t>
+      </w:r>
+    </w:p>
+    <w:p>
+      <w:pPr>
+        <w:pStyle w:val="ListBullet"/>
+      </w:pPr>
+      <w:r>
+        <w:rPr>
+          <w:b/>
+          <w:color w:val="003366"/>
+        </w:rPr>
+        <w:t>Expérience</w:t>
+      </w:r>
+      <w:r>
+        <w:t xml:space="preserve"> : Personnalisation</w:t>
+      </w:r>
+    </w:p>
+    <w:p/>
+    <w:p>
+      <w:pPr>
+        <w:pStyle w:val="Heading3"/>
+      </w:pPr>
+      <w:r>
+        <w:t>Tendances Défavorables</w:t>
+      </w:r>
+    </w:p>
+    <w:p/>
+    <w:p>
+      <w:pPr>
+        <w:pStyle w:val="Heading4"/>
+      </w:pPr>
+      <w:r>
+        <w:t>1. Réglementation</w:t>
+      </w:r>
+    </w:p>
+    <w:p>
+      <w:pPr>
+        <w:pStyle w:val="ListBullet"/>
+      </w:pPr>
+      <w:r>
+        <w:rPr>
+          <w:b/>
+          <w:color w:val="003366"/>
+        </w:rPr>
+        <w:t>Risque</w:t>
+      </w:r>
+      <w:r>
+        <w:t xml:space="preserve"> : Changements légaux</w:t>
+      </w:r>
+    </w:p>
+    <w:p>
+      <w:pPr>
+        <w:pStyle w:val="ListBullet"/>
+      </w:pPr>
+      <w:r>
+        <w:rPr>
+          <w:b/>
+          <w:color w:val="003366"/>
+        </w:rPr>
+        <w:t>Mitigation</w:t>
+      </w:r>
+      <w:r>
+        <w:t xml:space="preserve"> : Veille juridique, conformité</w:t>
+      </w:r>
+    </w:p>
+    <w:p/>
+    <w:p>
+      <w:pPr>
+        <w:pStyle w:val="Heading4"/>
+      </w:pPr>
+      <w:r>
+        <w:t>2. Concurrence Internationale</w:t>
+      </w:r>
+    </w:p>
+    <w:p>
+      <w:pPr>
+        <w:pStyle w:val="ListBullet"/>
+      </w:pPr>
+      <w:r>
+        <w:rPr>
+          <w:b/>
+          <w:color w:val="003366"/>
+        </w:rPr>
+        <w:t>Risque</w:t>
+      </w:r>
+      <w:r>
+        <w:t xml:space="preserve"> : Géants tech entrent marché</w:t>
+      </w:r>
+    </w:p>
+    <w:p>
+      <w:pPr>
+        <w:pStyle w:val="ListBullet"/>
+      </w:pPr>
+      <w:r>
+        <w:rPr>
+          <w:b/>
+          <w:color w:val="003366"/>
+        </w:rPr>
+        <w:t>Mitigation</w:t>
+      </w:r>
+      <w:r>
+        <w:t xml:space="preserve"> : Avantage première mover, localisation</w:t>
+      </w:r>
+    </w:p>
+    <w:p/>
+    <w:p>
+      <w:pPr>
+        <w:pStyle w:val="Heading4"/>
+      </w:pPr>
+      <w:r>
+        <w:t>3. Infrastructure</w:t>
+      </w:r>
+    </w:p>
+    <w:p>
+      <w:pPr>
+        <w:pStyle w:val="ListBullet"/>
+      </w:pPr>
+      <w:r>
+        <w:rPr>
+          <w:b/>
+          <w:color w:val="003366"/>
+        </w:rPr>
+        <w:t>Risque</w:t>
+      </w:r>
+      <w:r>
+        <w:t xml:space="preserve"> : Coupures internet, pannes</w:t>
+      </w:r>
+    </w:p>
+    <w:p>
+      <w:pPr>
+        <w:pStyle w:val="ListBullet"/>
+      </w:pPr>
+      <w:r>
+        <w:rPr>
+          <w:b/>
+          <w:color w:val="003366"/>
+        </w:rPr>
+        <w:t>Mitigation</w:t>
+      </w:r>
+      <w:r>
+        <w:t xml:space="preserve"> : Redondance, backup, monitoring</w:t>
+      </w:r>
+    </w:p>
+    <w:p/>
+    <w:p>
+      <w:r>
+        <w:rPr>
+          <w:color w:val="C8C8C8"/>
+        </w:rPr>
+        <w:t>________________________________________________________________________________</w:t>
+      </w:r>
+    </w:p>
+    <w:p/>
+    <w:p>
+      <w:pPr>
+        <w:pStyle w:val="Heading2"/>
+      </w:pPr>
+      <w:r>
+        <w:t>POSITIONNEMENT STRATÉGIQUE</w:t>
+      </w:r>
+    </w:p>
+    <w:p/>
+    <w:p>
+      <w:pPr>
+        <w:pStyle w:val="Heading3"/>
+      </w:pPr>
+      <w:r>
+        <w:t>Proposition de Valeur Unique</w:t>
+      </w:r>
+    </w:p>
+    <w:p/>
+    <w:p>
+      <w:pPr/>
+      <w:r>
+        <w:rPr>
+          <w:b/>
+          <w:color w:val="003366"/>
         </w:rPr>
         <w:t>Pour Consommateurs</w:t>
       </w:r>
-      <w:r/>
     </w:p>
     <w:p>
       <w:pPr>
@@ -2088,15 +3336,16 @@
         <w:t>Services spécialisés (santé, éducation, transport, etc.)</w:t>
       </w:r>
     </w:p>
-    <w:p>
-      <w:r/>
+    <w:p/>
+    <w:p>
+      <w:pPr/>
       <w:r>
         <w:rPr>
           <w:b/>
+          <w:color w:val="003366"/>
         </w:rPr>
         <w:t>Pour Commerçants</w:t>
       </w:r>
-      <w:r/>
     </w:p>
     <w:p>
       <w:pPr>
@@ -2122,15 +3371,16 @@
         <w:t>Accès à large base utilisateurs</w:t>
       </w:r>
     </w:p>
-    <w:p>
-      <w:r/>
+    <w:p/>
+    <w:p>
+      <w:pPr/>
       <w:r>
         <w:rPr>
           <w:b/>
+          <w:color w:val="003366"/>
         </w:rPr>
         <w:t>Pour Coursiers</w:t>
       </w:r>
-      <w:r/>
     </w:p>
     <w:p>
       <w:pPr>
@@ -2156,6 +3406,7 @@
         <w:t>Flexibilité, autonomie</w:t>
       </w:r>
     </w:p>
+    <w:p/>
     <w:p>
       <w:pPr>
         <w:pStyle w:val="Heading3"/>
@@ -2164,13 +3415,16 @@
         <w:t>Différenciation Clé</w:t>
       </w:r>
     </w:p>
-    <w:p>
+    <w:p/>
+    <w:p>
+      <w:pPr/>
       <w:r>
         <w:t xml:space="preserve">1. </w:t>
       </w:r>
       <w:r>
         <w:rPr>
           <w:b/>
+          <w:color w:val="003366"/>
         </w:rPr>
         <w:t>Multi-Secteurs Intégrés</w:t>
       </w:r>
@@ -2179,12 +3433,14 @@
       </w:r>
     </w:p>
     <w:p>
+      <w:pPr/>
       <w:r>
         <w:t xml:space="preserve">2. </w:t>
       </w:r>
       <w:r>
         <w:rPr>
           <w:b/>
+          <w:color w:val="003366"/>
         </w:rPr>
         <w:t>IA Avancée</w:t>
       </w:r>
@@ -2193,12 +3449,14 @@
       </w:r>
     </w:p>
     <w:p>
+      <w:pPr/>
       <w:r>
         <w:t xml:space="preserve">3. </w:t>
       </w:r>
       <w:r>
         <w:rPr>
           <w:b/>
+          <w:color w:val="003366"/>
         </w:rPr>
         <w:t>Services Spécialisés</w:t>
       </w:r>
@@ -2207,12 +3465,14 @@
       </w:r>
     </w:p>
     <w:p>
+      <w:pPr/>
       <w:r>
         <w:t xml:space="preserve">4. </w:t>
       </w:r>
       <w:r>
         <w:rPr>
           <w:b/>
+          <w:color w:val="003366"/>
         </w:rPr>
         <w:t>Prix Compétitifs</w:t>
       </w:r>
@@ -2221,12 +3481,14 @@
       </w:r>
     </w:p>
     <w:p>
+      <w:pPr/>
       <w:r>
         <w:t xml:space="preserve">5. </w:t>
       </w:r>
       <w:r>
         <w:rPr>
           <w:b/>
+          <w:color w:val="003366"/>
         </w:rPr>
         <w:t>Localisation</w:t>
       </w:r>
@@ -2234,19 +3496,25 @@
         <w:t xml:space="preserve"> : Compréhension profonde besoins locaux</w:t>
       </w:r>
     </w:p>
-    <w:p>
-      <w:r>
-        <w:t>__________________________________________________</w:t>
-      </w:r>
-    </w:p>
+    <w:p/>
+    <w:p>
+      <w:r>
+        <w:rPr>
+          <w:color w:val="C8C8C8"/>
+        </w:rPr>
+        <w:t>________________________________________________________________________________</w:t>
+      </w:r>
+    </w:p>
+    <w:p/>
     <w:p>
       <w:pPr>
         <w:pStyle w:val="Heading2"/>
       </w:pPr>
       <w:r>
-        <w:t>📈 OPPORTUNITÉS DE CROISSANCE</w:t>
-      </w:r>
-    </w:p>
+        <w:t>OPPORTUNITÉS DE CROISSANCE</w:t>
+      </w:r>
+    </w:p>
+    <w:p/>
     <w:p>
       <w:pPr>
         <w:pStyle w:val="Heading3"/>
@@ -2255,6 +3523,7 @@
         <w:t>Court Terme (2026-2027)</w:t>
       </w:r>
     </w:p>
+    <w:p/>
     <w:p>
       <w:pPr>
         <w:pStyle w:val="Heading4"/>
@@ -2267,463 +3536,752 @@
       <w:pPr>
         <w:pStyle w:val="ListBullet"/>
       </w:pPr>
-      <w:r>
-        <w:t>**Côte d'Ivoire** : Hub économique, croissance rapide</w:t>
-      </w:r>
-    </w:p>
-    <w:p>
-      <w:pPr>
-        <w:pStyle w:val="ListBullet"/>
-      </w:pPr>
-      <w:r>
-        <w:t>**Sénégal** : Stabilité, digitalisation</w:t>
-      </w:r>
-    </w:p>
-    <w:p>
-      <w:pPr>
-        <w:pStyle w:val="ListBullet"/>
-      </w:pPr>
-      <w:r>
-        <w:t>**Autres pays** : Gabon, Bénin, Togo</w:t>
-      </w:r>
-    </w:p>
-    <w:p>
-      <w:pPr>
-        <w:pStyle w:val="Heading4"/>
-      </w:pPr>
-      <w:r>
-        <w:t>Nouvelles Fonctionnalités</w:t>
-      </w:r>
-    </w:p>
-    <w:p>
-      <w:pPr>
-        <w:pStyle w:val="ListBullet"/>
-      </w:pPr>
-      <w:r>
-        <w:t>**Services additionnels** : Élargissement offre</w:t>
-      </w:r>
-    </w:p>
-    <w:p>
-      <w:pPr>
-        <w:pStyle w:val="ListBullet"/>
-      </w:pPr>
-      <w:r>
-        <w:t>**Amélioration IA** : Meilleures recommandations</w:t>
-      </w:r>
-    </w:p>
-    <w:p>
-      <w:pPr>
-        <w:pStyle w:val="ListBullet"/>
-      </w:pPr>
-      <w:r>
-        <w:t>**Expérience utilisateur** : Optimisation UX</w:t>
-      </w:r>
-    </w:p>
-    <w:p>
-      <w:pPr>
-        <w:pStyle w:val="Heading3"/>
-      </w:pPr>
-      <w:r>
-        <w:t>Moyen Terme (2028-2029)</w:t>
-      </w:r>
-    </w:p>
-    <w:p>
-      <w:pPr>
-        <w:pStyle w:val="Heading4"/>
-      </w:pPr>
-      <w:r>
-        <w:t>Expansion Panafricaine</w:t>
-      </w:r>
-    </w:p>
-    <w:p>
-      <w:pPr>
-        <w:pStyle w:val="ListBullet"/>
-      </w:pPr>
-      <w:r>
-        <w:t>**Pays francophones** : 10+ pays</w:t>
-      </w:r>
-    </w:p>
-    <w:p>
-      <w:pPr>
-        <w:pStyle w:val="ListBullet"/>
-      </w:pPr>
-      <w:r>
-        <w:t>**Pays anglophones** : Nigeria, Ghana, Kenya, etc.</w:t>
-      </w:r>
-    </w:p>
-    <w:p>
-      <w:pPr>
-        <w:pStyle w:val="ListBullet"/>
-      </w:pPr>
-      <w:r>
-        <w:t>**Pays lusophones** : Angola, Mozambique</w:t>
-      </w:r>
-    </w:p>
-    <w:p>
-      <w:pPr>
-        <w:pStyle w:val="Heading4"/>
-      </w:pPr>
-      <w:r>
-        <w:t>B2B</w:t>
-      </w:r>
-    </w:p>
-    <w:p>
-      <w:pPr>
-        <w:pStyle w:val="ListBullet"/>
-      </w:pPr>
-      <w:r>
-        <w:t>**Solutions enterprise** : Grandes entreprises</w:t>
-      </w:r>
-    </w:p>
-    <w:p>
-      <w:pPr>
-        <w:pStyle w:val="ListBullet"/>
-      </w:pPr>
-      <w:r>
-        <w:t>**API** : Intégrations partenaires</w:t>
-      </w:r>
-    </w:p>
-    <w:p>
-      <w:pPr>
-        <w:pStyle w:val="ListBullet"/>
-      </w:pPr>
-      <w:r>
-        <w:t>**White label** : Solutions sur-mesure</w:t>
-      </w:r>
-    </w:p>
-    <w:p>
-      <w:pPr>
-        <w:pStyle w:val="Heading3"/>
-      </w:pPr>
-      <w:r>
-        <w:t>Long Terme (2030+)</w:t>
-      </w:r>
-    </w:p>
-    <w:p>
-      <w:pPr>
-        <w:pStyle w:val="Heading4"/>
-      </w:pPr>
-      <w:r>
-        <w:t>Leadership Panafricain</w:t>
-      </w:r>
-    </w:p>
-    <w:p>
-      <w:pPr>
-        <w:pStyle w:val="ListBullet"/>
-      </w:pPr>
-      <w:r>
-        <w:t>**Position dominante** : 20+ pays</w:t>
-      </w:r>
-    </w:p>
-    <w:p>
-      <w:pPr>
-        <w:pStyle w:val="ListBullet"/>
-      </w:pPr>
-      <w:r>
-        <w:t>**Brand** : Leader catégorie</w:t>
-      </w:r>
-    </w:p>
-    <w:p>
-      <w:pPr>
-        <w:pStyle w:val="ListBullet"/>
-      </w:pPr>
-      <w:r>
-        <w:t>**Écosystème** : Plateforme de référence</w:t>
-      </w:r>
-    </w:p>
-    <w:p>
-      <w:pPr>
-        <w:pStyle w:val="Heading4"/>
-      </w:pPr>
-      <w:r>
-        <w:t>Diversification</w:t>
-      </w:r>
-    </w:p>
-    <w:p>
-      <w:pPr>
-        <w:pStyle w:val="ListBullet"/>
-      </w:pPr>
-      <w:r>
-        <w:t>**Nouveaux secteurs** : Expansion services</w:t>
-      </w:r>
-    </w:p>
-    <w:p>
-      <w:pPr>
-        <w:pStyle w:val="ListBullet"/>
-      </w:pPr>
-      <w:r>
-        <w:t>**Technologies** : IA, blockchain, etc.</w:t>
-      </w:r>
-    </w:p>
-    <w:p>
-      <w:pPr>
-        <w:pStyle w:val="ListBullet"/>
-      </w:pPr>
-      <w:r>
-        <w:t>**Modèles** : B2B2C, marketplace, etc.</w:t>
-      </w:r>
-    </w:p>
-    <w:p>
-      <w:r>
-        <w:t>__________________________________________________</w:t>
-      </w:r>
-    </w:p>
-    <w:p>
-      <w:pPr>
-        <w:pStyle w:val="Heading2"/>
-      </w:pPr>
-      <w:r>
-        <w:t>🚨 RISQUES MARCHÉ</w:t>
-      </w:r>
-    </w:p>
-    <w:p>
-      <w:pPr>
-        <w:pStyle w:val="Heading3"/>
-      </w:pPr>
-      <w:r>
-        <w:t>Risques Identifiés</w:t>
-      </w:r>
-    </w:p>
-    <w:p>
-      <w:pPr>
-        <w:pStyle w:val="Heading4"/>
-      </w:pPr>
-      <w:r>
-        <w:t>1. Concurrence Internationale</w:t>
-      </w:r>
-    </w:p>
-    <w:p>
-      <w:pPr>
-        <w:pStyle w:val="ListBullet"/>
-      </w:pPr>
-      <w:r>
-        <w:t>**Probabilité** : Moyenne-Élevée</w:t>
-      </w:r>
-    </w:p>
-    <w:p>
-      <w:pPr>
-        <w:pStyle w:val="ListBullet"/>
-      </w:pPr>
-      <w:r>
-        <w:t>**Impact** : Élevé</w:t>
-      </w:r>
-    </w:p>
-    <w:p>
-      <w:pPr>
-        <w:pStyle w:val="ListBullet"/>
-      </w:pPr>
-      <w:r>
-        <w:t>**Mitigation** : Avantage première mover, localisation, technologie</w:t>
-      </w:r>
-    </w:p>
-    <w:p>
-      <w:pPr>
-        <w:pStyle w:val="Heading4"/>
-      </w:pPr>
-      <w:r>
-        <w:t>2. Changements Réglementaires</w:t>
-      </w:r>
-    </w:p>
-    <w:p>
-      <w:pPr>
-        <w:pStyle w:val="ListBullet"/>
-      </w:pPr>
-      <w:r>
-        <w:t>**Probabilité** : Moyenne</w:t>
-      </w:r>
-    </w:p>
-    <w:p>
-      <w:pPr>
-        <w:pStyle w:val="ListBullet"/>
-      </w:pPr>
-      <w:r>
-        <w:t>**Impact** : Moyen-Élevé</w:t>
-      </w:r>
-    </w:p>
-    <w:p>
-      <w:pPr>
-        <w:pStyle w:val="ListBullet"/>
-      </w:pPr>
-      <w:r>
-        <w:t>**Mitigation** : Veille juridique, conformité, relations régulateurs</w:t>
-      </w:r>
-    </w:p>
-    <w:p>
-      <w:pPr>
-        <w:pStyle w:val="Heading4"/>
-      </w:pPr>
-      <w:r>
-        <w:t>3. Infrastructure</w:t>
-      </w:r>
-    </w:p>
-    <w:p>
-      <w:pPr>
-        <w:pStyle w:val="ListBullet"/>
-      </w:pPr>
-      <w:r>
-        <w:t>**Probabilité** : Moyenne</w:t>
-      </w:r>
-    </w:p>
-    <w:p>
-      <w:pPr>
-        <w:pStyle w:val="ListBullet"/>
-      </w:pPr>
-      <w:r>
-        <w:t>**Impact** : Moyen</w:t>
-      </w:r>
-    </w:p>
-    <w:p>
-      <w:pPr>
-        <w:pStyle w:val="ListBullet"/>
-      </w:pPr>
-      <w:r>
-        <w:t>**Mitigation** : Redondance, backup, monitoring</w:t>
-      </w:r>
-    </w:p>
-    <w:p>
-      <w:pPr>
-        <w:pStyle w:val="Heading4"/>
-      </w:pPr>
-      <w:r>
-        <w:t>4. Adoption Utilisateurs</w:t>
-      </w:r>
-    </w:p>
-    <w:p>
-      <w:pPr>
-        <w:pStyle w:val="ListBullet"/>
-      </w:pPr>
-      <w:r>
-        <w:t>**Probabilité** : Faible-Moyenne</w:t>
-      </w:r>
-    </w:p>
-    <w:p>
-      <w:pPr>
-        <w:pStyle w:val="ListBullet"/>
-      </w:pPr>
-      <w:r>
-        <w:t>**Impact** : Élevé</w:t>
-      </w:r>
-    </w:p>
-    <w:p>
-      <w:pPr>
-        <w:pStyle w:val="ListBullet"/>
-      </w:pPr>
-      <w:r>
-        <w:t>**Mitigation** : Marketing agressif, éducation, prix compétitifs</w:t>
-      </w:r>
-    </w:p>
-    <w:p>
-      <w:pPr>
-        <w:pStyle w:val="Heading4"/>
-      </w:pPr>
-      <w:r>
-        <w:t>5. Économique</w:t>
-      </w:r>
-    </w:p>
-    <w:p>
-      <w:pPr>
-        <w:pStyle w:val="ListBullet"/>
-      </w:pPr>
-      <w:r>
-        <w:t>**Probabilité** : Faible-Moyenne</w:t>
-      </w:r>
-    </w:p>
-    <w:p>
-      <w:pPr>
-        <w:pStyle w:val="ListBullet"/>
-      </w:pPr>
-      <w:r>
-        <w:t>**Impact** : Moyen</w:t>
-      </w:r>
-    </w:p>
-    <w:p>
-      <w:pPr>
-        <w:pStyle w:val="ListBullet"/>
-      </w:pPr>
-      <w:r>
-        <w:t>**Mitigation** : Diversification, résilience, pricing adaptatif</w:t>
-      </w:r>
-    </w:p>
-    <w:p>
-      <w:r>
-        <w:t>__________________________________________________</w:t>
-      </w:r>
-    </w:p>
-    <w:p>
-      <w:pPr>
-        <w:pStyle w:val="Heading2"/>
-      </w:pPr>
-      <w:r>
-        <w:t>📊 CONCLUSION</w:t>
-      </w:r>
-    </w:p>
-    <w:p>
-      <w:pPr>
-        <w:pStyle w:val="Heading3"/>
-      </w:pPr>
-      <w:r>
-        <w:t>Opportunité de Marché</w:t>
-      </w:r>
-    </w:p>
-    <w:p>
-      <w:r>
-        <w:t xml:space="preserve">Yukpomnang opère dans un </w:t>
-      </w:r>
       <w:r>
         <w:rPr>
           <w:b/>
+          <w:color w:val="003366"/>
+        </w:rPr>
+        <w:t>Côte d'Ivoire</w:t>
+      </w:r>
+      <w:r>
+        <w:t xml:space="preserve"> : Hub économique, croissance rapide</w:t>
+      </w:r>
+    </w:p>
+    <w:p>
+      <w:pPr>
+        <w:pStyle w:val="ListBullet"/>
+      </w:pPr>
+      <w:r>
+        <w:rPr>
+          <w:b/>
+          <w:color w:val="003366"/>
+        </w:rPr>
+        <w:t>Sénégal</w:t>
+      </w:r>
+      <w:r>
+        <w:t xml:space="preserve"> : Stabilité, digitalisation</w:t>
+      </w:r>
+    </w:p>
+    <w:p>
+      <w:pPr>
+        <w:pStyle w:val="ListBullet"/>
+      </w:pPr>
+      <w:r>
+        <w:rPr>
+          <w:b/>
+          <w:color w:val="003366"/>
+        </w:rPr>
+        <w:t>Autres pays</w:t>
+      </w:r>
+      <w:r>
+        <w:t xml:space="preserve"> : Gabon, Bénin, Togo</w:t>
+      </w:r>
+    </w:p>
+    <w:p/>
+    <w:p>
+      <w:pPr>
+        <w:pStyle w:val="Heading4"/>
+      </w:pPr>
+      <w:r>
+        <w:t>Nouvelles Fonctionnalités</w:t>
+      </w:r>
+    </w:p>
+    <w:p>
+      <w:pPr>
+        <w:pStyle w:val="ListBullet"/>
+      </w:pPr>
+      <w:r>
+        <w:rPr>
+          <w:b/>
+          <w:color w:val="003366"/>
+        </w:rPr>
+        <w:t>Services additionnels</w:t>
+      </w:r>
+      <w:r>
+        <w:t xml:space="preserve"> : Élargissement offre</w:t>
+      </w:r>
+    </w:p>
+    <w:p>
+      <w:pPr>
+        <w:pStyle w:val="ListBullet"/>
+      </w:pPr>
+      <w:r>
+        <w:rPr>
+          <w:b/>
+          <w:color w:val="003366"/>
+        </w:rPr>
+        <w:t>Amélioration IA</w:t>
+      </w:r>
+      <w:r>
+        <w:t xml:space="preserve"> : Meilleures recommandations</w:t>
+      </w:r>
+    </w:p>
+    <w:p>
+      <w:pPr>
+        <w:pStyle w:val="ListBullet"/>
+      </w:pPr>
+      <w:r>
+        <w:rPr>
+          <w:b/>
+          <w:color w:val="003366"/>
+        </w:rPr>
+        <w:t>Expérience utilisateur</w:t>
+      </w:r>
+      <w:r>
+        <w:t xml:space="preserve"> : Optimisation UX</w:t>
+      </w:r>
+    </w:p>
+    <w:p/>
+    <w:p>
+      <w:pPr>
+        <w:pStyle w:val="Heading3"/>
+      </w:pPr>
+      <w:r>
+        <w:t>Moyen Terme (2028-2029)</w:t>
+      </w:r>
+    </w:p>
+    <w:p/>
+    <w:p>
+      <w:pPr>
+        <w:pStyle w:val="Heading4"/>
+      </w:pPr>
+      <w:r>
+        <w:t>Expansion Panafricaine</w:t>
+      </w:r>
+    </w:p>
+    <w:p>
+      <w:pPr>
+        <w:pStyle w:val="ListBullet"/>
+      </w:pPr>
+      <w:r>
+        <w:rPr>
+          <w:b/>
+          <w:color w:val="003366"/>
+        </w:rPr>
+        <w:t>Pays francophones</w:t>
+      </w:r>
+      <w:r>
+        <w:t xml:space="preserve"> : 10+ pays</w:t>
+      </w:r>
+    </w:p>
+    <w:p>
+      <w:pPr>
+        <w:pStyle w:val="ListBullet"/>
+      </w:pPr>
+      <w:r>
+        <w:rPr>
+          <w:b/>
+          <w:color w:val="003366"/>
+        </w:rPr>
+        <w:t>Pays anglophones</w:t>
+      </w:r>
+      <w:r>
+        <w:t xml:space="preserve"> : Nigeria, Ghana, Kenya, etc.</w:t>
+      </w:r>
+    </w:p>
+    <w:p>
+      <w:pPr>
+        <w:pStyle w:val="ListBullet"/>
+      </w:pPr>
+      <w:r>
+        <w:rPr>
+          <w:b/>
+          <w:color w:val="003366"/>
+        </w:rPr>
+        <w:t>Pays lusophones</w:t>
+      </w:r>
+      <w:r>
+        <w:t xml:space="preserve"> : Angola, Mozambique</w:t>
+      </w:r>
+    </w:p>
+    <w:p/>
+    <w:p>
+      <w:pPr>
+        <w:pStyle w:val="Heading4"/>
+      </w:pPr>
+      <w:r>
+        <w:t>B2B</w:t>
+      </w:r>
+    </w:p>
+    <w:p>
+      <w:pPr>
+        <w:pStyle w:val="ListBullet"/>
+      </w:pPr>
+      <w:r>
+        <w:rPr>
+          <w:b/>
+          <w:color w:val="003366"/>
+        </w:rPr>
+        <w:t>Solutions enterprise</w:t>
+      </w:r>
+      <w:r>
+        <w:t xml:space="preserve"> : Grandes entreprises</w:t>
+      </w:r>
+    </w:p>
+    <w:p>
+      <w:pPr>
+        <w:pStyle w:val="ListBullet"/>
+      </w:pPr>
+      <w:r>
+        <w:rPr>
+          <w:b/>
+          <w:color w:val="003366"/>
+        </w:rPr>
+        <w:t>API</w:t>
+      </w:r>
+      <w:r>
+        <w:t xml:space="preserve"> : Intégrations partenaires</w:t>
+      </w:r>
+    </w:p>
+    <w:p>
+      <w:pPr>
+        <w:pStyle w:val="ListBullet"/>
+      </w:pPr>
+      <w:r>
+        <w:rPr>
+          <w:b/>
+          <w:color w:val="003366"/>
+        </w:rPr>
+        <w:t>White label</w:t>
+      </w:r>
+      <w:r>
+        <w:t xml:space="preserve"> : Solutions sur-mesure</w:t>
+      </w:r>
+    </w:p>
+    <w:p/>
+    <w:p>
+      <w:pPr>
+        <w:pStyle w:val="Heading3"/>
+      </w:pPr>
+      <w:r>
+        <w:t>Long Terme (2030+)</w:t>
+      </w:r>
+    </w:p>
+    <w:p/>
+    <w:p>
+      <w:pPr>
+        <w:pStyle w:val="Heading4"/>
+      </w:pPr>
+      <w:r>
+        <w:t>Leadership Panafricain</w:t>
+      </w:r>
+    </w:p>
+    <w:p>
+      <w:pPr>
+        <w:pStyle w:val="ListBullet"/>
+      </w:pPr>
+      <w:r>
+        <w:rPr>
+          <w:b/>
+          <w:color w:val="003366"/>
+        </w:rPr>
+        <w:t>Position dominante</w:t>
+      </w:r>
+      <w:r>
+        <w:t xml:space="preserve"> : 20+ pays</w:t>
+      </w:r>
+    </w:p>
+    <w:p>
+      <w:pPr>
+        <w:pStyle w:val="ListBullet"/>
+      </w:pPr>
+      <w:r>
+        <w:rPr>
+          <w:b/>
+          <w:color w:val="003366"/>
+        </w:rPr>
+        <w:t>Brand</w:t>
+      </w:r>
+      <w:r>
+        <w:t xml:space="preserve"> : Leader catégorie</w:t>
+      </w:r>
+    </w:p>
+    <w:p>
+      <w:pPr>
+        <w:pStyle w:val="ListBullet"/>
+      </w:pPr>
+      <w:r>
+        <w:rPr>
+          <w:b/>
+          <w:color w:val="003366"/>
+        </w:rPr>
+        <w:t>Écosystème</w:t>
+      </w:r>
+      <w:r>
+        <w:t xml:space="preserve"> : Plateforme de référence</w:t>
+      </w:r>
+    </w:p>
+    <w:p/>
+    <w:p>
+      <w:pPr>
+        <w:pStyle w:val="Heading4"/>
+      </w:pPr>
+      <w:r>
+        <w:t>Diversification</w:t>
+      </w:r>
+    </w:p>
+    <w:p>
+      <w:pPr>
+        <w:pStyle w:val="ListBullet"/>
+      </w:pPr>
+      <w:r>
+        <w:rPr>
+          <w:b/>
+          <w:color w:val="003366"/>
+        </w:rPr>
+        <w:t>Nouveaux secteurs</w:t>
+      </w:r>
+      <w:r>
+        <w:t xml:space="preserve"> : Expansion services</w:t>
+      </w:r>
+    </w:p>
+    <w:p>
+      <w:pPr>
+        <w:pStyle w:val="ListBullet"/>
+      </w:pPr>
+      <w:r>
+        <w:rPr>
+          <w:b/>
+          <w:color w:val="003366"/>
+        </w:rPr>
+        <w:t>Technologies</w:t>
+      </w:r>
+      <w:r>
+        <w:t xml:space="preserve"> : IA, blockchain, etc.</w:t>
+      </w:r>
+    </w:p>
+    <w:p>
+      <w:pPr>
+        <w:pStyle w:val="ListBullet"/>
+      </w:pPr>
+      <w:r>
+        <w:rPr>
+          <w:b/>
+          <w:color w:val="003366"/>
+        </w:rPr>
+        <w:t>Modèles</w:t>
+      </w:r>
+      <w:r>
+        <w:t xml:space="preserve"> : B2B2C, marketplace, etc.</w:t>
+      </w:r>
+    </w:p>
+    <w:p/>
+    <w:p>
+      <w:r>
+        <w:rPr>
+          <w:color w:val="C8C8C8"/>
+        </w:rPr>
+        <w:t>________________________________________________________________________________</w:t>
+      </w:r>
+    </w:p>
+    <w:p/>
+    <w:p>
+      <w:pPr>
+        <w:pStyle w:val="Heading2"/>
+      </w:pPr>
+      <w:r>
+        <w:t>RISQUES MARCHÉ</w:t>
+      </w:r>
+    </w:p>
+    <w:p/>
+    <w:p>
+      <w:pPr>
+        <w:pStyle w:val="Heading3"/>
+      </w:pPr>
+      <w:r>
+        <w:t>Risques Identifiés</w:t>
+      </w:r>
+    </w:p>
+    <w:p/>
+    <w:p>
+      <w:pPr>
+        <w:pStyle w:val="Heading4"/>
+      </w:pPr>
+      <w:r>
+        <w:t>1. Concurrence Internationale</w:t>
+      </w:r>
+    </w:p>
+    <w:p>
+      <w:pPr>
+        <w:pStyle w:val="ListBullet"/>
+      </w:pPr>
+      <w:r>
+        <w:rPr>
+          <w:b/>
+          <w:color w:val="003366"/>
+        </w:rPr>
+        <w:t>Probabilité</w:t>
+      </w:r>
+      <w:r>
+        <w:t xml:space="preserve"> : Moyenne-Élevée</w:t>
+      </w:r>
+    </w:p>
+    <w:p>
+      <w:pPr>
+        <w:pStyle w:val="ListBullet"/>
+      </w:pPr>
+      <w:r>
+        <w:rPr>
+          <w:b/>
+          <w:color w:val="003366"/>
+        </w:rPr>
+        <w:t>Impact</w:t>
+      </w:r>
+      <w:r>
+        <w:t xml:space="preserve"> : Élevé</w:t>
+      </w:r>
+    </w:p>
+    <w:p>
+      <w:pPr>
+        <w:pStyle w:val="ListBullet"/>
+      </w:pPr>
+      <w:r>
+        <w:rPr>
+          <w:b/>
+          <w:color w:val="003366"/>
+        </w:rPr>
+        <w:t>Mitigation</w:t>
+      </w:r>
+      <w:r>
+        <w:t xml:space="preserve"> : Avantage première mover, localisation, technologie</w:t>
+      </w:r>
+    </w:p>
+    <w:p/>
+    <w:p>
+      <w:pPr>
+        <w:pStyle w:val="Heading4"/>
+      </w:pPr>
+      <w:r>
+        <w:t>2. Changements Réglementaires</w:t>
+      </w:r>
+    </w:p>
+    <w:p>
+      <w:pPr>
+        <w:pStyle w:val="ListBullet"/>
+      </w:pPr>
+      <w:r>
+        <w:rPr>
+          <w:b/>
+          <w:color w:val="003366"/>
+        </w:rPr>
+        <w:t>Probabilité</w:t>
+      </w:r>
+      <w:r>
+        <w:t xml:space="preserve"> : Moyenne</w:t>
+      </w:r>
+    </w:p>
+    <w:p>
+      <w:pPr>
+        <w:pStyle w:val="ListBullet"/>
+      </w:pPr>
+      <w:r>
+        <w:rPr>
+          <w:b/>
+          <w:color w:val="003366"/>
+        </w:rPr>
+        <w:t>Impact</w:t>
+      </w:r>
+      <w:r>
+        <w:t xml:space="preserve"> : Moyen-Élevé</w:t>
+      </w:r>
+    </w:p>
+    <w:p>
+      <w:pPr>
+        <w:pStyle w:val="ListBullet"/>
+      </w:pPr>
+      <w:r>
+        <w:rPr>
+          <w:b/>
+          <w:color w:val="003366"/>
+        </w:rPr>
+        <w:t>Mitigation</w:t>
+      </w:r>
+      <w:r>
+        <w:t xml:space="preserve"> : Veille juridique, conformité, relations régulateurs</w:t>
+      </w:r>
+    </w:p>
+    <w:p/>
+    <w:p>
+      <w:pPr>
+        <w:pStyle w:val="Heading4"/>
+      </w:pPr>
+      <w:r>
+        <w:t>3. Infrastructure</w:t>
+      </w:r>
+    </w:p>
+    <w:p>
+      <w:pPr>
+        <w:pStyle w:val="ListBullet"/>
+      </w:pPr>
+      <w:r>
+        <w:rPr>
+          <w:b/>
+          <w:color w:val="003366"/>
+        </w:rPr>
+        <w:t>Probabilité</w:t>
+      </w:r>
+      <w:r>
+        <w:t xml:space="preserve"> : Moyenne</w:t>
+      </w:r>
+    </w:p>
+    <w:p>
+      <w:pPr>
+        <w:pStyle w:val="ListBullet"/>
+      </w:pPr>
+      <w:r>
+        <w:rPr>
+          <w:b/>
+          <w:color w:val="003366"/>
+        </w:rPr>
+        <w:t>Impact</w:t>
+      </w:r>
+      <w:r>
+        <w:t xml:space="preserve"> : Moyen</w:t>
+      </w:r>
+    </w:p>
+    <w:p>
+      <w:pPr>
+        <w:pStyle w:val="ListBullet"/>
+      </w:pPr>
+      <w:r>
+        <w:rPr>
+          <w:b/>
+          <w:color w:val="003366"/>
+        </w:rPr>
+        <w:t>Mitigation</w:t>
+      </w:r>
+      <w:r>
+        <w:t xml:space="preserve"> : Redondance, backup, monitoring</w:t>
+      </w:r>
+    </w:p>
+    <w:p/>
+    <w:p>
+      <w:pPr>
+        <w:pStyle w:val="Heading4"/>
+      </w:pPr>
+      <w:r>
+        <w:t>4. Adoption Utilisateurs</w:t>
+      </w:r>
+    </w:p>
+    <w:p>
+      <w:pPr>
+        <w:pStyle w:val="ListBullet"/>
+      </w:pPr>
+      <w:r>
+        <w:rPr>
+          <w:b/>
+          <w:color w:val="003366"/>
+        </w:rPr>
+        <w:t>Probabilité</w:t>
+      </w:r>
+      <w:r>
+        <w:t xml:space="preserve"> : Faible-Moyenne</w:t>
+      </w:r>
+    </w:p>
+    <w:p>
+      <w:pPr>
+        <w:pStyle w:val="ListBullet"/>
+      </w:pPr>
+      <w:r>
+        <w:rPr>
+          <w:b/>
+          <w:color w:val="003366"/>
+        </w:rPr>
+        <w:t>Impact</w:t>
+      </w:r>
+      <w:r>
+        <w:t xml:space="preserve"> : Élevé</w:t>
+      </w:r>
+    </w:p>
+    <w:p>
+      <w:pPr>
+        <w:pStyle w:val="ListBullet"/>
+      </w:pPr>
+      <w:r>
+        <w:rPr>
+          <w:b/>
+          <w:color w:val="003366"/>
+        </w:rPr>
+        <w:t>Mitigation</w:t>
+      </w:r>
+      <w:r>
+        <w:t xml:space="preserve"> : Marketing agressif, éducation, prix compétitifs</w:t>
+      </w:r>
+    </w:p>
+    <w:p/>
+    <w:p>
+      <w:pPr>
+        <w:pStyle w:val="Heading4"/>
+      </w:pPr>
+      <w:r>
+        <w:t>5. Économique</w:t>
+      </w:r>
+    </w:p>
+    <w:p>
+      <w:pPr>
+        <w:pStyle w:val="ListBullet"/>
+      </w:pPr>
+      <w:r>
+        <w:rPr>
+          <w:b/>
+          <w:color w:val="003366"/>
+        </w:rPr>
+        <w:t>Probabilité</w:t>
+      </w:r>
+      <w:r>
+        <w:t xml:space="preserve"> : Faible-Moyenne</w:t>
+      </w:r>
+    </w:p>
+    <w:p>
+      <w:pPr>
+        <w:pStyle w:val="ListBullet"/>
+      </w:pPr>
+      <w:r>
+        <w:rPr>
+          <w:b/>
+          <w:color w:val="003366"/>
+        </w:rPr>
+        <w:t>Impact</w:t>
+      </w:r>
+      <w:r>
+        <w:t xml:space="preserve"> : Moyen</w:t>
+      </w:r>
+    </w:p>
+    <w:p>
+      <w:pPr>
+        <w:pStyle w:val="ListBullet"/>
+      </w:pPr>
+      <w:r>
+        <w:rPr>
+          <w:b/>
+          <w:color w:val="003366"/>
+        </w:rPr>
+        <w:t>Mitigation</w:t>
+      </w:r>
+      <w:r>
+        <w:t xml:space="preserve"> : Diversification, résilience, pricing adaptatif</w:t>
+      </w:r>
+    </w:p>
+    <w:p/>
+    <w:p>
+      <w:r>
+        <w:rPr>
+          <w:color w:val="C8C8C8"/>
+        </w:rPr>
+        <w:t>________________________________________________________________________________</w:t>
+      </w:r>
+    </w:p>
+    <w:p/>
+    <w:p>
+      <w:pPr>
+        <w:pStyle w:val="Heading2"/>
+      </w:pPr>
+      <w:r>
+        <w:t>CONCLUSION</w:t>
+      </w:r>
+    </w:p>
+    <w:p/>
+    <w:p>
+      <w:pPr>
+        <w:pStyle w:val="Heading3"/>
+      </w:pPr>
+      <w:r>
+        <w:t>Opportunité de Marché</w:t>
+      </w:r>
+    </w:p>
+    <w:p/>
+    <w:p>
+      <w:pPr/>
+      <w:r>
+        <w:t xml:space="preserve">Yukpomnang opère dans un </w:t>
+      </w:r>
+      <w:r>
+        <w:rPr>
+          <w:b/>
+          <w:color w:val="003366"/>
         </w:rPr>
         <w:t>marché en croissance exponentielle</w:t>
       </w:r>
       <w:r>
-        <w:t xml:space="preserve"> ($150+ milliards TAM) avec :</w:t>
+        <w:t xml:space="preserve"> (90K FCFA+ milliards TAM) avec :</w:t>
       </w:r>
     </w:p>
     <w:p>
       <w:pPr>
         <w:pStyle w:val="ListBullet"/>
       </w:pPr>
-      <w:r>
-        <w:t>**Digitalisation accélérée** : Adoption services digitaux</w:t>
-      </w:r>
-    </w:p>
-    <w:p>
-      <w:pPr>
-        <w:pStyle w:val="ListBullet"/>
-      </w:pPr>
-      <w:r>
-        <w:t>**Croissance démographique** : Population jeune, urbaine</w:t>
-      </w:r>
-    </w:p>
-    <w:p>
-      <w:pPr>
-        <w:pStyle w:val="ListBullet"/>
-      </w:pPr>
-      <w:r>
-        <w:t>**Classe moyenne émergente** : Pouvoir d'achat croissant</w:t>
-      </w:r>
-    </w:p>
-    <w:p>
-      <w:pPr>
-        <w:pStyle w:val="ListBullet"/>
-      </w:pPr>
-      <w:r>
-        <w:t>**Infrastructure** : 4G/5G, fintech, smartphones</w:t>
-      </w:r>
-    </w:p>
-    <w:p>
-      <w:pPr>
-        <w:pStyle w:val="Heading3"/>
-      </w:pPr>
-      <w:r>
-        <w:t>Positionnement Concurrentiel</w:t>
-      </w:r>
-    </w:p>
-    <w:p>
-      <w:r/>
       <w:r>
         <w:rPr>
           <w:b/>
+          <w:color w:val="003366"/>
+        </w:rPr>
+        <w:t>Digitalisation accélérée</w:t>
+      </w:r>
+      <w:r>
+        <w:t xml:space="preserve"> : Adoption services digitaux</w:t>
+      </w:r>
+    </w:p>
+    <w:p>
+      <w:pPr>
+        <w:pStyle w:val="ListBullet"/>
+      </w:pPr>
+      <w:r>
+        <w:rPr>
+          <w:b/>
+          <w:color w:val="003366"/>
+        </w:rPr>
+        <w:t>Croissance démographique</w:t>
+      </w:r>
+      <w:r>
+        <w:t xml:space="preserve"> : Population jeune, urbaine</w:t>
+      </w:r>
+    </w:p>
+    <w:p>
+      <w:pPr>
+        <w:pStyle w:val="ListBullet"/>
+      </w:pPr>
+      <w:r>
+        <w:rPr>
+          <w:b/>
+          <w:color w:val="003366"/>
+        </w:rPr>
+        <w:t>Classe moyenne émergente</w:t>
+      </w:r>
+      <w:r>
+        <w:t xml:space="preserve"> : Pouvoir d'achat croissant</w:t>
+      </w:r>
+    </w:p>
+    <w:p>
+      <w:pPr>
+        <w:pStyle w:val="ListBullet"/>
+      </w:pPr>
+      <w:r>
+        <w:rPr>
+          <w:b/>
+          <w:color w:val="003366"/>
+        </w:rPr>
+        <w:t>Infrastructure</w:t>
+      </w:r>
+      <w:r>
+        <w:t xml:space="preserve"> : 4G/5G, fintech, smartphones</w:t>
+      </w:r>
+    </w:p>
+    <w:p/>
+    <w:p>
+      <w:pPr>
+        <w:pStyle w:val="Heading3"/>
+      </w:pPr>
+      <w:r>
+        <w:t>Positionnement Concurrentiel</w:t>
+      </w:r>
+    </w:p>
+    <w:p/>
+    <w:p>
+      <w:pPr/>
+      <w:r>
+        <w:rPr>
+          <w:b/>
+          <w:color w:val="003366"/>
         </w:rPr>
         <w:t>Avantages clés</w:t>
       </w:r>
@@ -2736,46 +4294,77 @@
         <w:pStyle w:val="ListBullet"/>
       </w:pPr>
       <w:r>
-        <w:t>**Technologie propriétaire** : IA, performance, scalabilité</w:t>
-      </w:r>
-    </w:p>
-    <w:p>
-      <w:pPr>
-        <w:pStyle w:val="ListBullet"/>
-      </w:pPr>
-      <w:r>
-        <w:t>**Écosystème intégré** : Multi-secteurs unique</w:t>
-      </w:r>
-    </w:p>
-    <w:p>
-      <w:pPr>
-        <w:pStyle w:val="ListBullet"/>
-      </w:pPr>
-      <w:r>
-        <w:t>**Première mover** : Avantage timing</w:t>
-      </w:r>
-    </w:p>
-    <w:p>
-      <w:pPr>
-        <w:pStyle w:val="ListBullet"/>
-      </w:pPr>
-      <w:r>
-        <w:t>**Localisation** : Compréhension marché</w:t>
-      </w:r>
-    </w:p>
-    <w:p>
-      <w:pPr>
-        <w:pStyle w:val="Heading3"/>
-      </w:pPr>
-      <w:r>
-        <w:t>Potentiel de Croissance</w:t>
-      </w:r>
-    </w:p>
-    <w:p>
-      <w:r/>
-      <w:r>
         <w:rPr>
           <w:b/>
+          <w:color w:val="003366"/>
+        </w:rPr>
+        <w:t>Technologie propriétaire</w:t>
+      </w:r>
+      <w:r>
+        <w:t xml:space="preserve"> : IA, performance, scalabilité</w:t>
+      </w:r>
+    </w:p>
+    <w:p>
+      <w:pPr>
+        <w:pStyle w:val="ListBullet"/>
+      </w:pPr>
+      <w:r>
+        <w:rPr>
+          <w:b/>
+          <w:color w:val="003366"/>
+        </w:rPr>
+        <w:t>Écosystème intégré</w:t>
+      </w:r>
+      <w:r>
+        <w:t xml:space="preserve"> : Multi-secteurs unique</w:t>
+      </w:r>
+    </w:p>
+    <w:p>
+      <w:pPr>
+        <w:pStyle w:val="ListBullet"/>
+      </w:pPr>
+      <w:r>
+        <w:rPr>
+          <w:b/>
+          <w:color w:val="003366"/>
+        </w:rPr>
+        <w:t>Première mover</w:t>
+      </w:r>
+      <w:r>
+        <w:t xml:space="preserve"> : Avantage timing</w:t>
+      </w:r>
+    </w:p>
+    <w:p>
+      <w:pPr>
+        <w:pStyle w:val="ListBullet"/>
+      </w:pPr>
+      <w:r>
+        <w:rPr>
+          <w:b/>
+          <w:color w:val="003366"/>
+        </w:rPr>
+        <w:t>Localisation</w:t>
+      </w:r>
+      <w:r>
+        <w:t xml:space="preserve"> : Compréhension marché</w:t>
+      </w:r>
+    </w:p>
+    <w:p/>
+    <w:p>
+      <w:pPr>
+        <w:pStyle w:val="Heading3"/>
+      </w:pPr>
+      <w:r>
+        <w:t>Potentiel de Croissance</w:t>
+      </w:r>
+    </w:p>
+    <w:p/>
+    <w:p>
+      <w:pPr/>
+      <w:r>
+        <w:rPr>
+          <w:b/>
+          <w:color w:val="003366"/>
         </w:rPr>
         <w:t>Projection conservatrice</w:t>
       </w:r>
@@ -2788,46 +4377,83 @@
         <w:pStyle w:val="ListBullet"/>
       </w:pPr>
       <w:r>
-        <w:t>**2026** : $2.5M revenus (Cameroun)</w:t>
-      </w:r>
-    </w:p>
-    <w:p>
-      <w:pPr>
-        <w:pStyle w:val="ListBullet"/>
-      </w:pPr>
-      <w:r>
-        <w:t>**2027** : $12M revenus (3 pays)</w:t>
-      </w:r>
-    </w:p>
-    <w:p>
-      <w:pPr>
-        <w:pStyle w:val="ListBullet"/>
-      </w:pPr>
-      <w:r>
-        <w:t>**2028** : $35M revenus (10+ pays)</w:t>
-      </w:r>
-    </w:p>
-    <w:p>
-      <w:pPr>
-        <w:pStyle w:val="ListBullet"/>
-      </w:pPr>
-      <w:r>
-        <w:t>**2029** : $85M revenus (20+ pays)</w:t>
-      </w:r>
-    </w:p>
-    <w:p>
-      <w:pPr>
-        <w:pStyle w:val="ListBullet"/>
-      </w:pPr>
-      <w:r>
-        <w:t>**2030** : $180M+ revenus (Leader)</w:t>
-      </w:r>
-    </w:p>
-    <w:p>
-      <w:r/>
-      <w:r>
         <w:rPr>
           <w:b/>
+          <w:color w:val="003366"/>
+        </w:rPr>
+        <w:t>2026</w:t>
+      </w:r>
+      <w:r>
+        <w:t xml:space="preserve"> : 1.5 billions FCFArevenus (Cameroun)</w:t>
+      </w:r>
+    </w:p>
+    <w:p>
+      <w:pPr>
+        <w:pStyle w:val="ListBullet"/>
+      </w:pPr>
+      <w:r>
+        <w:rPr>
+          <w:b/>
+          <w:color w:val="003366"/>
+        </w:rPr>
+        <w:t>2027</w:t>
+      </w:r>
+      <w:r>
+        <w:t xml:space="preserve"> : 7.2 billions FCFArevenus (3 pays)</w:t>
+      </w:r>
+    </w:p>
+    <w:p>
+      <w:pPr>
+        <w:pStyle w:val="ListBullet"/>
+      </w:pPr>
+      <w:r>
+        <w:rPr>
+          <w:b/>
+          <w:color w:val="003366"/>
+        </w:rPr>
+        <w:t>2028</w:t>
+      </w:r>
+      <w:r>
+        <w:t xml:space="preserve"> : 21.0 billions FCFArevenus (10+ pays)</w:t>
+      </w:r>
+    </w:p>
+    <w:p>
+      <w:pPr>
+        <w:pStyle w:val="ListBullet"/>
+      </w:pPr>
+      <w:r>
+        <w:rPr>
+          <w:b/>
+          <w:color w:val="003366"/>
+        </w:rPr>
+        <w:t>2029</w:t>
+      </w:r>
+      <w:r>
+        <w:t xml:space="preserve"> : 51.0 billions FCFArevenus (20+ pays)</w:t>
+      </w:r>
+    </w:p>
+    <w:p>
+      <w:pPr>
+        <w:pStyle w:val="ListBullet"/>
+      </w:pPr>
+      <w:r>
+        <w:rPr>
+          <w:b/>
+          <w:color w:val="003366"/>
+        </w:rPr>
+        <w:t>2030</w:t>
+      </w:r>
+      <w:r>
+        <w:t xml:space="preserve"> : 108.0 billions FCFA+ revenus (Leader)</w:t>
+      </w:r>
+    </w:p>
+    <w:p/>
+    <w:p>
+      <w:pPr/>
+      <w:r>
+        <w:rPr>
+          <w:b/>
+          <w:color w:val="003366"/>
         </w:rPr>
         <w:t>ROI Investisseurs</w:t>
       </w:r>
@@ -2835,110 +4461,157 @@
         <w:t xml:space="preserve"> : 10-15x sur 5 ans (conservateur), 20-30x (optimiste)</w:t>
       </w:r>
     </w:p>
-    <w:p>
-      <w:r>
-        <w:t>__________________________________________________</w:t>
-      </w:r>
-    </w:p>
-    <w:p>
-      <w:r>
-        <w:t>__________________________________________________</w:t>
-      </w:r>
-    </w:p>
+    <w:p/>
+    <w:p>
+      <w:r>
+        <w:rPr>
+          <w:color w:val="C8C8C8"/>
+        </w:rPr>
+        <w:t>________________________________________________________________________________</w:t>
+      </w:r>
+    </w:p>
+    <w:p/>
+    <w:p>
+      <w:r>
+        <w:rPr>
+          <w:color w:val="C8C8C8"/>
+        </w:rPr>
+        <w:t>________________________________________________________________________________</w:t>
+      </w:r>
+    </w:p>
+    <w:p/>
     <w:p>
       <w:pPr>
         <w:pStyle w:val="Heading2"/>
       </w:pPr>
       <w:r>
-        <w:t>📚 RÉFÉRENCES</w:t>
-      </w:r>
-    </w:p>
-    <w:p>
-      <w:r>
-        <w:t>[^1]: United Nations, Department of Economic and Social Affairs, Population Division (2023). "World Population Prospects 2022"</w:t>
-      </w:r>
-    </w:p>
-    <w:p>
-      <w:r>
-        <w:t>[^2]: United Nations, Department of Economic and Social Affairs (2022). "World Urbanization Prospects"</w:t>
-      </w:r>
-    </w:p>
-    <w:p>
-      <w:r>
-        <w:t>[^3]: African Development Bank (2023). "African Economic Outlook 2023"</w:t>
-      </w:r>
-    </w:p>
-    <w:p>
-      <w:r>
-        <w:t>[^4]: International Monetary Fund (2024). "World Economic Outlook Database"</w:t>
-      </w:r>
-    </w:p>
-    <w:p>
-      <w:r>
-        <w:t>[^5]: African Development Bank (2024). "African Economic Outlook 2024"</w:t>
-      </w:r>
-    </w:p>
-    <w:p>
-      <w:r>
-        <w:t>[^6]: GSMA (2024). "The Mobile Economy Sub-Saharan Africa 2024"</w:t>
-      </w:r>
-    </w:p>
-    <w:p>
-      <w:r>
-        <w:t>[^7]: ITU (2023). "Measuring Digital Development: Facts and Figures" ; World Bank (2024). "Digital Development in Africa"</w:t>
-      </w:r>
-    </w:p>
-    <w:p>
-      <w:r>
-        <w:t>[^8]: Statista (2024). "E-commerce in Africa - Statistics &amp; Facts" ; McKinsey &amp; Company (2023). "The Future of Work in Africa" ; UNCTAD (2023). "Digital Economy Report 2023"</w:t>
-      </w:r>
-    </w:p>
-    <w:p>
-      <w:r>
-        <w:t>[^9]: Research and Markets (2024). "Africa Last-Mile Delivery Market Report" ; McKinsey &amp; Company (2023). "The Future of African Logistics"</w:t>
-      </w:r>
-    </w:p>
-    <w:p>
-      <w:r>
-        <w:t>[^10]: World Health Organization (2023). "Global Health Expenditure Database" ; McKinsey &amp; Company (2023). "Healthcare in Africa: Opportunities and Challenges"</w:t>
-      </w:r>
-    </w:p>
-    <w:p>
-      <w:r>
-        <w:t>[^11]: World Bank (2024). "Transport in Africa: Challenges and Opportunities" ; African Development Bank (2023). "Infrastructure Development in Africa"</w:t>
-      </w:r>
-    </w:p>
-    <w:p>
-      <w:r>
-        <w:t>[^12]: World Bank (2024). "Housing Finance in Africa" ; African Development Bank (2023). "Urban Development in Africa"</w:t>
-      </w:r>
-    </w:p>
-    <w:p>
-      <w:r>
-        <w:t>[^13]: World Bank (2024). "World Development Indicators" - Données par pays</w:t>
-      </w:r>
-    </w:p>
-    <w:p>
-      <w:r>
-        <w:t>[^14]: Projection basée sur PIB et part de marché réaliste (5-6%) dans secteurs cibles</w:t>
-      </w:r>
-    </w:p>
-    <w:p>
+        <w:t>RÉFÉRENCES</w:t>
+      </w:r>
+    </w:p>
+    <w:p/>
+    <w:p>
+      <w:pPr/>
+      <w:r>
+        <w:t>: United Nations, Department of Economic and Social Affairs, Population Division (2023). "World Population Prospects 2022"</w:t>
+      </w:r>
+    </w:p>
+    <w:p/>
+    <w:p>
+      <w:pPr/>
+      <w:r>
+        <w:t>: United Nations, Department of Economic and Social Affairs (2022). "World Urbanization Prospects"</w:t>
+      </w:r>
+    </w:p>
+    <w:p/>
+    <w:p>
+      <w:pPr/>
+      <w:r>
+        <w:t>: African Development Bank (2023). "African Economic Outlook 2023"</w:t>
+      </w:r>
+    </w:p>
+    <w:p/>
+    <w:p>
+      <w:pPr/>
+      <w:r>
+        <w:t>: International Monetary Fund (2024). "World Economic Outlook Database"</w:t>
+      </w:r>
+    </w:p>
+    <w:p/>
+    <w:p>
+      <w:pPr/>
+      <w:r>
+        <w:t>: African Development Bank (2024). "African Economic Outlook 2024"</w:t>
+      </w:r>
+    </w:p>
+    <w:p/>
+    <w:p>
+      <w:pPr/>
+      <w:r>
+        <w:t>: GSMA (2024). "The Mobile Economy Sub-Saharan Africa 2024"</w:t>
+      </w:r>
+    </w:p>
+    <w:p/>
+    <w:p>
+      <w:pPr/>
+      <w:r>
+        <w:t>: ITU (2023). "Measuring Digital Development: Facts and Figures" ; World Bank (2024). "Digital Development in Africa"</w:t>
+      </w:r>
+    </w:p>
+    <w:p/>
+    <w:p>
+      <w:pPr/>
+      <w:r>
+        <w:t>: Statista (2024). "E-commerce in Africa - Statistics &amp; Facts" ; McKinsey &amp; Company (2023). "The Future of Work in Africa" ; UNCTAD (2023). "Digital Economy Report 2023"</w:t>
+      </w:r>
+    </w:p>
+    <w:p/>
+    <w:p>
+      <w:pPr/>
+      <w:r>
+        <w:t>: Research and Markets (2024). "Africa Last-Mile Delivery Market Report" ; McKinsey &amp; Company (2023). "The Future of African Logistics"</w:t>
+      </w:r>
+    </w:p>
+    <w:p/>
+    <w:p>
+      <w:pPr/>
+      <w:r>
+        <w:t>: World Health Organization (2023). "Global Health Expenditure Database" ; McKinsey &amp; Company (2023). "Healthcare in Africa: Opportunities and Challenges"</w:t>
+      </w:r>
+    </w:p>
+    <w:p/>
+    <w:p>
+      <w:pPr/>
+      <w:r>
+        <w:t>: World Bank (2024). "Transport in Africa: Challenges and Opportunities" ; African Development Bank (2023). "Infrastructure Development in Africa"</w:t>
+      </w:r>
+    </w:p>
+    <w:p/>
+    <w:p>
+      <w:pPr/>
+      <w:r>
+        <w:t>: World Bank (2024). "Housing Finance in Africa" ; African Development Bank (2023). "Urban Development in Africa"</w:t>
+      </w:r>
+    </w:p>
+    <w:p/>
+    <w:p>
+      <w:pPr/>
+      <w:r>
+        <w:t>: World Bank (2024). "World Development Indicators" - Données par pays</w:t>
+      </w:r>
+    </w:p>
+    <w:p/>
+    <w:p>
+      <w:pPr/>
+      <w:r>
+        <w:t>: Projection basée sur PIB et part de marché réaliste (5-6%) dans secteurs cibles</w:t>
+      </w:r>
+    </w:p>
+    <w:p/>
+    <w:p>
+      <w:pPr/>
       <w:r>
         <w:t>*Pour la liste complète des références, voir le document "REFERENCES_SOURCES.md"*</w:t>
       </w:r>
     </w:p>
-    <w:p>
-      <w:r>
-        <w:t>__________________________________________________</w:t>
-      </w:r>
-    </w:p>
-    <w:p>
+    <w:p/>
+    <w:p>
+      <w:r>
+        <w:rPr>
+          <w:color w:val="C8C8C8"/>
+        </w:rPr>
+        <w:t>________________________________________________________________________________</w:t>
+      </w:r>
+    </w:p>
+    <w:p/>
+    <w:p>
+      <w:pPr/>
       <w:r>
         <w:t>*Document confidentiel - Propriété de Yukpomnang - Janvier 2026*</w:t>
       </w:r>
     </w:p>
     <w:sectPr>
+      <w:headerReference w:type="default" r:id="rId9"/>
+      <w:footerReference w:type="default" r:id="rId10"/>
       <w:pgSz w:w="12240" w:h="15840"/>
       <w:pgMar w:top="1440" w:right="1800" w:bottom="1440" w:left="1800" w:header="720" w:footer="720" w:gutter="0"/>
       <w:cols w:space="720"/>
@@ -2946,6 +4619,41 @@
     </w:sectPr>
   </w:body>
 </w:document>
+</file>
+
+<file path=word/footer1.xml><?xml version="1.0" encoding="utf-8"?>
+<w:ftr xmlns:m="http://schemas.openxmlformats.org/officeDocument/2006/math" xmlns:mc="http://schemas.openxmlformats.org/markup-compatibility/2006" xmlns:mo="http://schemas.microsoft.com/office/mac/office/2008/main" xmlns:mv="urn:schemas-microsoft-com:mac:vml" xmlns:o="urn:schemas-microsoft-com:office:office" xmlns:r="http://schemas.openxmlformats.org/officeDocument/2006/relationships" xmlns:v="urn:schemas-microsoft-com:vml" xmlns:w10="urn:schemas-microsoft-com:office:word" xmlns:w14="http://schemas.microsoft.com/office/word/2010/wordml" xmlns:w="http://schemas.openxmlformats.org/wordprocessingml/2006/main" xmlns:wne="http://schemas.microsoft.com/office/word/2006/wordml" xmlns:wp14="http://schemas.microsoft.com/office/word/2010/wordprocessingDrawing" xmlns:wp="http://schemas.openxmlformats.org/drawingml/2006/wordprocessingDrawing" xmlns:wpc="http://schemas.microsoft.com/office/word/2010/wordprocessingCanvas" xmlns:wpg="http://schemas.microsoft.com/office/word/2010/wordprocessingGroup" xmlns:wpi="http://schemas.microsoft.com/office/word/2010/wordprocessingInk" xmlns:wps="http://schemas.microsoft.com/office/word/2010/wordprocessingShape" mc:Ignorable="w14 wp14">
+  <w:p>
+    <w:pPr>
+      <w:pStyle w:val="Footer"/>
+      <w:jc w:val="center"/>
+    </w:pPr>
+    <w:r>
+      <w:rPr>
+        <w:color w:val="808080"/>
+        <w:sz w:val="18"/>
+      </w:rPr>
+      <w:t>Confidentiel - Janvier 2026</w:t>
+    </w:r>
+  </w:p>
+</w:ftr>
+</file>
+
+<file path=word/header1.xml><?xml version="1.0" encoding="utf-8"?>
+<w:hdr xmlns:m="http://schemas.openxmlformats.org/officeDocument/2006/math" xmlns:mc="http://schemas.openxmlformats.org/markup-compatibility/2006" xmlns:mo="http://schemas.microsoft.com/office/mac/office/2008/main" xmlns:mv="urn:schemas-microsoft-com:mac:vml" xmlns:o="urn:schemas-microsoft-com:office:office" xmlns:r="http://schemas.openxmlformats.org/officeDocument/2006/relationships" xmlns:v="urn:schemas-microsoft-com:vml" xmlns:w10="urn:schemas-microsoft-com:office:word" xmlns:w14="http://schemas.microsoft.com/office/word/2010/wordml" xmlns:w="http://schemas.openxmlformats.org/wordprocessingml/2006/main" xmlns:wne="http://schemas.microsoft.com/office/word/2006/wordml" xmlns:wp14="http://schemas.microsoft.com/office/word/2010/wordprocessingDrawing" xmlns:wp="http://schemas.openxmlformats.org/drawingml/2006/wordprocessingDrawing" xmlns:wpc="http://schemas.microsoft.com/office/word/2010/wordprocessingCanvas" xmlns:wpg="http://schemas.microsoft.com/office/word/2010/wordprocessingGroup" xmlns:wpi="http://schemas.microsoft.com/office/word/2010/wordprocessingInk" xmlns:wps="http://schemas.microsoft.com/office/word/2010/wordprocessingShape" mc:Ignorable="w14 wp14">
+  <w:p>
+    <w:pPr>
+      <w:pStyle w:val="Header"/>
+    </w:pPr>
+    <w:r>
+      <w:rPr>
+        <w:color w:val="808080"/>
+        <w:sz w:val="18"/>
+      </w:rPr>
+      <w:t>Yukpomnang - Document Investisseurs</w:t>
+    </w:r>
+  </w:p>
+</w:hdr>
 </file>
 
 <file path=word/numbering.xml><?xml version="1.0" encoding="utf-8"?>
@@ -3311,6 +5019,9 @@
     <w:name w:val="Normal"/>
     <w:qFormat/>
     <w:rsid w:val="00FC693F"/>
+    <w:pPr>
+      <w:spacing w:line="276" w:lineRule="auto" w:after="120"/>
+    </w:pPr>
     <w:rPr>
       <w:rFonts w:ascii="Calibri" w:hAnsi="Calibri"/>
       <w:sz w:val="22"/>
@@ -3375,11 +5086,11 @@
       <w:outlineLvl w:val="0"/>
     </w:pPr>
     <w:rPr>
-      <w:rFonts w:asciiTheme="majorHAnsi" w:eastAsiaTheme="majorEastAsia" w:hAnsiTheme="majorHAnsi" w:cstheme="majorBidi"/>
+      <w:rFonts w:asciiTheme="majorHAnsi" w:eastAsiaTheme="majorEastAsia" w:hAnsiTheme="majorHAnsi" w:cstheme="majorBidi" w:ascii="Calibri" w:hAnsi="Calibri"/>
       <w:b/>
       <w:bCs/>
-      <w:color w:val="365F91" w:themeColor="accent1" w:themeShade="BF"/>
-      <w:sz w:val="28"/>
+      <w:color w:val="003366"/>
+      <w:sz w:val="36"/>
       <w:szCs w:val="28"/>
     </w:rPr>
   </w:style>
@@ -3399,11 +5110,11 @@
       <w:outlineLvl w:val="1"/>
     </w:pPr>
     <w:rPr>
-      <w:rFonts w:asciiTheme="majorHAnsi" w:eastAsiaTheme="majorEastAsia" w:hAnsiTheme="majorHAnsi" w:cstheme="majorBidi"/>
+      <w:rFonts w:asciiTheme="majorHAnsi" w:eastAsiaTheme="majorEastAsia" w:hAnsiTheme="majorHAnsi" w:cstheme="majorBidi" w:ascii="Calibri" w:hAnsi="Calibri"/>
       <w:b/>
       <w:bCs/>
-      <w:color w:val="4F81BD" w:themeColor="accent1"/>
-      <w:sz w:val="26"/>
+      <w:color w:val="003366"/>
+      <w:sz w:val="32"/>
       <w:szCs w:val="26"/>
     </w:rPr>
   </w:style>
@@ -3423,10 +5134,11 @@
       <w:outlineLvl w:val="2"/>
     </w:pPr>
     <w:rPr>
-      <w:rFonts w:asciiTheme="majorHAnsi" w:eastAsiaTheme="majorEastAsia" w:hAnsiTheme="majorHAnsi" w:cstheme="majorBidi"/>
+      <w:rFonts w:asciiTheme="majorHAnsi" w:eastAsiaTheme="majorEastAsia" w:hAnsiTheme="majorHAnsi" w:cstheme="majorBidi" w:ascii="Calibri" w:hAnsi="Calibri"/>
       <w:b/>
       <w:bCs/>
-      <w:color w:val="4F81BD" w:themeColor="accent1"/>
+      <w:color w:val="003366"/>
+      <w:sz w:val="28"/>
     </w:rPr>
   </w:style>
   <w:style w:type="paragraph" w:styleId="Heading4">
@@ -3446,12 +5158,13 @@
       <w:outlineLvl w:val="3"/>
     </w:pPr>
     <w:rPr>
-      <w:rFonts w:asciiTheme="majorHAnsi" w:eastAsiaTheme="majorEastAsia" w:hAnsiTheme="majorHAnsi" w:cstheme="majorBidi"/>
+      <w:rFonts w:asciiTheme="majorHAnsi" w:eastAsiaTheme="majorEastAsia" w:hAnsiTheme="majorHAnsi" w:cstheme="majorBidi" w:ascii="Calibri" w:hAnsi="Calibri"/>
       <w:b/>
       <w:bCs/>
       <w:i/>
       <w:iCs/>
       <w:color w:val="4F81BD" w:themeColor="accent1"/>
+      <w:sz w:val="24"/>
     </w:rPr>
   </w:style>
   <w:style w:type="paragraph" w:styleId="Heading5">
